--- a/10-应急管理/运行记录类文件/JXTX-10-02-翔云系统运维服务项目-应急演练大纲.docx
+++ b/10-应急管理/运行记录类文件/JXTX-10-02-翔云系统运维服务项目-应急演练大纲.docx
@@ -1,10 +1,11 @@
 
 <file path=word/document.xml><?xml version="1.0" encoding="utf-8"?>
-<w:document xmlns:wpc="http://schemas.microsoft.com/office/word/2010/wordprocessingCanvas" xmlns:mc="http://schemas.openxmlformats.org/markup-compatibility/2006" xmlns:o="urn:schemas-microsoft-com:office:office" xmlns:r="http://schemas.openxmlformats.org/officeDocument/2006/relationships" xmlns:m="http://schemas.openxmlformats.org/officeDocument/2006/math" xmlns:v="urn:schemas-microsoft-com:vml" xmlns:wp14="http://schemas.microsoft.com/office/word/2010/wordprocessingDrawing" xmlns:wp="http://schemas.openxmlformats.org/drawingml/2006/wordprocessingDrawing" xmlns:w="http://schemas.openxmlformats.org/wordprocessingml/2006/main" xmlns:w14="http://schemas.microsoft.com/office/word/2010/wordml" xmlns:w10="urn:schemas-microsoft-com:office:word" xmlns:w15="http://schemas.microsoft.com/office/word/2012/wordml" xmlns:wpg="http://schemas.microsoft.com/office/word/2010/wordprocessingGroup" xmlns:wpi="http://schemas.microsoft.com/office/word/2010/wordprocessingInk" xmlns:wne="http://schemas.microsoft.com/office/word/2006/wordml" xmlns:wps="http://schemas.microsoft.com/office/word/2010/wordprocessingShape" xmlns:wpsCustomData="http://www.wps.cn/officeDocument/2013/wpsCustomData" mc:Ignorable="w14 w15 wp14">
+<w:document xmlns:wpc="http://schemas.microsoft.com/office/word/2010/wordprocessingCanvas" xmlns:mc="http://schemas.openxmlformats.org/markup-compatibility/2006" xmlns:o="urn:schemas-microsoft-com:office:office" xmlns:r="http://schemas.openxmlformats.org/officeDocument/2006/relationships" xmlns:m="http://schemas.openxmlformats.org/officeDocument/2006/math" xmlns:v="urn:schemas-microsoft-com:vml" xmlns:wp14="http://schemas.microsoft.com/office/word/2010/wordprocessingDrawing" xmlns:wp="http://schemas.openxmlformats.org/drawingml/2006/wordprocessingDrawing" xmlns:w10="urn:schemas-microsoft-com:office:word" xmlns:w="http://schemas.openxmlformats.org/wordprocessingml/2006/main" xmlns:w14="http://schemas.microsoft.com/office/word/2010/wordml" xmlns:w15="http://schemas.microsoft.com/office/word/2012/wordml" xmlns:wne="http://schemas.microsoft.com/office/word/2006/wordml" xmlns:wpg="http://schemas.microsoft.com/office/word/2010/wordprocessingGroup" xmlns:wpi="http://schemas.microsoft.com/office/word/2010/wordprocessingInk" xmlns:wps="http://schemas.microsoft.com/office/word/2010/wordprocessingShape" mc:Ignorable="w14 w15 wp14">
+  <!-- Generated by Aspose.Words for .NET 13.3.0.1 -->
   <w:body>
     <w:p>
       <w:pPr>
-        <w:pStyle w:val="24"/>
+        <w:pStyle w:val="a"/>
         <w:keepNext w:val="0"/>
         <w:keepLines w:val="0"/>
         <w:pageBreakBefore w:val="0"/>
@@ -24,7 +25,7 @@
       <w:bookmarkStart w:id="0" w:name="_Toc30685"/>
       <w:r>
         <w:drawing>
-          <wp:anchor distT="0" distB="0" distL="114300" distR="114300" simplePos="0" relativeHeight="251661312" behindDoc="1" locked="0" layoutInCell="1" allowOverlap="1">
+          <wp:anchor distT="0" distB="0" distL="114300" distR="114300" simplePos="0" relativeHeight="251660288" behindDoc="1" locked="0" layoutInCell="1" allowOverlap="1">
             <wp:simplePos x="0" y="0"/>
             <wp:positionH relativeFrom="column">
               <wp:posOffset>-19050</wp:posOffset>
@@ -49,7 +50,7 @@
                     </pic:cNvPicPr>
                   </pic:nvPicPr>
                   <pic:blipFill>
-                    <a:blip r:embed="rId7"/>
+                    <a:blip xmlns:r="http://schemas.openxmlformats.org/officeDocument/2006/relationships" r:embed="rId4"/>
                     <a:stretch>
                       <a:fillRect/>
                     </a:stretch>
@@ -75,7 +76,7 @@
       </w:r>
       <w:r>
         <w:drawing>
-          <wp:anchor distT="0" distB="0" distL="114300" distR="114300" simplePos="0" relativeHeight="251660288" behindDoc="1" locked="0" layoutInCell="1" allowOverlap="1">
+          <wp:anchor distT="0" distB="0" distL="114300" distR="114300" simplePos="0" relativeHeight="251659264" behindDoc="1" locked="0" layoutInCell="1" allowOverlap="1">
             <wp:simplePos x="0" y="0"/>
             <wp:positionH relativeFrom="column">
               <wp:posOffset>0</wp:posOffset>
@@ -100,7 +101,7 @@
                     </pic:cNvPicPr>
                   </pic:nvPicPr>
                   <pic:blipFill>
-                    <a:blip r:embed="rId8"/>
+                    <a:blip xmlns:r="http://schemas.openxmlformats.org/officeDocument/2006/relationships" r:embed="rId5"/>
                     <a:stretch>
                       <a:fillRect/>
                     </a:stretch>
@@ -130,7 +131,7 @@
           <w:lang w:val="en-US" w:eastAsia="zh-CN"/>
         </w:rPr>
         <w:drawing>
-          <wp:anchor distT="0" distB="0" distL="114300" distR="114300" simplePos="0" relativeHeight="251659264" behindDoc="1" locked="0" layoutInCell="1" allowOverlap="1">
+          <wp:anchor distT="0" distB="0" distL="114300" distR="114300" simplePos="0" relativeHeight="251658240" behindDoc="1" locked="0" layoutInCell="1" allowOverlap="1">
             <wp:simplePos x="0" y="0"/>
             <wp:positionH relativeFrom="column">
               <wp:posOffset>635</wp:posOffset>
@@ -155,7 +156,7 @@
                     </pic:cNvPicPr>
                   </pic:nvPicPr>
                   <pic:blipFill>
-                    <a:blip r:embed="rId9">
+                    <a:blip xmlns:r="http://schemas.openxmlformats.org/officeDocument/2006/relationships" r:embed="rId6">
                       <a:alphaModFix amt="58000"/>
                       <a:lum contrast="-52000"/>
                     </a:blip>
@@ -189,7 +190,7 @@
     </w:p>
     <w:p>
       <w:pPr>
-        <w:pStyle w:val="25"/>
+        <w:pStyle w:val="a0"/>
         <w:keepNext w:val="0"/>
         <w:keepLines w:val="0"/>
         <w:pageBreakBefore w:val="0"/>
@@ -222,7 +223,7 @@
     </w:p>
     <w:p>
       <w:pPr>
-        <w:pStyle w:val="25"/>
+        <w:pStyle w:val="a0"/>
         <w:keepNext w:val="0"/>
         <w:keepLines w:val="0"/>
         <w:pageBreakBefore w:val="0"/>
@@ -269,11 +270,11 @@
         <w:adjustRightInd w:val="0"/>
         <w:snapToGrid w:val="0"/>
         <w:spacing w:after="624" w:afterLines="200" w:line="219" w:lineRule="auto"/>
-        <w:ind w:left="0" w:leftChars="0" w:right="0" w:rightChars="0" w:firstLine="0" w:firstLineChars="0"/>
+        <w:ind w:left="0" w:right="0" w:firstLine="0" w:leftChars="0" w:rightChars="0" w:firstLineChars="0"/>
         <w:jc w:val="center"/>
         <w:textAlignment w:val="baseline"/>
         <w:rPr>
-          <w:rFonts w:hint="eastAsia" w:ascii="宋体" w:hAnsi="宋体" w:eastAsia="宋体" w:cs="宋体"/>
+          <w:rFonts w:ascii="宋体" w:eastAsia="宋体" w:hAnsi="宋体" w:cs="宋体" w:hint="eastAsia"/>
           <w:sz w:val="24"/>
           <w:szCs w:val="24"/>
           <w:lang w:val="en-US" w:eastAsia="zh-CN"/>
@@ -281,7 +282,7 @@
       </w:pPr>
       <w:r>
         <w:rPr>
-          <w:rFonts w:ascii="宋体" w:hAnsi="宋体" w:eastAsia="宋体" w:cs="宋体"/>
+          <w:rFonts w:ascii="宋体" w:eastAsia="宋体" w:hAnsi="宋体" w:cs="宋体"/>
           <w:b/>
           <w:bCs/>
           <w:spacing w:val="-3"/>
@@ -292,7 +293,7 @@
       </w:r>
       <w:r>
         <w:rPr>
-          <w:rFonts w:hint="eastAsia" w:ascii="宋体" w:hAnsi="宋体" w:eastAsia="宋体" w:cs="宋体"/>
+          <w:rFonts w:ascii="宋体" w:eastAsia="宋体" w:hAnsi="宋体" w:cs="宋体" w:hint="eastAsia"/>
           <w:b/>
           <w:bCs/>
           <w:spacing w:val="-3"/>
@@ -304,7 +305,7 @@
       </w:r>
       <w:r>
         <w:rPr>
-          <w:rFonts w:ascii="宋体" w:hAnsi="宋体" w:eastAsia="宋体" w:cs="宋体"/>
+          <w:rFonts w:ascii="宋体" w:eastAsia="宋体" w:hAnsi="宋体" w:cs="宋体"/>
           <w:b/>
           <w:bCs/>
           <w:spacing w:val="-3"/>
@@ -315,7 +316,7 @@
       </w:r>
       <w:r>
         <w:rPr>
-          <w:rFonts w:hint="eastAsia" w:ascii="宋体" w:hAnsi="宋体" w:cs="宋体"/>
+          <w:rFonts w:ascii="宋体" w:hAnsi="宋体" w:cs="宋体" w:hint="eastAsia"/>
           <w:b/>
           <w:bCs/>
           <w:spacing w:val="-3"/>
@@ -327,7 +328,7 @@
       </w:r>
       <w:r>
         <w:rPr>
-          <w:rFonts w:ascii="宋体" w:hAnsi="宋体" w:eastAsia="宋体" w:cs="宋体"/>
+          <w:rFonts w:ascii="宋体" w:eastAsia="宋体" w:hAnsi="宋体" w:cs="宋体"/>
           <w:b/>
           <w:bCs/>
           <w:spacing w:val="-3"/>
@@ -338,7 +339,7 @@
       </w:r>
       <w:r>
         <w:rPr>
-          <w:rFonts w:hint="eastAsia" w:ascii="宋体" w:hAnsi="宋体" w:cs="宋体"/>
+          <w:rFonts w:ascii="宋体" w:hAnsi="宋体" w:cs="宋体" w:hint="eastAsia"/>
           <w:b/>
           <w:bCs/>
           <w:spacing w:val="-3"/>
@@ -351,18 +352,17 @@
     </w:p>
     <w:tbl>
       <w:tblPr>
-        <w:tblStyle w:val="21"/>
+        <w:tblStyle w:val="TableGrid"/>
         <w:tblW w:w="0" w:type="auto"/>
         <w:jc w:val="center"/>
         <w:tblBorders>
-          <w:top w:val="none" w:color="auto" w:sz="0" w:space="0"/>
-          <w:left w:val="none" w:color="auto" w:sz="0" w:space="0"/>
-          <w:bottom w:val="none" w:color="auto" w:sz="0" w:space="0"/>
-          <w:right w:val="none" w:color="auto" w:sz="0" w:space="0"/>
-          <w:insideH w:val="none" w:color="auto" w:sz="0" w:space="0"/>
-          <w:insideV w:val="none" w:color="auto" w:sz="0" w:space="0"/>
+          <w:top w:val="nil"/>
+          <w:left w:val="nil"/>
+          <w:bottom w:val="nil"/>
+          <w:right w:val="nil"/>
+          <w:insideH w:val="nil"/>
+          <w:insideV w:val="nil"/>
         </w:tblBorders>
-        <w:tblLayout w:type="autofit"/>
         <w:tblCellMar>
           <w:top w:w="0" w:type="dxa"/>
           <w:left w:w="108" w:type="dxa"/>
@@ -376,17 +376,25 @@
       </w:tblGrid>
       <w:tr>
         <w:tblPrEx>
+          <w:tblW w:w="0" w:type="auto"/>
+          <w:jc w:val="center"/>
           <w:tblBorders>
-            <w:top w:val="none" w:color="auto" w:sz="0" w:space="0"/>
-            <w:left w:val="none" w:color="auto" w:sz="0" w:space="0"/>
-            <w:bottom w:val="none" w:color="auto" w:sz="0" w:space="0"/>
-            <w:right w:val="none" w:color="auto" w:sz="0" w:space="0"/>
-            <w:insideH w:val="none" w:color="auto" w:sz="0" w:space="0"/>
-            <w:insideV w:val="none" w:color="auto" w:sz="0" w:space="0"/>
+            <w:top w:val="nil"/>
+            <w:left w:val="nil"/>
+            <w:bottom w:val="nil"/>
+            <w:right w:val="nil"/>
+            <w:insideH w:val="nil"/>
+            <w:insideV w:val="nil"/>
           </w:tblBorders>
+          <w:tblCellMar>
+            <w:top w:w="0" w:type="dxa"/>
+            <w:left w:w="108" w:type="dxa"/>
+            <w:bottom w:w="0" w:type="dxa"/>
+            <w:right w:w="108" w:type="dxa"/>
+          </w:tblCellMar>
         </w:tblPrEx>
         <w:trPr>
-          <w:trHeight w:val="810" w:hRule="atLeast"/>
+          <w:trHeight w:val="810"/>
           <w:jc w:val="center"/>
         </w:trPr>
         <w:tc>
@@ -425,7 +433,7 @@
             </w:r>
             <w:r>
               <w:rPr>
-                <w:rFonts w:hint="default" w:asciiTheme="minorAscii" w:hAnsiTheme="minorAscii" w:eastAsiaTheme="minorEastAsia"/>
+                <w:rFonts w:asciiTheme="minorAscii" w:eastAsiaTheme="minorEastAsia" w:hAnsiTheme="minorAscii" w:hint="default"/>
                 <w:spacing w:val="227"/>
                 <w:sz w:val="21"/>
                 <w:vertAlign w:val="baseline"/>
@@ -480,7 +488,7 @@
             </w:r>
             <w:r>
               <w:rPr>
-                <w:rFonts w:hint="eastAsia" w:asciiTheme="minorAscii" w:hAnsiTheme="minorAscii" w:eastAsiaTheme="minorEastAsia"/>
+                <w:rFonts w:asciiTheme="minorAscii" w:eastAsiaTheme="minorEastAsia" w:hAnsiTheme="minorAscii" w:hint="eastAsia"/>
                 <w:spacing w:val="227"/>
                 <w:sz w:val="21"/>
                 <w:vertAlign w:val="baseline"/>
@@ -502,14 +510,8 @@
       </w:tr>
       <w:tr>
         <w:tblPrEx>
-          <w:tblBorders>
-            <w:top w:val="none" w:color="auto" w:sz="0" w:space="0"/>
-            <w:left w:val="none" w:color="auto" w:sz="0" w:space="0"/>
-            <w:bottom w:val="none" w:color="auto" w:sz="0" w:space="0"/>
-            <w:right w:val="none" w:color="auto" w:sz="0" w:space="0"/>
-            <w:insideH w:val="none" w:color="auto" w:sz="0" w:space="0"/>
-            <w:insideV w:val="none" w:color="auto" w:sz="0" w:space="0"/>
-          </w:tblBorders>
+          <w:tblW w:w="0" w:type="auto"/>
+          <w:jc w:val="center"/>
           <w:tblCellMar>
             <w:top w:w="0" w:type="dxa"/>
             <w:left w:w="108" w:type="dxa"/>
@@ -518,7 +520,7 @@
           </w:tblCellMar>
         </w:tblPrEx>
         <w:trPr>
-          <w:trHeight w:val="810" w:hRule="atLeast"/>
+          <w:trHeight w:val="810"/>
           <w:jc w:val="center"/>
         </w:trPr>
         <w:tc>
@@ -543,7 +545,7 @@
               <w:snapToGrid w:val="0"/>
               <w:textAlignment w:val="baseline"/>
               <w:rPr>
-                <w:rFonts w:hint="default" w:ascii="Arial" w:hAnsi="Arial" w:eastAsia="Arial" w:cs="Arial"/>
+                <w:rFonts w:ascii="Arial" w:eastAsia="Arial" w:hAnsi="Arial" w:cs="Arial" w:hint="default"/>
                 <w:snapToGrid w:val="0"/>
                 <w:color w:val="000000"/>
                 <w:kern w:val="0"/>
@@ -575,7 +577,7 @@
             </w:r>
             <w:r>
               <w:rPr>
-                <w:rFonts w:hint="default" w:asciiTheme="minorAscii" w:hAnsiTheme="minorAscii" w:eastAsiaTheme="minorEastAsia"/>
+                <w:rFonts w:asciiTheme="minorAscii" w:eastAsiaTheme="minorEastAsia" w:hAnsiTheme="minorAscii" w:hint="default"/>
                 <w:spacing w:val="227"/>
                 <w:sz w:val="21"/>
                 <w:vertAlign w:val="baseline"/>
@@ -629,7 +631,7 @@
               <w:snapToGrid w:val="0"/>
               <w:textAlignment w:val="baseline"/>
               <w:rPr>
-                <w:rFonts w:hint="default" w:ascii="Arial" w:hAnsi="Arial" w:eastAsia="Arial" w:cs="Arial"/>
+                <w:rFonts w:ascii="Arial" w:eastAsia="Arial" w:hAnsi="Arial" w:cs="Arial" w:hint="default"/>
                 <w:snapToGrid w:val="0"/>
                 <w:color w:val="000000"/>
                 <w:kern w:val="0"/>
@@ -649,7 +651,7 @@
             </w:r>
             <w:r>
               <w:rPr>
-                <w:rFonts w:hint="eastAsia" w:asciiTheme="minorAscii" w:hAnsiTheme="minorAscii" w:eastAsiaTheme="minorEastAsia"/>
+                <w:rFonts w:asciiTheme="minorAscii" w:eastAsiaTheme="minorEastAsia" w:hAnsiTheme="minorAscii" w:hint="eastAsia"/>
                 <w:spacing w:val="227"/>
                 <w:sz w:val="21"/>
                 <w:vertAlign w:val="baseline"/>
@@ -671,14 +673,8 @@
       </w:tr>
       <w:tr>
         <w:tblPrEx>
-          <w:tblBorders>
-            <w:top w:val="none" w:color="auto" w:sz="0" w:space="0"/>
-            <w:left w:val="none" w:color="auto" w:sz="0" w:space="0"/>
-            <w:bottom w:val="none" w:color="auto" w:sz="0" w:space="0"/>
-            <w:right w:val="none" w:color="auto" w:sz="0" w:space="0"/>
-            <w:insideH w:val="none" w:color="auto" w:sz="0" w:space="0"/>
-            <w:insideV w:val="none" w:color="auto" w:sz="0" w:space="0"/>
-          </w:tblBorders>
+          <w:tblW w:w="0" w:type="auto"/>
+          <w:jc w:val="center"/>
           <w:tblCellMar>
             <w:top w:w="0" w:type="dxa"/>
             <w:left w:w="108" w:type="dxa"/>
@@ -687,7 +683,7 @@
           </w:tblCellMar>
         </w:tblPrEx>
         <w:trPr>
-          <w:trHeight w:val="635" w:hRule="atLeast"/>
+          <w:trHeight w:val="635"/>
           <w:jc w:val="center"/>
         </w:trPr>
         <w:tc>
@@ -738,7 +734,7 @@
             </w:r>
             <w:r>
               <w:rPr>
-                <w:rFonts w:hint="eastAsia" w:asciiTheme="minorAscii" w:hAnsiTheme="minorAscii" w:eastAsiaTheme="minorEastAsia"/>
+                <w:rFonts w:asciiTheme="minorAscii" w:eastAsiaTheme="minorEastAsia" w:hAnsiTheme="minorAscii" w:hint="eastAsia"/>
                 <w:spacing w:val="227"/>
                 <w:sz w:val="21"/>
                 <w:vertAlign w:val="baseline"/>
@@ -792,7 +788,7 @@
             </w:r>
             <w:r>
               <w:rPr>
-                <w:rFonts w:hint="eastAsia" w:asciiTheme="minorAscii" w:hAnsiTheme="minorAscii" w:eastAsiaTheme="minorEastAsia"/>
+                <w:rFonts w:asciiTheme="minorAscii" w:eastAsiaTheme="minorEastAsia" w:hAnsiTheme="minorAscii" w:hint="eastAsia"/>
                 <w:spacing w:val="227"/>
                 <w:sz w:val="21"/>
                 <w:vertAlign w:val="baseline"/>
@@ -853,14 +849,14 @@
         <w:ind w:left="3634"/>
         <w:textAlignment w:val="baseline"/>
         <w:rPr>
-          <w:rFonts w:ascii="宋体" w:hAnsi="宋体" w:eastAsia="宋体" w:cs="宋体"/>
+          <w:rFonts w:ascii="宋体" w:eastAsia="宋体" w:hAnsi="宋体" w:cs="宋体"/>
           <w:sz w:val="31"/>
           <w:szCs w:val="31"/>
         </w:rPr>
       </w:pPr>
       <w:r>
         <w:rPr>
-          <w:rFonts w:ascii="宋体" w:hAnsi="宋体" w:eastAsia="宋体" w:cs="宋体"/>
+          <w:rFonts w:ascii="宋体" w:eastAsia="宋体" w:hAnsi="宋体" w:cs="宋体"/>
           <w:b/>
           <w:bCs/>
           <w:spacing w:val="4"/>
@@ -872,16 +868,16 @@
     </w:p>
     <w:tbl>
       <w:tblPr>
-        <w:tblStyle w:val="26"/>
+        <w:tblStyle w:val="TableNormal0"/>
         <w:tblW w:w="8214" w:type="dxa"/>
         <w:jc w:val="center"/>
         <w:tblBorders>
-          <w:top w:val="single" w:color="000000" w:sz="2" w:space="0"/>
-          <w:left w:val="single" w:color="000000" w:sz="2" w:space="0"/>
-          <w:bottom w:val="single" w:color="000000" w:sz="2" w:space="0"/>
-          <w:right w:val="single" w:color="000000" w:sz="2" w:space="0"/>
-          <w:insideH w:val="single" w:color="000000" w:sz="2" w:space="0"/>
-          <w:insideV w:val="single" w:color="000000" w:sz="2" w:space="0"/>
+          <w:top w:val="single" w:sz="2" w:space="0" w:color="000000"/>
+          <w:left w:val="single" w:sz="2" w:space="0" w:color="000000"/>
+          <w:bottom w:val="single" w:sz="2" w:space="0" w:color="000000"/>
+          <w:right w:val="single" w:sz="2" w:space="0" w:color="000000"/>
+          <w:insideH w:val="single" w:sz="2" w:space="0" w:color="000000"/>
+          <w:insideV w:val="single" w:sz="2" w:space="0" w:color="000000"/>
         </w:tblBorders>
         <w:tblLayout w:type="fixed"/>
         <w:tblCellMar>
@@ -901,14 +897,17 @@
       </w:tblGrid>
       <w:tr>
         <w:tblPrEx>
+          <w:tblW w:w="8214" w:type="dxa"/>
+          <w:jc w:val="center"/>
           <w:tblBorders>
-            <w:top w:val="single" w:color="000000" w:sz="2" w:space="0"/>
-            <w:left w:val="single" w:color="000000" w:sz="2" w:space="0"/>
-            <w:bottom w:val="single" w:color="000000" w:sz="2" w:space="0"/>
-            <w:right w:val="single" w:color="000000" w:sz="2" w:space="0"/>
-            <w:insideH w:val="single" w:color="000000" w:sz="2" w:space="0"/>
-            <w:insideV w:val="single" w:color="000000" w:sz="2" w:space="0"/>
+            <w:top w:val="single" w:sz="2" w:space="0" w:color="000000"/>
+            <w:left w:val="single" w:sz="2" w:space="0" w:color="000000"/>
+            <w:bottom w:val="single" w:sz="2" w:space="0" w:color="000000"/>
+            <w:right w:val="single" w:sz="2" w:space="0" w:color="000000"/>
+            <w:insideH w:val="single" w:sz="2" w:space="0" w:color="000000"/>
+            <w:insideV w:val="single" w:sz="2" w:space="0" w:color="000000"/>
           </w:tblBorders>
+          <w:tblLayout w:type="fixed"/>
           <w:tblCellMar>
             <w:top w:w="0" w:type="dxa"/>
             <w:left w:w="0" w:type="dxa"/>
@@ -917,7 +916,7 @@
           </w:tblCellMar>
         </w:tblPrEx>
         <w:trPr>
-          <w:trHeight w:val="593" w:hRule="atLeast"/>
+          <w:trHeight w:val="593"/>
           <w:jc w:val="center"/>
         </w:trPr>
         <w:tc>
@@ -939,18 +938,18 @@
               <w:adjustRightInd w:val="0"/>
               <w:snapToGrid w:val="0"/>
               <w:spacing w:before="176" w:line="228" w:lineRule="auto"/>
-              <w:ind w:left="0" w:leftChars="0" w:right="0" w:rightChars="0" w:firstLine="0" w:firstLineChars="0"/>
+              <w:ind w:left="0" w:right="0" w:firstLine="0" w:leftChars="0" w:rightChars="0" w:firstLineChars="0"/>
               <w:jc w:val="center"/>
               <w:textAlignment w:val="baseline"/>
               <w:rPr>
-                <w:rFonts w:ascii="宋体" w:hAnsi="宋体" w:eastAsia="宋体" w:cs="宋体"/>
+                <w:rFonts w:ascii="宋体" w:eastAsia="宋体" w:hAnsi="宋体" w:cs="宋体"/>
                 <w:sz w:val="20"/>
                 <w:szCs w:val="20"/>
               </w:rPr>
             </w:pPr>
             <w:r>
               <w:rPr>
-                <w:rFonts w:hint="eastAsia" w:ascii="宋体" w:hAnsi="宋体" w:cs="宋体"/>
+                <w:rFonts w:ascii="宋体" w:hAnsi="宋体" w:cs="宋体" w:hint="eastAsia"/>
                 <w:spacing w:val="-14"/>
                 <w:sz w:val="20"/>
                 <w:szCs w:val="20"/>
@@ -960,7 +959,7 @@
             </w:r>
             <w:r>
               <w:rPr>
-                <w:rFonts w:ascii="宋体" w:hAnsi="宋体" w:eastAsia="宋体" w:cs="宋体"/>
+                <w:rFonts w:ascii="宋体" w:eastAsia="宋体" w:hAnsi="宋体" w:cs="宋体"/>
                 <w:spacing w:val="-14"/>
                 <w:sz w:val="20"/>
                 <w:szCs w:val="20"/>
@@ -988,18 +987,18 @@
               <w:adjustRightInd w:val="0"/>
               <w:snapToGrid w:val="0"/>
               <w:spacing w:before="175" w:line="227" w:lineRule="auto"/>
-              <w:ind w:left="0" w:leftChars="0" w:right="0" w:rightChars="0" w:firstLine="0" w:firstLineChars="0"/>
+              <w:ind w:left="0" w:right="0" w:firstLine="0" w:leftChars="0" w:rightChars="0" w:firstLineChars="0"/>
               <w:jc w:val="center"/>
               <w:textAlignment w:val="baseline"/>
               <w:rPr>
-                <w:rFonts w:ascii="宋体" w:hAnsi="宋体" w:eastAsia="宋体" w:cs="宋体"/>
+                <w:rFonts w:ascii="宋体" w:eastAsia="宋体" w:hAnsi="宋体" w:cs="宋体"/>
                 <w:sz w:val="20"/>
                 <w:szCs w:val="20"/>
               </w:rPr>
             </w:pPr>
             <w:r>
               <w:rPr>
-                <w:rFonts w:ascii="宋体" w:hAnsi="宋体" w:eastAsia="宋体" w:cs="宋体"/>
+                <w:rFonts w:ascii="宋体" w:eastAsia="宋体" w:hAnsi="宋体" w:cs="宋体"/>
                 <w:spacing w:val="4"/>
                 <w:sz w:val="20"/>
                 <w:szCs w:val="20"/>
@@ -1027,18 +1026,18 @@
               <w:adjustRightInd w:val="0"/>
               <w:snapToGrid w:val="0"/>
               <w:spacing w:before="175" w:line="228" w:lineRule="auto"/>
-              <w:ind w:left="0" w:leftChars="0" w:right="0" w:rightChars="0" w:firstLine="0" w:firstLineChars="0"/>
+              <w:ind w:left="0" w:right="0" w:firstLine="0" w:leftChars="0" w:rightChars="0" w:firstLineChars="0"/>
               <w:jc w:val="center"/>
               <w:textAlignment w:val="baseline"/>
               <w:rPr>
-                <w:rFonts w:ascii="宋体" w:hAnsi="宋体" w:eastAsia="宋体" w:cs="宋体"/>
+                <w:rFonts w:ascii="宋体" w:eastAsia="宋体" w:hAnsi="宋体" w:cs="宋体"/>
                 <w:sz w:val="20"/>
                 <w:szCs w:val="20"/>
               </w:rPr>
             </w:pPr>
             <w:r>
               <w:rPr>
-                <w:rFonts w:ascii="宋体" w:hAnsi="宋体" w:eastAsia="宋体" w:cs="宋体"/>
+                <w:rFonts w:ascii="宋体" w:eastAsia="宋体" w:hAnsi="宋体" w:cs="宋体"/>
                 <w:spacing w:val="7"/>
                 <w:sz w:val="20"/>
                 <w:szCs w:val="20"/>
@@ -1066,11 +1065,11 @@
               <w:adjustRightInd w:val="0"/>
               <w:snapToGrid w:val="0"/>
               <w:spacing w:before="175" w:line="228" w:lineRule="auto"/>
-              <w:ind w:left="0" w:leftChars="0" w:right="0" w:rightChars="0" w:firstLine="0" w:firstLineChars="0"/>
+              <w:ind w:left="0" w:right="0" w:firstLine="0" w:leftChars="0" w:rightChars="0" w:firstLineChars="0"/>
               <w:jc w:val="center"/>
               <w:textAlignment w:val="baseline"/>
               <w:rPr>
-                <w:rFonts w:hint="eastAsia" w:ascii="宋体" w:hAnsi="宋体" w:eastAsia="宋体" w:cs="宋体"/>
+                <w:rFonts w:ascii="宋体" w:eastAsia="宋体" w:hAnsi="宋体" w:cs="宋体" w:hint="eastAsia"/>
                 <w:spacing w:val="7"/>
                 <w:sz w:val="20"/>
                 <w:szCs w:val="20"/>
@@ -1079,7 +1078,7 @@
             </w:pPr>
             <w:r>
               <w:rPr>
-                <w:rFonts w:hint="eastAsia" w:ascii="宋体" w:hAnsi="宋体" w:cs="宋体"/>
+                <w:rFonts w:ascii="宋体" w:hAnsi="宋体" w:cs="宋体" w:hint="eastAsia"/>
                 <w:spacing w:val="7"/>
                 <w:sz w:val="20"/>
                 <w:szCs w:val="20"/>
@@ -1108,11 +1107,11 @@
               <w:adjustRightInd w:val="0"/>
               <w:snapToGrid w:val="0"/>
               <w:spacing w:before="175" w:line="228" w:lineRule="auto"/>
-              <w:ind w:left="0" w:leftChars="0" w:right="0" w:rightChars="0" w:firstLine="0" w:firstLineChars="0"/>
+              <w:ind w:left="0" w:right="0" w:firstLine="0" w:leftChars="0" w:rightChars="0" w:firstLineChars="0"/>
               <w:jc w:val="center"/>
               <w:textAlignment w:val="baseline"/>
               <w:rPr>
-                <w:rFonts w:hint="default" w:ascii="宋体" w:hAnsi="宋体" w:cs="宋体"/>
+                <w:rFonts w:ascii="宋体" w:hAnsi="宋体" w:cs="宋体" w:hint="default"/>
                 <w:spacing w:val="7"/>
                 <w:sz w:val="20"/>
                 <w:szCs w:val="20"/>
@@ -1121,7 +1120,7 @@
             </w:pPr>
             <w:r>
               <w:rPr>
-                <w:rFonts w:hint="eastAsia" w:ascii="宋体" w:hAnsi="宋体" w:cs="宋体"/>
+                <w:rFonts w:ascii="宋体" w:hAnsi="宋体" w:cs="宋体" w:hint="eastAsia"/>
                 <w:spacing w:val="7"/>
                 <w:sz w:val="20"/>
                 <w:szCs w:val="20"/>
@@ -1150,18 +1149,18 @@
               <w:adjustRightInd w:val="0"/>
               <w:snapToGrid w:val="0"/>
               <w:spacing w:before="176" w:line="229" w:lineRule="auto"/>
-              <w:ind w:left="0" w:leftChars="0" w:right="0" w:rightChars="0" w:firstLine="0" w:firstLineChars="0"/>
+              <w:ind w:left="0" w:right="0" w:firstLine="0" w:leftChars="0" w:rightChars="0" w:firstLineChars="0"/>
               <w:jc w:val="center"/>
               <w:textAlignment w:val="baseline"/>
               <w:rPr>
-                <w:rFonts w:ascii="宋体" w:hAnsi="宋体" w:eastAsia="宋体" w:cs="宋体"/>
+                <w:rFonts w:ascii="宋体" w:eastAsia="宋体" w:hAnsi="宋体" w:cs="宋体"/>
                 <w:sz w:val="20"/>
                 <w:szCs w:val="20"/>
               </w:rPr>
             </w:pPr>
             <w:r>
               <w:rPr>
-                <w:rFonts w:ascii="宋体" w:hAnsi="宋体" w:eastAsia="宋体" w:cs="宋体"/>
+                <w:rFonts w:ascii="宋体" w:eastAsia="宋体" w:hAnsi="宋体" w:cs="宋体"/>
                 <w:spacing w:val="7"/>
                 <w:sz w:val="20"/>
                 <w:szCs w:val="20"/>
@@ -1173,14 +1172,9 @@
       </w:tr>
       <w:tr>
         <w:tblPrEx>
-          <w:tblBorders>
-            <w:top w:val="single" w:color="000000" w:sz="2" w:space="0"/>
-            <w:left w:val="single" w:color="000000" w:sz="2" w:space="0"/>
-            <w:bottom w:val="single" w:color="000000" w:sz="2" w:space="0"/>
-            <w:right w:val="single" w:color="000000" w:sz="2" w:space="0"/>
-            <w:insideH w:val="single" w:color="000000" w:sz="2" w:space="0"/>
-            <w:insideV w:val="single" w:color="000000" w:sz="2" w:space="0"/>
-          </w:tblBorders>
+          <w:tblW w:w="8214" w:type="dxa"/>
+          <w:jc w:val="center"/>
+          <w:tblLayout w:type="fixed"/>
           <w:tblCellMar>
             <w:top w:w="0" w:type="dxa"/>
             <w:left w:w="0" w:type="dxa"/>
@@ -1189,7 +1183,7 @@
           </w:tblCellMar>
         </w:tblPrEx>
         <w:trPr>
-          <w:trHeight w:val="516" w:hRule="atLeast"/>
+          <w:trHeight w:val="516"/>
           <w:jc w:val="center"/>
         </w:trPr>
         <w:tc>
@@ -1211,11 +1205,11 @@
               <w:adjustRightInd w:val="0"/>
               <w:snapToGrid w:val="0"/>
               <w:spacing w:before="173" w:line="267" w:lineRule="exact"/>
-              <w:ind w:left="0" w:leftChars="0" w:right="0" w:rightChars="0" w:firstLine="0" w:firstLineChars="0"/>
+              <w:ind w:left="0" w:right="0" w:firstLine="0" w:leftChars="0" w:rightChars="0" w:firstLineChars="0"/>
               <w:jc w:val="center"/>
               <w:textAlignment w:val="baseline"/>
               <w:rPr>
-                <w:rFonts w:hint="default" w:ascii="宋体" w:hAnsi="宋体" w:eastAsia="宋体" w:cs="宋体"/>
+                <w:rFonts w:ascii="宋体" w:eastAsia="宋体" w:hAnsi="宋体" w:cs="宋体" w:hint="default"/>
                 <w:sz w:val="20"/>
                 <w:szCs w:val="20"/>
                 <w:lang w:val="en-US"/>
@@ -1223,7 +1217,7 @@
             </w:pPr>
             <w:r>
               <w:rPr>
-                <w:rFonts w:ascii="宋体" w:hAnsi="宋体" w:eastAsia="宋体" w:cs="宋体"/>
+                <w:rFonts w:ascii="宋体" w:eastAsia="宋体" w:hAnsi="宋体" w:cs="宋体"/>
                 <w:spacing w:val="3"/>
                 <w:position w:val="1"/>
                 <w:sz w:val="20"/>
@@ -1233,7 +1227,7 @@
             </w:r>
             <w:r>
               <w:rPr>
-                <w:rFonts w:hint="eastAsia" w:ascii="宋体" w:hAnsi="宋体" w:cs="宋体"/>
+                <w:rFonts w:ascii="宋体" w:hAnsi="宋体" w:cs="宋体" w:hint="eastAsia"/>
                 <w:spacing w:val="3"/>
                 <w:position w:val="1"/>
                 <w:sz w:val="20"/>
@@ -1244,7 +1238,7 @@
             </w:r>
             <w:r>
               <w:rPr>
-                <w:rFonts w:ascii="宋体" w:hAnsi="宋体" w:eastAsia="宋体" w:cs="宋体"/>
+                <w:rFonts w:ascii="宋体" w:eastAsia="宋体" w:hAnsi="宋体" w:cs="宋体"/>
                 <w:spacing w:val="3"/>
                 <w:position w:val="1"/>
                 <w:sz w:val="20"/>
@@ -1254,7 +1248,7 @@
             </w:r>
             <w:r>
               <w:rPr>
-                <w:rFonts w:hint="eastAsia" w:ascii="宋体" w:hAnsi="宋体" w:cs="宋体"/>
+                <w:rFonts w:ascii="宋体" w:hAnsi="宋体" w:cs="宋体" w:hint="eastAsia"/>
                 <w:spacing w:val="3"/>
                 <w:position w:val="1"/>
                 <w:sz w:val="20"/>
@@ -1284,18 +1278,18 @@
               <w:adjustRightInd w:val="0"/>
               <w:snapToGrid w:val="0"/>
               <w:spacing w:before="173" w:line="267" w:lineRule="exact"/>
-              <w:ind w:left="0" w:leftChars="0" w:right="0" w:rightChars="0" w:firstLine="0" w:firstLineChars="0"/>
+              <w:ind w:left="0" w:right="0" w:firstLine="0" w:leftChars="0" w:rightChars="0" w:firstLineChars="0"/>
               <w:jc w:val="center"/>
               <w:textAlignment w:val="baseline"/>
               <w:rPr>
-                <w:rFonts w:ascii="宋体" w:hAnsi="宋体" w:eastAsia="宋体" w:cs="宋体"/>
+                <w:rFonts w:ascii="宋体" w:eastAsia="宋体" w:hAnsi="宋体" w:cs="宋体"/>
                 <w:sz w:val="20"/>
                 <w:szCs w:val="20"/>
               </w:rPr>
             </w:pPr>
             <w:r>
               <w:rPr>
-                <w:rFonts w:ascii="宋体" w:hAnsi="宋体" w:eastAsia="宋体" w:cs="宋体"/>
+                <w:rFonts w:ascii="宋体" w:eastAsia="宋体" w:hAnsi="宋体" w:cs="宋体"/>
                 <w:spacing w:val="4"/>
                 <w:position w:val="1"/>
                 <w:sz w:val="20"/>
@@ -1324,18 +1318,18 @@
               <w:adjustRightInd w:val="0"/>
               <w:snapToGrid w:val="0"/>
               <w:spacing w:before="172" w:line="228" w:lineRule="auto"/>
-              <w:ind w:left="0" w:leftChars="0" w:right="0" w:rightChars="0" w:firstLine="0" w:firstLineChars="0"/>
+              <w:ind w:left="0" w:right="0" w:firstLine="0" w:leftChars="0" w:rightChars="0" w:firstLineChars="0"/>
               <w:jc w:val="center"/>
               <w:textAlignment w:val="baseline"/>
               <w:rPr>
-                <w:rFonts w:ascii="宋体" w:hAnsi="宋体" w:eastAsia="宋体" w:cs="宋体"/>
+                <w:rFonts w:ascii="宋体" w:eastAsia="宋体" w:hAnsi="宋体" w:cs="宋体"/>
                 <w:sz w:val="20"/>
                 <w:szCs w:val="20"/>
               </w:rPr>
             </w:pPr>
             <w:r>
               <w:rPr>
-                <w:rFonts w:ascii="宋体" w:hAnsi="宋体" w:eastAsia="宋体" w:cs="宋体"/>
+                <w:rFonts w:ascii="宋体" w:eastAsia="宋体" w:hAnsi="宋体" w:cs="宋体"/>
                 <w:spacing w:val="200"/>
                 <w:kern w:val="0"/>
                 <w:sz w:val="20"/>
@@ -1345,7 +1339,7 @@
             </w:r>
             <w:r>
               <w:rPr>
-                <w:rFonts w:ascii="宋体" w:hAnsi="宋体" w:eastAsia="宋体" w:cs="宋体"/>
+                <w:rFonts w:ascii="宋体" w:eastAsia="宋体" w:hAnsi="宋体" w:cs="宋体"/>
                 <w:spacing w:val="0"/>
                 <w:kern w:val="0"/>
                 <w:sz w:val="20"/>
@@ -1374,11 +1368,11 @@
               <w:adjustRightInd w:val="0"/>
               <w:snapToGrid w:val="0"/>
               <w:spacing w:before="173" w:line="229" w:lineRule="auto"/>
-              <w:ind w:left="0" w:leftChars="0" w:right="0" w:rightChars="0" w:firstLine="0" w:firstLineChars="0"/>
+              <w:ind w:left="0" w:right="0" w:firstLine="0" w:leftChars="0" w:rightChars="0" w:firstLineChars="0"/>
               <w:jc w:val="center"/>
               <w:textAlignment w:val="baseline"/>
               <w:rPr>
-                <w:rFonts w:ascii="宋体" w:hAnsi="宋体" w:eastAsia="宋体" w:cs="宋体"/>
+                <w:rFonts w:ascii="宋体" w:eastAsia="宋体" w:hAnsi="宋体" w:cs="宋体"/>
                 <w:spacing w:val="200"/>
                 <w:kern w:val="0"/>
                 <w:sz w:val="20"/>
@@ -1387,7 +1381,7 @@
             </w:pPr>
             <w:r>
               <w:rPr>
-                <w:rFonts w:hint="eastAsia" w:asciiTheme="minorAscii" w:hAnsiTheme="minorAscii" w:eastAsiaTheme="minorEastAsia"/>
+                <w:rFonts w:asciiTheme="minorAscii" w:eastAsiaTheme="minorEastAsia" w:hAnsiTheme="minorAscii" w:hint="eastAsia"/>
                 <w:spacing w:val="0"/>
                 <w:kern w:val="0"/>
                 <w:sz w:val="21"/>
@@ -1417,11 +1411,11 @@
               <w:adjustRightInd w:val="0"/>
               <w:snapToGrid w:val="0"/>
               <w:spacing w:before="172" w:line="228" w:lineRule="auto"/>
-              <w:ind w:left="0" w:leftChars="0" w:right="0" w:rightChars="0" w:firstLine="0" w:firstLineChars="0"/>
+              <w:ind w:left="0" w:right="0" w:firstLine="0" w:leftChars="0" w:rightChars="0" w:firstLineChars="0"/>
               <w:jc w:val="center"/>
               <w:textAlignment w:val="baseline"/>
               <w:rPr>
-                <w:rFonts w:ascii="宋体" w:hAnsi="宋体" w:eastAsia="宋体" w:cs="宋体"/>
+                <w:rFonts w:ascii="宋体" w:eastAsia="宋体" w:hAnsi="宋体" w:cs="宋体"/>
                 <w:spacing w:val="200"/>
                 <w:kern w:val="0"/>
                 <w:sz w:val="20"/>
@@ -1430,7 +1424,7 @@
             </w:pPr>
             <w:r>
               <w:rPr>
-                <w:rFonts w:hint="eastAsia" w:ascii="宋体" w:hAnsi="宋体" w:eastAsia="宋体" w:cs="宋体"/>
+                <w:rFonts w:ascii="宋体" w:eastAsia="宋体" w:hAnsi="宋体" w:cs="宋体" w:hint="eastAsia"/>
                 <w:spacing w:val="200"/>
                 <w:kern w:val="0"/>
                 <w:sz w:val="20"/>
@@ -1440,7 +1434,7 @@
             </w:r>
             <w:r>
               <w:rPr>
-                <w:rFonts w:hint="eastAsia" w:asciiTheme="minorAscii" w:hAnsiTheme="minorAscii" w:eastAsiaTheme="minorEastAsia"/>
+                <w:rFonts w:asciiTheme="minorAscii" w:eastAsiaTheme="minorEastAsia" w:hAnsiTheme="minorAscii" w:hint="eastAsia"/>
                 <w:spacing w:val="0"/>
                 <w:kern w:val="0"/>
                 <w:sz w:val="21"/>
@@ -1470,18 +1464,18 @@
               <w:adjustRightInd w:val="0"/>
               <w:snapToGrid w:val="0"/>
               <w:spacing w:before="173" w:line="229" w:lineRule="auto"/>
-              <w:ind w:left="0" w:leftChars="0" w:right="0" w:rightChars="0" w:firstLine="0" w:firstLineChars="0"/>
+              <w:ind w:left="0" w:right="0" w:firstLine="0" w:leftChars="0" w:rightChars="0" w:firstLineChars="0"/>
               <w:jc w:val="center"/>
               <w:textAlignment w:val="baseline"/>
               <w:rPr>
-                <w:rFonts w:ascii="宋体" w:hAnsi="宋体" w:eastAsia="宋体" w:cs="宋体"/>
+                <w:rFonts w:ascii="宋体" w:eastAsia="宋体" w:hAnsi="宋体" w:cs="宋体"/>
                 <w:sz w:val="20"/>
                 <w:szCs w:val="20"/>
               </w:rPr>
             </w:pPr>
             <w:r>
               <w:rPr>
-                <w:rFonts w:hint="eastAsia" w:asciiTheme="minorAscii" w:hAnsiTheme="minorAscii" w:eastAsiaTheme="minorEastAsia"/>
+                <w:rFonts w:asciiTheme="minorAscii" w:eastAsiaTheme="minorEastAsia" w:hAnsiTheme="minorAscii" w:hint="eastAsia"/>
                 <w:spacing w:val="0"/>
                 <w:kern w:val="0"/>
                 <w:sz w:val="21"/>
@@ -1495,14 +1489,9 @@
       </w:tr>
       <w:tr>
         <w:tblPrEx>
-          <w:tblBorders>
-            <w:top w:val="single" w:color="000000" w:sz="2" w:space="0"/>
-            <w:left w:val="single" w:color="000000" w:sz="2" w:space="0"/>
-            <w:bottom w:val="single" w:color="000000" w:sz="2" w:space="0"/>
-            <w:right w:val="single" w:color="000000" w:sz="2" w:space="0"/>
-            <w:insideH w:val="single" w:color="000000" w:sz="2" w:space="0"/>
-            <w:insideV w:val="single" w:color="000000" w:sz="2" w:space="0"/>
-          </w:tblBorders>
+          <w:tblW w:w="8214" w:type="dxa"/>
+          <w:jc w:val="center"/>
+          <w:tblLayout w:type="fixed"/>
           <w:tblCellMar>
             <w:top w:w="0" w:type="dxa"/>
             <w:left w:w="0" w:type="dxa"/>
@@ -1511,7 +1500,7 @@
           </w:tblCellMar>
         </w:tblPrEx>
         <w:trPr>
-          <w:trHeight w:val="556" w:hRule="atLeast"/>
+          <w:trHeight w:val="556"/>
           <w:jc w:val="center"/>
         </w:trPr>
         <w:tc>
@@ -1520,7 +1509,7 @@
           </w:tcPr>
           <w:p>
             <w:pPr>
-              <w:pStyle w:val="27"/>
+              <w:pStyle w:val="TableText"/>
               <w:keepNext w:val="0"/>
               <w:keepLines w:val="0"/>
               <w:pageBreakBefore w:val="0"/>
@@ -1533,7 +1522,7 @@
               <w:bidi w:val="0"/>
               <w:adjustRightInd w:val="0"/>
               <w:snapToGrid w:val="0"/>
-              <w:ind w:left="0" w:leftChars="0" w:right="0" w:rightChars="0" w:firstLine="0" w:firstLineChars="0"/>
+              <w:ind w:left="0" w:right="0" w:firstLine="0" w:leftChars="0" w:rightChars="0" w:firstLineChars="0"/>
               <w:jc w:val="center"/>
               <w:textAlignment w:val="baseline"/>
             </w:pPr>
@@ -1545,7 +1534,7 @@
           </w:tcPr>
           <w:p>
             <w:pPr>
-              <w:pStyle w:val="27"/>
+              <w:pStyle w:val="TableText"/>
               <w:keepNext w:val="0"/>
               <w:keepLines w:val="0"/>
               <w:pageBreakBefore w:val="0"/>
@@ -1558,7 +1547,7 @@
               <w:bidi w:val="0"/>
               <w:adjustRightInd w:val="0"/>
               <w:snapToGrid w:val="0"/>
-              <w:ind w:left="0" w:leftChars="0" w:right="0" w:rightChars="0" w:firstLine="0" w:firstLineChars="0"/>
+              <w:ind w:left="0" w:right="0" w:firstLine="0" w:leftChars="0" w:rightChars="0" w:firstLineChars="0"/>
               <w:jc w:val="center"/>
               <w:textAlignment w:val="baseline"/>
             </w:pPr>
@@ -1570,7 +1559,7 @@
           </w:tcPr>
           <w:p>
             <w:pPr>
-              <w:pStyle w:val="27"/>
+              <w:pStyle w:val="TableText"/>
               <w:keepNext w:val="0"/>
               <w:keepLines w:val="0"/>
               <w:pageBreakBefore w:val="0"/>
@@ -1583,7 +1572,7 @@
               <w:bidi w:val="0"/>
               <w:adjustRightInd w:val="0"/>
               <w:snapToGrid w:val="0"/>
-              <w:ind w:left="0" w:leftChars="0" w:right="0" w:rightChars="0" w:firstLine="0" w:firstLineChars="0"/>
+              <w:ind w:left="0" w:right="0" w:firstLine="0" w:leftChars="0" w:rightChars="0" w:firstLineChars="0"/>
               <w:jc w:val="center"/>
               <w:textAlignment w:val="baseline"/>
             </w:pPr>
@@ -1595,7 +1584,7 @@
           </w:tcPr>
           <w:p>
             <w:pPr>
-              <w:pStyle w:val="27"/>
+              <w:pStyle w:val="TableText"/>
               <w:keepNext w:val="0"/>
               <w:keepLines w:val="0"/>
               <w:pageBreakBefore w:val="0"/>
@@ -1608,7 +1597,7 @@
               <w:bidi w:val="0"/>
               <w:adjustRightInd w:val="0"/>
               <w:snapToGrid w:val="0"/>
-              <w:ind w:left="0" w:leftChars="0" w:right="0" w:rightChars="0" w:firstLine="0" w:firstLineChars="0"/>
+              <w:ind w:left="0" w:right="0" w:firstLine="0" w:leftChars="0" w:rightChars="0" w:firstLineChars="0"/>
               <w:jc w:val="center"/>
               <w:textAlignment w:val="baseline"/>
             </w:pPr>
@@ -1620,7 +1609,7 @@
           </w:tcPr>
           <w:p>
             <w:pPr>
-              <w:pStyle w:val="27"/>
+              <w:pStyle w:val="TableText"/>
               <w:keepNext w:val="0"/>
               <w:keepLines w:val="0"/>
               <w:pageBreakBefore w:val="0"/>
@@ -1633,7 +1622,7 @@
               <w:bidi w:val="0"/>
               <w:adjustRightInd w:val="0"/>
               <w:snapToGrid w:val="0"/>
-              <w:ind w:left="0" w:leftChars="0" w:right="0" w:rightChars="0" w:firstLine="0" w:firstLineChars="0"/>
+              <w:ind w:left="0" w:right="0" w:firstLine="0" w:leftChars="0" w:rightChars="0" w:firstLineChars="0"/>
               <w:jc w:val="center"/>
               <w:textAlignment w:val="baseline"/>
             </w:pPr>
@@ -1645,7 +1634,7 @@
           </w:tcPr>
           <w:p>
             <w:pPr>
-              <w:pStyle w:val="27"/>
+              <w:pStyle w:val="TableText"/>
               <w:keepNext w:val="0"/>
               <w:keepLines w:val="0"/>
               <w:pageBreakBefore w:val="0"/>
@@ -1658,7 +1647,7 @@
               <w:bidi w:val="0"/>
               <w:adjustRightInd w:val="0"/>
               <w:snapToGrid w:val="0"/>
-              <w:ind w:left="0" w:leftChars="0" w:right="0" w:rightChars="0" w:firstLine="0" w:firstLineChars="0"/>
+              <w:ind w:left="0" w:right="0" w:firstLine="0" w:leftChars="0" w:rightChars="0" w:firstLineChars="0"/>
               <w:jc w:val="center"/>
               <w:textAlignment w:val="baseline"/>
             </w:pPr>
@@ -1667,14 +1656,9 @@
       </w:tr>
       <w:tr>
         <w:tblPrEx>
-          <w:tblBorders>
-            <w:top w:val="single" w:color="000000" w:sz="2" w:space="0"/>
-            <w:left w:val="single" w:color="000000" w:sz="2" w:space="0"/>
-            <w:bottom w:val="single" w:color="000000" w:sz="2" w:space="0"/>
-            <w:right w:val="single" w:color="000000" w:sz="2" w:space="0"/>
-            <w:insideH w:val="single" w:color="000000" w:sz="2" w:space="0"/>
-            <w:insideV w:val="single" w:color="000000" w:sz="2" w:space="0"/>
-          </w:tblBorders>
+          <w:tblW w:w="8214" w:type="dxa"/>
+          <w:jc w:val="center"/>
+          <w:tblLayout w:type="fixed"/>
           <w:tblCellMar>
             <w:top w:w="0" w:type="dxa"/>
             <w:left w:w="0" w:type="dxa"/>
@@ -1683,7 +1667,7 @@
           </w:tblCellMar>
         </w:tblPrEx>
         <w:trPr>
-          <w:trHeight w:val="556" w:hRule="atLeast"/>
+          <w:trHeight w:val="556"/>
           <w:jc w:val="center"/>
         </w:trPr>
         <w:tc>
@@ -1692,7 +1676,7 @@
           </w:tcPr>
           <w:p>
             <w:pPr>
-              <w:pStyle w:val="27"/>
+              <w:pStyle w:val="TableText"/>
               <w:keepNext w:val="0"/>
               <w:keepLines w:val="0"/>
               <w:pageBreakBefore w:val="0"/>
@@ -1705,7 +1689,7 @@
               <w:bidi w:val="0"/>
               <w:adjustRightInd w:val="0"/>
               <w:snapToGrid w:val="0"/>
-              <w:ind w:left="0" w:leftChars="0" w:right="0" w:rightChars="0" w:firstLine="0" w:firstLineChars="0"/>
+              <w:ind w:left="0" w:right="0" w:firstLine="0" w:leftChars="0" w:rightChars="0" w:firstLineChars="0"/>
               <w:jc w:val="center"/>
               <w:textAlignment w:val="baseline"/>
             </w:pPr>
@@ -1717,7 +1701,7 @@
           </w:tcPr>
           <w:p>
             <w:pPr>
-              <w:pStyle w:val="27"/>
+              <w:pStyle w:val="TableText"/>
               <w:keepNext w:val="0"/>
               <w:keepLines w:val="0"/>
               <w:pageBreakBefore w:val="0"/>
@@ -1730,7 +1714,7 @@
               <w:bidi w:val="0"/>
               <w:adjustRightInd w:val="0"/>
               <w:snapToGrid w:val="0"/>
-              <w:ind w:left="0" w:leftChars="0" w:right="0" w:rightChars="0" w:firstLine="0" w:firstLineChars="0"/>
+              <w:ind w:left="0" w:right="0" w:firstLine="0" w:leftChars="0" w:rightChars="0" w:firstLineChars="0"/>
               <w:jc w:val="center"/>
               <w:textAlignment w:val="baseline"/>
             </w:pPr>
@@ -1742,7 +1726,7 @@
           </w:tcPr>
           <w:p>
             <w:pPr>
-              <w:pStyle w:val="27"/>
+              <w:pStyle w:val="TableText"/>
               <w:keepNext w:val="0"/>
               <w:keepLines w:val="0"/>
               <w:pageBreakBefore w:val="0"/>
@@ -1755,7 +1739,7 @@
               <w:bidi w:val="0"/>
               <w:adjustRightInd w:val="0"/>
               <w:snapToGrid w:val="0"/>
-              <w:ind w:left="0" w:leftChars="0" w:right="0" w:rightChars="0" w:firstLine="0" w:firstLineChars="0"/>
+              <w:ind w:left="0" w:right="0" w:firstLine="0" w:leftChars="0" w:rightChars="0" w:firstLineChars="0"/>
               <w:jc w:val="center"/>
               <w:textAlignment w:val="baseline"/>
             </w:pPr>
@@ -1767,7 +1751,7 @@
           </w:tcPr>
           <w:p>
             <w:pPr>
-              <w:pStyle w:val="27"/>
+              <w:pStyle w:val="TableText"/>
               <w:keepNext w:val="0"/>
               <w:keepLines w:val="0"/>
               <w:pageBreakBefore w:val="0"/>
@@ -1780,7 +1764,7 @@
               <w:bidi w:val="0"/>
               <w:adjustRightInd w:val="0"/>
               <w:snapToGrid w:val="0"/>
-              <w:ind w:left="0" w:leftChars="0" w:right="0" w:rightChars="0" w:firstLine="0" w:firstLineChars="0"/>
+              <w:ind w:left="0" w:right="0" w:firstLine="0" w:leftChars="0" w:rightChars="0" w:firstLineChars="0"/>
               <w:jc w:val="center"/>
               <w:textAlignment w:val="baseline"/>
             </w:pPr>
@@ -1792,7 +1776,7 @@
           </w:tcPr>
           <w:p>
             <w:pPr>
-              <w:pStyle w:val="27"/>
+              <w:pStyle w:val="TableText"/>
               <w:keepNext w:val="0"/>
               <w:keepLines w:val="0"/>
               <w:pageBreakBefore w:val="0"/>
@@ -1805,7 +1789,7 @@
               <w:bidi w:val="0"/>
               <w:adjustRightInd w:val="0"/>
               <w:snapToGrid w:val="0"/>
-              <w:ind w:left="0" w:leftChars="0" w:right="0" w:rightChars="0" w:firstLine="0" w:firstLineChars="0"/>
+              <w:ind w:left="0" w:right="0" w:firstLine="0" w:leftChars="0" w:rightChars="0" w:firstLineChars="0"/>
               <w:jc w:val="center"/>
               <w:textAlignment w:val="baseline"/>
             </w:pPr>
@@ -1817,7 +1801,7 @@
           </w:tcPr>
           <w:p>
             <w:pPr>
-              <w:pStyle w:val="27"/>
+              <w:pStyle w:val="TableText"/>
               <w:keepNext w:val="0"/>
               <w:keepLines w:val="0"/>
               <w:pageBreakBefore w:val="0"/>
@@ -1830,7 +1814,7 @@
               <w:bidi w:val="0"/>
               <w:adjustRightInd w:val="0"/>
               <w:snapToGrid w:val="0"/>
-              <w:ind w:left="0" w:leftChars="0" w:right="0" w:rightChars="0" w:firstLine="0" w:firstLineChars="0"/>
+              <w:ind w:left="0" w:right="0" w:firstLine="0" w:leftChars="0" w:rightChars="0" w:firstLineChars="0"/>
               <w:jc w:val="center"/>
               <w:textAlignment w:val="baseline"/>
             </w:pPr>
@@ -1839,14 +1823,9 @@
       </w:tr>
       <w:tr>
         <w:tblPrEx>
-          <w:tblBorders>
-            <w:top w:val="single" w:color="000000" w:sz="2" w:space="0"/>
-            <w:left w:val="single" w:color="000000" w:sz="2" w:space="0"/>
-            <w:bottom w:val="single" w:color="000000" w:sz="2" w:space="0"/>
-            <w:right w:val="single" w:color="000000" w:sz="2" w:space="0"/>
-            <w:insideH w:val="single" w:color="000000" w:sz="2" w:space="0"/>
-            <w:insideV w:val="single" w:color="000000" w:sz="2" w:space="0"/>
-          </w:tblBorders>
+          <w:tblW w:w="8214" w:type="dxa"/>
+          <w:jc w:val="center"/>
+          <w:tblLayout w:type="fixed"/>
           <w:tblCellMar>
             <w:top w:w="0" w:type="dxa"/>
             <w:left w:w="0" w:type="dxa"/>
@@ -1855,7 +1834,7 @@
           </w:tblCellMar>
         </w:tblPrEx>
         <w:trPr>
-          <w:trHeight w:val="557" w:hRule="atLeast"/>
+          <w:trHeight w:val="557"/>
           <w:jc w:val="center"/>
         </w:trPr>
         <w:tc>
@@ -1864,7 +1843,7 @@
           </w:tcPr>
           <w:p>
             <w:pPr>
-              <w:pStyle w:val="27"/>
+              <w:pStyle w:val="TableText"/>
               <w:keepNext w:val="0"/>
               <w:keepLines w:val="0"/>
               <w:pageBreakBefore w:val="0"/>
@@ -1877,7 +1856,7 @@
               <w:bidi w:val="0"/>
               <w:adjustRightInd w:val="0"/>
               <w:snapToGrid w:val="0"/>
-              <w:ind w:left="0" w:leftChars="0" w:right="0" w:rightChars="0" w:firstLine="0" w:firstLineChars="0"/>
+              <w:ind w:left="0" w:right="0" w:firstLine="0" w:leftChars="0" w:rightChars="0" w:firstLineChars="0"/>
               <w:jc w:val="center"/>
               <w:textAlignment w:val="baseline"/>
             </w:pPr>
@@ -1889,7 +1868,7 @@
           </w:tcPr>
           <w:p>
             <w:pPr>
-              <w:pStyle w:val="27"/>
+              <w:pStyle w:val="TableText"/>
               <w:keepNext w:val="0"/>
               <w:keepLines w:val="0"/>
               <w:pageBreakBefore w:val="0"/>
@@ -1902,7 +1881,7 @@
               <w:bidi w:val="0"/>
               <w:adjustRightInd w:val="0"/>
               <w:snapToGrid w:val="0"/>
-              <w:ind w:left="0" w:leftChars="0" w:right="0" w:rightChars="0" w:firstLine="0" w:firstLineChars="0"/>
+              <w:ind w:left="0" w:right="0" w:firstLine="0" w:leftChars="0" w:rightChars="0" w:firstLineChars="0"/>
               <w:jc w:val="center"/>
               <w:textAlignment w:val="baseline"/>
             </w:pPr>
@@ -1914,7 +1893,7 @@
           </w:tcPr>
           <w:p>
             <w:pPr>
-              <w:pStyle w:val="27"/>
+              <w:pStyle w:val="TableText"/>
               <w:keepNext w:val="0"/>
               <w:keepLines w:val="0"/>
               <w:pageBreakBefore w:val="0"/>
@@ -1927,7 +1906,7 @@
               <w:bidi w:val="0"/>
               <w:adjustRightInd w:val="0"/>
               <w:snapToGrid w:val="0"/>
-              <w:ind w:left="0" w:leftChars="0" w:right="0" w:rightChars="0" w:firstLine="0" w:firstLineChars="0"/>
+              <w:ind w:left="0" w:right="0" w:firstLine="0" w:leftChars="0" w:rightChars="0" w:firstLineChars="0"/>
               <w:jc w:val="center"/>
               <w:textAlignment w:val="baseline"/>
             </w:pPr>
@@ -1939,7 +1918,7 @@
           </w:tcPr>
           <w:p>
             <w:pPr>
-              <w:pStyle w:val="27"/>
+              <w:pStyle w:val="TableText"/>
               <w:keepNext w:val="0"/>
               <w:keepLines w:val="0"/>
               <w:pageBreakBefore w:val="0"/>
@@ -1952,7 +1931,7 @@
               <w:bidi w:val="0"/>
               <w:adjustRightInd w:val="0"/>
               <w:snapToGrid w:val="0"/>
-              <w:ind w:left="0" w:leftChars="0" w:right="0" w:rightChars="0" w:firstLine="0" w:firstLineChars="0"/>
+              <w:ind w:left="0" w:right="0" w:firstLine="0" w:leftChars="0" w:rightChars="0" w:firstLineChars="0"/>
               <w:jc w:val="center"/>
               <w:textAlignment w:val="baseline"/>
             </w:pPr>
@@ -1964,7 +1943,7 @@
           </w:tcPr>
           <w:p>
             <w:pPr>
-              <w:pStyle w:val="27"/>
+              <w:pStyle w:val="TableText"/>
               <w:keepNext w:val="0"/>
               <w:keepLines w:val="0"/>
               <w:pageBreakBefore w:val="0"/>
@@ -1977,7 +1956,7 @@
               <w:bidi w:val="0"/>
               <w:adjustRightInd w:val="0"/>
               <w:snapToGrid w:val="0"/>
-              <w:ind w:left="0" w:leftChars="0" w:right="0" w:rightChars="0" w:firstLine="0" w:firstLineChars="0"/>
+              <w:ind w:left="0" w:right="0" w:firstLine="0" w:leftChars="0" w:rightChars="0" w:firstLineChars="0"/>
               <w:jc w:val="center"/>
               <w:textAlignment w:val="baseline"/>
             </w:pPr>
@@ -1989,7 +1968,7 @@
           </w:tcPr>
           <w:p>
             <w:pPr>
-              <w:pStyle w:val="27"/>
+              <w:pStyle w:val="TableText"/>
               <w:keepNext w:val="0"/>
               <w:keepLines w:val="0"/>
               <w:pageBreakBefore w:val="0"/>
@@ -2002,7 +1981,7 @@
               <w:bidi w:val="0"/>
               <w:adjustRightInd w:val="0"/>
               <w:snapToGrid w:val="0"/>
-              <w:ind w:left="0" w:leftChars="0" w:right="0" w:rightChars="0" w:firstLine="0" w:firstLineChars="0"/>
+              <w:ind w:left="0" w:right="0" w:firstLine="0" w:leftChars="0" w:rightChars="0" w:firstLineChars="0"/>
               <w:jc w:val="center"/>
               <w:textAlignment w:val="baseline"/>
             </w:pPr>
@@ -2034,7 +2013,7 @@
     <w:sdt>
       <w:sdtPr>
         <w:rPr>
-          <w:rFonts w:ascii="宋体" w:hAnsi="宋体" w:eastAsia="宋体" w:cs="Arial"/>
+          <w:rFonts w:ascii="宋体" w:eastAsia="宋体" w:hAnsi="宋体" w:cs="Arial"/>
           <w:snapToGrid w:val="0"/>
           <w:color w:val="000000"/>
           <w:kern w:val="0"/>
@@ -2050,7 +2029,7 @@
       </w:sdtPr>
       <w:sdtEndPr>
         <w:rPr>
-          <w:rFonts w:hint="eastAsia" w:ascii="宋体" w:hAnsi="宋体" w:eastAsia="宋体" w:cs="宋体"/>
+          <w:rFonts w:ascii="宋体" w:eastAsia="宋体" w:hAnsi="宋体" w:cs="宋体" w:hint="eastAsia"/>
           <w:snapToGrid w:val="0"/>
           <w:color w:val="000000"/>
           <w:kern w:val="0"/>
@@ -2076,18 +2055,18 @@
             <w:adjustRightInd w:val="0"/>
             <w:snapToGrid w:val="0"/>
             <w:spacing w:before="0" w:beforeLines="0" w:after="0" w:afterLines="0" w:line="240" w:lineRule="auto"/>
-            <w:ind w:left="0" w:leftChars="0" w:right="0" w:rightChars="0" w:firstLine="0" w:firstLineChars="0"/>
+            <w:ind w:left="0" w:right="0" w:firstLine="0" w:leftChars="0" w:rightChars="0" w:firstLineChars="0"/>
             <w:jc w:val="center"/>
             <w:textAlignment w:val="baseline"/>
             <w:rPr>
-              <w:rFonts w:hint="eastAsia" w:ascii="宋体" w:hAnsi="宋体" w:eastAsia="宋体" w:cs="宋体"/>
+              <w:rFonts w:ascii="宋体" w:eastAsia="宋体" w:hAnsi="宋体" w:cs="宋体" w:hint="eastAsia"/>
               <w:sz w:val="24"/>
               <w:szCs w:val="24"/>
             </w:rPr>
           </w:pPr>
           <w:r>
             <w:rPr>
-              <w:rFonts w:hint="eastAsia" w:ascii="宋体" w:hAnsi="宋体" w:eastAsia="宋体" w:cs="宋体"/>
+              <w:rFonts w:ascii="宋体" w:eastAsia="宋体" w:hAnsi="宋体" w:cs="宋体" w:hint="eastAsia"/>
               <w:sz w:val="24"/>
               <w:szCs w:val="24"/>
             </w:rPr>
@@ -2096,14 +2075,14 @@
         </w:p>
         <w:p>
           <w:pPr>
-            <w:pStyle w:val="16"/>
+            <w:pStyle w:val="TOC1"/>
             <w:tabs>
               <w:tab w:val="right" w:leader="dot" w:pos="8306"/>
             </w:tabs>
           </w:pPr>
           <w:r>
             <w:rPr>
-              <w:rFonts w:hint="eastAsia" w:ascii="宋体" w:hAnsi="宋体" w:eastAsia="宋体" w:cs="宋体"/>
+              <w:rFonts w:ascii="宋体" w:eastAsia="宋体" w:hAnsi="宋体" w:cs="宋体" w:hint="eastAsia"/>
               <w:sz w:val="24"/>
               <w:szCs w:val="24"/>
             </w:rPr>
@@ -2111,7 +2090,7 @@
           </w:r>
           <w:r>
             <w:rPr>
-              <w:rFonts w:hint="eastAsia" w:ascii="宋体" w:hAnsi="宋体" w:eastAsia="宋体" w:cs="宋体"/>
+              <w:rFonts w:ascii="宋体" w:eastAsia="宋体" w:hAnsi="宋体" w:cs="宋体" w:hint="eastAsia"/>
               <w:sz w:val="24"/>
               <w:szCs w:val="24"/>
             </w:rPr>
@@ -2119,7 +2098,7 @@
           </w:r>
           <w:r>
             <w:rPr>
-              <w:rFonts w:hint="eastAsia" w:ascii="宋体" w:hAnsi="宋体" w:eastAsia="宋体" w:cs="宋体"/>
+              <w:rFonts w:ascii="宋体" w:eastAsia="宋体" w:hAnsi="宋体" w:cs="宋体" w:hint="eastAsia"/>
               <w:sz w:val="24"/>
               <w:szCs w:val="24"/>
             </w:rPr>
@@ -2127,21 +2106,21 @@
           </w:r>
           <w:r>
             <w:rPr>
-              <w:rFonts w:hint="eastAsia" w:ascii="宋体" w:hAnsi="宋体" w:eastAsia="宋体" w:cs="宋体"/>
+              <w:rFonts w:ascii="宋体" w:eastAsia="宋体" w:hAnsi="宋体" w:cs="宋体" w:hint="eastAsia"/>
               <w:szCs w:val="24"/>
             </w:rPr>
             <w:fldChar w:fldCharType="begin"/>
           </w:r>
           <w:r>
             <w:rPr>
-              <w:rFonts w:hint="eastAsia" w:ascii="宋体" w:hAnsi="宋体" w:eastAsia="宋体" w:cs="宋体"/>
+              <w:rFonts w:ascii="宋体" w:eastAsia="宋体" w:hAnsi="宋体" w:cs="宋体" w:hint="eastAsia"/>
               <w:szCs w:val="24"/>
             </w:rPr>
             <w:instrText xml:space="preserve"> HYPERLINK \l _Toc30685 </w:instrText>
           </w:r>
           <w:r>
             <w:rPr>
-              <w:rFonts w:hint="eastAsia" w:ascii="宋体" w:hAnsi="宋体" w:eastAsia="宋体" w:cs="宋体"/>
+              <w:rFonts w:ascii="宋体" w:eastAsia="宋体" w:hAnsi="宋体" w:cs="宋体" w:hint="eastAsia"/>
               <w:szCs w:val="24"/>
             </w:rPr>
             <w:fldChar w:fldCharType="separate"/>
@@ -2173,7 +2152,7 @@
           </w:r>
           <w:r>
             <w:rPr>
-              <w:rFonts w:hint="eastAsia" w:ascii="宋体" w:hAnsi="宋体" w:eastAsia="宋体" w:cs="宋体"/>
+              <w:rFonts w:ascii="宋体" w:eastAsia="宋体" w:hAnsi="宋体" w:cs="宋体" w:hint="eastAsia"/>
               <w:szCs w:val="24"/>
             </w:rPr>
             <w:fldChar w:fldCharType="end"/>
@@ -2181,28 +2160,28 @@
         </w:p>
         <w:p>
           <w:pPr>
-            <w:pStyle w:val="16"/>
+            <w:pStyle w:val="TOC1"/>
             <w:tabs>
               <w:tab w:val="right" w:leader="dot" w:pos="8306"/>
             </w:tabs>
           </w:pPr>
           <w:r>
             <w:rPr>
-              <w:rFonts w:hint="eastAsia" w:ascii="宋体" w:hAnsi="宋体" w:eastAsia="宋体" w:cs="宋体"/>
+              <w:rFonts w:ascii="宋体" w:eastAsia="宋体" w:hAnsi="宋体" w:cs="宋体" w:hint="eastAsia"/>
               <w:szCs w:val="24"/>
             </w:rPr>
             <w:fldChar w:fldCharType="begin"/>
           </w:r>
           <w:r>
             <w:rPr>
-              <w:rFonts w:hint="eastAsia" w:ascii="宋体" w:hAnsi="宋体" w:eastAsia="宋体" w:cs="宋体"/>
+              <w:rFonts w:ascii="宋体" w:eastAsia="宋体" w:hAnsi="宋体" w:cs="宋体" w:hint="eastAsia"/>
               <w:szCs w:val="24"/>
             </w:rPr>
             <w:instrText xml:space="preserve"> HYPERLINK \l _Toc1910 </w:instrText>
           </w:r>
           <w:r>
             <w:rPr>
-              <w:rFonts w:hint="eastAsia" w:ascii="宋体" w:hAnsi="宋体" w:eastAsia="宋体" w:cs="宋体"/>
+              <w:rFonts w:ascii="宋体" w:eastAsia="宋体" w:hAnsi="宋体" w:cs="宋体" w:hint="eastAsia"/>
               <w:szCs w:val="24"/>
             </w:rPr>
             <w:fldChar w:fldCharType="separate"/>
@@ -2234,7 +2213,7 @@
           </w:r>
           <w:r>
             <w:rPr>
-              <w:rFonts w:hint="eastAsia" w:ascii="宋体" w:hAnsi="宋体" w:eastAsia="宋体" w:cs="宋体"/>
+              <w:rFonts w:ascii="宋体" w:eastAsia="宋体" w:hAnsi="宋体" w:cs="宋体" w:hint="eastAsia"/>
               <w:szCs w:val="24"/>
             </w:rPr>
             <w:fldChar w:fldCharType="end"/>
@@ -2242,28 +2221,28 @@
         </w:p>
         <w:p>
           <w:pPr>
-            <w:pStyle w:val="16"/>
+            <w:pStyle w:val="TOC1"/>
             <w:tabs>
               <w:tab w:val="right" w:leader="dot" w:pos="8306"/>
             </w:tabs>
           </w:pPr>
           <w:r>
             <w:rPr>
-              <w:rFonts w:hint="eastAsia" w:ascii="宋体" w:hAnsi="宋体" w:eastAsia="宋体" w:cs="宋体"/>
+              <w:rFonts w:ascii="宋体" w:eastAsia="宋体" w:hAnsi="宋体" w:cs="宋体" w:hint="eastAsia"/>
               <w:szCs w:val="24"/>
             </w:rPr>
             <w:fldChar w:fldCharType="begin"/>
           </w:r>
           <w:r>
             <w:rPr>
-              <w:rFonts w:hint="eastAsia" w:ascii="宋体" w:hAnsi="宋体" w:eastAsia="宋体" w:cs="宋体"/>
+              <w:rFonts w:ascii="宋体" w:eastAsia="宋体" w:hAnsi="宋体" w:cs="宋体" w:hint="eastAsia"/>
               <w:szCs w:val="24"/>
             </w:rPr>
             <w:instrText xml:space="preserve"> HYPERLINK \l _Toc18092 </w:instrText>
           </w:r>
           <w:r>
             <w:rPr>
-              <w:rFonts w:hint="eastAsia" w:ascii="宋体" w:hAnsi="宋体" w:eastAsia="宋体" w:cs="宋体"/>
+              <w:rFonts w:ascii="宋体" w:eastAsia="宋体" w:hAnsi="宋体" w:cs="宋体" w:hint="eastAsia"/>
               <w:szCs w:val="24"/>
             </w:rPr>
             <w:fldChar w:fldCharType="separate"/>
@@ -2295,7 +2274,7 @@
           </w:r>
           <w:r>
             <w:rPr>
-              <w:rFonts w:hint="eastAsia" w:ascii="宋体" w:hAnsi="宋体" w:eastAsia="宋体" w:cs="宋体"/>
+              <w:rFonts w:ascii="宋体" w:eastAsia="宋体" w:hAnsi="宋体" w:cs="宋体" w:hint="eastAsia"/>
               <w:szCs w:val="24"/>
             </w:rPr>
             <w:fldChar w:fldCharType="end"/>
@@ -2303,28 +2282,28 @@
         </w:p>
         <w:p>
           <w:pPr>
-            <w:pStyle w:val="16"/>
+            <w:pStyle w:val="TOC1"/>
             <w:tabs>
               <w:tab w:val="right" w:leader="dot" w:pos="8306"/>
             </w:tabs>
           </w:pPr>
           <w:r>
             <w:rPr>
-              <w:rFonts w:hint="eastAsia" w:ascii="宋体" w:hAnsi="宋体" w:eastAsia="宋体" w:cs="宋体"/>
+              <w:rFonts w:ascii="宋体" w:eastAsia="宋体" w:hAnsi="宋体" w:cs="宋体" w:hint="eastAsia"/>
               <w:szCs w:val="24"/>
             </w:rPr>
             <w:fldChar w:fldCharType="begin"/>
           </w:r>
           <w:r>
             <w:rPr>
-              <w:rFonts w:hint="eastAsia" w:ascii="宋体" w:hAnsi="宋体" w:eastAsia="宋体" w:cs="宋体"/>
+              <w:rFonts w:ascii="宋体" w:eastAsia="宋体" w:hAnsi="宋体" w:cs="宋体" w:hint="eastAsia"/>
               <w:szCs w:val="24"/>
             </w:rPr>
             <w:instrText xml:space="preserve"> HYPERLINK \l _Toc15481 </w:instrText>
           </w:r>
           <w:r>
             <w:rPr>
-              <w:rFonts w:hint="eastAsia" w:ascii="宋体" w:hAnsi="宋体" w:eastAsia="宋体" w:cs="宋体"/>
+              <w:rFonts w:ascii="宋体" w:eastAsia="宋体" w:hAnsi="宋体" w:cs="宋体" w:hint="eastAsia"/>
               <w:szCs w:val="24"/>
             </w:rPr>
             <w:fldChar w:fldCharType="separate"/>
@@ -2356,7 +2335,7 @@
           </w:r>
           <w:r>
             <w:rPr>
-              <w:rFonts w:hint="eastAsia" w:ascii="宋体" w:hAnsi="宋体" w:eastAsia="宋体" w:cs="宋体"/>
+              <w:rFonts w:ascii="宋体" w:eastAsia="宋体" w:hAnsi="宋体" w:cs="宋体" w:hint="eastAsia"/>
               <w:szCs w:val="24"/>
             </w:rPr>
             <w:fldChar w:fldCharType="end"/>
@@ -2364,28 +2343,28 @@
         </w:p>
         <w:p>
           <w:pPr>
-            <w:pStyle w:val="17"/>
+            <w:pStyle w:val="TOC2"/>
             <w:tabs>
               <w:tab w:val="right" w:leader="dot" w:pos="8306"/>
             </w:tabs>
           </w:pPr>
           <w:r>
             <w:rPr>
-              <w:rFonts w:hint="eastAsia" w:ascii="宋体" w:hAnsi="宋体" w:eastAsia="宋体" w:cs="宋体"/>
+              <w:rFonts w:ascii="宋体" w:eastAsia="宋体" w:hAnsi="宋体" w:cs="宋体" w:hint="eastAsia"/>
               <w:szCs w:val="24"/>
             </w:rPr>
             <w:fldChar w:fldCharType="begin"/>
           </w:r>
           <w:r>
             <w:rPr>
-              <w:rFonts w:hint="eastAsia" w:ascii="宋体" w:hAnsi="宋体" w:eastAsia="宋体" w:cs="宋体"/>
+              <w:rFonts w:ascii="宋体" w:eastAsia="宋体" w:hAnsi="宋体" w:cs="宋体" w:hint="eastAsia"/>
               <w:szCs w:val="24"/>
             </w:rPr>
             <w:instrText xml:space="preserve"> HYPERLINK \l _Toc2168 </w:instrText>
           </w:r>
           <w:r>
             <w:rPr>
-              <w:rFonts w:hint="eastAsia" w:ascii="宋体" w:hAnsi="宋体" w:eastAsia="宋体" w:cs="宋体"/>
+              <w:rFonts w:ascii="宋体" w:eastAsia="宋体" w:hAnsi="宋体" w:cs="宋体" w:hint="eastAsia"/>
               <w:szCs w:val="24"/>
             </w:rPr>
             <w:fldChar w:fldCharType="separate"/>
@@ -2417,7 +2396,7 @@
           </w:r>
           <w:r>
             <w:rPr>
-              <w:rFonts w:hint="eastAsia" w:ascii="宋体" w:hAnsi="宋体" w:eastAsia="宋体" w:cs="宋体"/>
+              <w:rFonts w:ascii="宋体" w:eastAsia="宋体" w:hAnsi="宋体" w:cs="宋体" w:hint="eastAsia"/>
               <w:szCs w:val="24"/>
             </w:rPr>
             <w:fldChar w:fldCharType="end"/>
@@ -2425,28 +2404,28 @@
         </w:p>
         <w:p>
           <w:pPr>
-            <w:pStyle w:val="17"/>
+            <w:pStyle w:val="TOC2"/>
             <w:tabs>
               <w:tab w:val="right" w:leader="dot" w:pos="8306"/>
             </w:tabs>
           </w:pPr>
           <w:r>
             <w:rPr>
-              <w:rFonts w:hint="eastAsia" w:ascii="宋体" w:hAnsi="宋体" w:eastAsia="宋体" w:cs="宋体"/>
+              <w:rFonts w:ascii="宋体" w:eastAsia="宋体" w:hAnsi="宋体" w:cs="宋体" w:hint="eastAsia"/>
               <w:szCs w:val="24"/>
             </w:rPr>
             <w:fldChar w:fldCharType="begin"/>
           </w:r>
           <w:r>
             <w:rPr>
-              <w:rFonts w:hint="eastAsia" w:ascii="宋体" w:hAnsi="宋体" w:eastAsia="宋体" w:cs="宋体"/>
+              <w:rFonts w:ascii="宋体" w:eastAsia="宋体" w:hAnsi="宋体" w:cs="宋体" w:hint="eastAsia"/>
               <w:szCs w:val="24"/>
             </w:rPr>
             <w:instrText xml:space="preserve"> HYPERLINK \l _Toc1338 </w:instrText>
           </w:r>
           <w:r>
             <w:rPr>
-              <w:rFonts w:hint="eastAsia" w:ascii="宋体" w:hAnsi="宋体" w:eastAsia="宋体" w:cs="宋体"/>
+              <w:rFonts w:ascii="宋体" w:eastAsia="宋体" w:hAnsi="宋体" w:cs="宋体" w:hint="eastAsia"/>
               <w:szCs w:val="24"/>
             </w:rPr>
             <w:fldChar w:fldCharType="separate"/>
@@ -2478,7 +2457,7 @@
           </w:r>
           <w:r>
             <w:rPr>
-              <w:rFonts w:hint="eastAsia" w:ascii="宋体" w:hAnsi="宋体" w:eastAsia="宋体" w:cs="宋体"/>
+              <w:rFonts w:ascii="宋体" w:eastAsia="宋体" w:hAnsi="宋体" w:cs="宋体" w:hint="eastAsia"/>
               <w:szCs w:val="24"/>
             </w:rPr>
             <w:fldChar w:fldCharType="end"/>
@@ -2486,28 +2465,28 @@
         </w:p>
         <w:p>
           <w:pPr>
-            <w:pStyle w:val="17"/>
+            <w:pStyle w:val="TOC2"/>
             <w:tabs>
               <w:tab w:val="right" w:leader="dot" w:pos="8306"/>
             </w:tabs>
           </w:pPr>
           <w:r>
             <w:rPr>
-              <w:rFonts w:hint="eastAsia" w:ascii="宋体" w:hAnsi="宋体" w:eastAsia="宋体" w:cs="宋体"/>
+              <w:rFonts w:ascii="宋体" w:eastAsia="宋体" w:hAnsi="宋体" w:cs="宋体" w:hint="eastAsia"/>
               <w:szCs w:val="24"/>
             </w:rPr>
             <w:fldChar w:fldCharType="begin"/>
           </w:r>
           <w:r>
             <w:rPr>
-              <w:rFonts w:hint="eastAsia" w:ascii="宋体" w:hAnsi="宋体" w:eastAsia="宋体" w:cs="宋体"/>
+              <w:rFonts w:ascii="宋体" w:eastAsia="宋体" w:hAnsi="宋体" w:cs="宋体" w:hint="eastAsia"/>
               <w:szCs w:val="24"/>
             </w:rPr>
             <w:instrText xml:space="preserve"> HYPERLINK \l _Toc29157 </w:instrText>
           </w:r>
           <w:r>
             <w:rPr>
-              <w:rFonts w:hint="eastAsia" w:ascii="宋体" w:hAnsi="宋体" w:eastAsia="宋体" w:cs="宋体"/>
+              <w:rFonts w:ascii="宋体" w:eastAsia="宋体" w:hAnsi="宋体" w:cs="宋体" w:hint="eastAsia"/>
               <w:szCs w:val="24"/>
             </w:rPr>
             <w:fldChar w:fldCharType="separate"/>
@@ -2539,7 +2518,7 @@
           </w:r>
           <w:r>
             <w:rPr>
-              <w:rFonts w:hint="eastAsia" w:ascii="宋体" w:hAnsi="宋体" w:eastAsia="宋体" w:cs="宋体"/>
+              <w:rFonts w:ascii="宋体" w:eastAsia="宋体" w:hAnsi="宋体" w:cs="宋体" w:hint="eastAsia"/>
               <w:szCs w:val="24"/>
             </w:rPr>
             <w:fldChar w:fldCharType="end"/>
@@ -2547,28 +2526,28 @@
         </w:p>
         <w:p>
           <w:pPr>
-            <w:pStyle w:val="17"/>
+            <w:pStyle w:val="TOC2"/>
             <w:tabs>
               <w:tab w:val="right" w:leader="dot" w:pos="8306"/>
             </w:tabs>
           </w:pPr>
           <w:r>
             <w:rPr>
-              <w:rFonts w:hint="eastAsia" w:ascii="宋体" w:hAnsi="宋体" w:eastAsia="宋体" w:cs="宋体"/>
+              <w:rFonts w:ascii="宋体" w:eastAsia="宋体" w:hAnsi="宋体" w:cs="宋体" w:hint="eastAsia"/>
               <w:szCs w:val="24"/>
             </w:rPr>
             <w:fldChar w:fldCharType="begin"/>
           </w:r>
           <w:r>
             <w:rPr>
-              <w:rFonts w:hint="eastAsia" w:ascii="宋体" w:hAnsi="宋体" w:eastAsia="宋体" w:cs="宋体"/>
+              <w:rFonts w:ascii="宋体" w:eastAsia="宋体" w:hAnsi="宋体" w:cs="宋体" w:hint="eastAsia"/>
               <w:szCs w:val="24"/>
             </w:rPr>
             <w:instrText xml:space="preserve"> HYPERLINK \l _Toc13183 </w:instrText>
           </w:r>
           <w:r>
             <w:rPr>
-              <w:rFonts w:hint="eastAsia" w:ascii="宋体" w:hAnsi="宋体" w:eastAsia="宋体" w:cs="宋体"/>
+              <w:rFonts w:ascii="宋体" w:eastAsia="宋体" w:hAnsi="宋体" w:cs="宋体" w:hint="eastAsia"/>
               <w:szCs w:val="24"/>
             </w:rPr>
             <w:fldChar w:fldCharType="separate"/>
@@ -2600,7 +2579,7 @@
           </w:r>
           <w:r>
             <w:rPr>
-              <w:rFonts w:hint="eastAsia" w:ascii="宋体" w:hAnsi="宋体" w:eastAsia="宋体" w:cs="宋体"/>
+              <w:rFonts w:ascii="宋体" w:eastAsia="宋体" w:hAnsi="宋体" w:cs="宋体" w:hint="eastAsia"/>
               <w:szCs w:val="24"/>
             </w:rPr>
             <w:fldChar w:fldCharType="end"/>
@@ -2608,28 +2587,28 @@
         </w:p>
         <w:p>
           <w:pPr>
-            <w:pStyle w:val="16"/>
+            <w:pStyle w:val="TOC1"/>
             <w:tabs>
               <w:tab w:val="right" w:leader="dot" w:pos="8306"/>
             </w:tabs>
           </w:pPr>
           <w:r>
             <w:rPr>
-              <w:rFonts w:hint="eastAsia" w:ascii="宋体" w:hAnsi="宋体" w:eastAsia="宋体" w:cs="宋体"/>
+              <w:rFonts w:ascii="宋体" w:eastAsia="宋体" w:hAnsi="宋体" w:cs="宋体" w:hint="eastAsia"/>
               <w:szCs w:val="24"/>
             </w:rPr>
             <w:fldChar w:fldCharType="begin"/>
           </w:r>
           <w:r>
             <w:rPr>
-              <w:rFonts w:hint="eastAsia" w:ascii="宋体" w:hAnsi="宋体" w:eastAsia="宋体" w:cs="宋体"/>
+              <w:rFonts w:ascii="宋体" w:eastAsia="宋体" w:hAnsi="宋体" w:cs="宋体" w:hint="eastAsia"/>
               <w:szCs w:val="24"/>
             </w:rPr>
             <w:instrText xml:space="preserve"> HYPERLINK \l _Toc1679 </w:instrText>
           </w:r>
           <w:r>
             <w:rPr>
-              <w:rFonts w:hint="eastAsia" w:ascii="宋体" w:hAnsi="宋体" w:eastAsia="宋体" w:cs="宋体"/>
+              <w:rFonts w:ascii="宋体" w:eastAsia="宋体" w:hAnsi="宋体" w:cs="宋体" w:hint="eastAsia"/>
               <w:szCs w:val="24"/>
             </w:rPr>
             <w:fldChar w:fldCharType="separate"/>
@@ -2661,7 +2640,7 @@
           </w:r>
           <w:r>
             <w:rPr>
-              <w:rFonts w:hint="eastAsia" w:ascii="宋体" w:hAnsi="宋体" w:eastAsia="宋体" w:cs="宋体"/>
+              <w:rFonts w:ascii="宋体" w:eastAsia="宋体" w:hAnsi="宋体" w:cs="宋体" w:hint="eastAsia"/>
               <w:szCs w:val="24"/>
             </w:rPr>
             <w:fldChar w:fldCharType="end"/>
@@ -2669,28 +2648,28 @@
         </w:p>
         <w:p>
           <w:pPr>
-            <w:pStyle w:val="17"/>
+            <w:pStyle w:val="TOC2"/>
             <w:tabs>
               <w:tab w:val="right" w:leader="dot" w:pos="8306"/>
             </w:tabs>
           </w:pPr>
           <w:r>
             <w:rPr>
-              <w:rFonts w:hint="eastAsia" w:ascii="宋体" w:hAnsi="宋体" w:eastAsia="宋体" w:cs="宋体"/>
+              <w:rFonts w:ascii="宋体" w:eastAsia="宋体" w:hAnsi="宋体" w:cs="宋体" w:hint="eastAsia"/>
               <w:szCs w:val="24"/>
             </w:rPr>
             <w:fldChar w:fldCharType="begin"/>
           </w:r>
           <w:r>
             <w:rPr>
-              <w:rFonts w:hint="eastAsia" w:ascii="宋体" w:hAnsi="宋体" w:eastAsia="宋体" w:cs="宋体"/>
+              <w:rFonts w:ascii="宋体" w:eastAsia="宋体" w:hAnsi="宋体" w:cs="宋体" w:hint="eastAsia"/>
               <w:szCs w:val="24"/>
             </w:rPr>
             <w:instrText xml:space="preserve"> HYPERLINK \l _Toc31162 </w:instrText>
           </w:r>
           <w:r>
             <w:rPr>
-              <w:rFonts w:hint="eastAsia" w:ascii="宋体" w:hAnsi="宋体" w:eastAsia="宋体" w:cs="宋体"/>
+              <w:rFonts w:ascii="宋体" w:eastAsia="宋体" w:hAnsi="宋体" w:cs="宋体" w:hint="eastAsia"/>
               <w:szCs w:val="24"/>
             </w:rPr>
             <w:fldChar w:fldCharType="separate"/>
@@ -2722,7 +2701,7 @@
           </w:r>
           <w:r>
             <w:rPr>
-              <w:rFonts w:hint="eastAsia" w:ascii="宋体" w:hAnsi="宋体" w:eastAsia="宋体" w:cs="宋体"/>
+              <w:rFonts w:ascii="宋体" w:eastAsia="宋体" w:hAnsi="宋体" w:cs="宋体" w:hint="eastAsia"/>
               <w:szCs w:val="24"/>
             </w:rPr>
             <w:fldChar w:fldCharType="end"/>
@@ -2730,28 +2709,28 @@
         </w:p>
         <w:p>
           <w:pPr>
-            <w:pStyle w:val="17"/>
+            <w:pStyle w:val="TOC2"/>
             <w:tabs>
               <w:tab w:val="right" w:leader="dot" w:pos="8306"/>
             </w:tabs>
           </w:pPr>
           <w:r>
             <w:rPr>
-              <w:rFonts w:hint="eastAsia" w:ascii="宋体" w:hAnsi="宋体" w:eastAsia="宋体" w:cs="宋体"/>
+              <w:rFonts w:ascii="宋体" w:eastAsia="宋体" w:hAnsi="宋体" w:cs="宋体" w:hint="eastAsia"/>
               <w:szCs w:val="24"/>
             </w:rPr>
             <w:fldChar w:fldCharType="begin"/>
           </w:r>
           <w:r>
             <w:rPr>
-              <w:rFonts w:hint="eastAsia" w:ascii="宋体" w:hAnsi="宋体" w:eastAsia="宋体" w:cs="宋体"/>
+              <w:rFonts w:ascii="宋体" w:eastAsia="宋体" w:hAnsi="宋体" w:cs="宋体" w:hint="eastAsia"/>
               <w:szCs w:val="24"/>
             </w:rPr>
             <w:instrText xml:space="preserve"> HYPERLINK \l _Toc32598 </w:instrText>
           </w:r>
           <w:r>
             <w:rPr>
-              <w:rFonts w:hint="eastAsia" w:ascii="宋体" w:hAnsi="宋体" w:eastAsia="宋体" w:cs="宋体"/>
+              <w:rFonts w:ascii="宋体" w:eastAsia="宋体" w:hAnsi="宋体" w:cs="宋体" w:hint="eastAsia"/>
               <w:szCs w:val="24"/>
             </w:rPr>
             <w:fldChar w:fldCharType="separate"/>
@@ -2783,7 +2762,7 @@
           </w:r>
           <w:r>
             <w:rPr>
-              <w:rFonts w:hint="eastAsia" w:ascii="宋体" w:hAnsi="宋体" w:eastAsia="宋体" w:cs="宋体"/>
+              <w:rFonts w:ascii="宋体" w:eastAsia="宋体" w:hAnsi="宋体" w:cs="宋体" w:hint="eastAsia"/>
               <w:szCs w:val="24"/>
             </w:rPr>
             <w:fldChar w:fldCharType="end"/>
@@ -2791,28 +2770,28 @@
         </w:p>
         <w:p>
           <w:pPr>
-            <w:pStyle w:val="16"/>
+            <w:pStyle w:val="TOC1"/>
             <w:tabs>
               <w:tab w:val="right" w:leader="dot" w:pos="8306"/>
             </w:tabs>
           </w:pPr>
           <w:r>
             <w:rPr>
-              <w:rFonts w:hint="eastAsia" w:ascii="宋体" w:hAnsi="宋体" w:eastAsia="宋体" w:cs="宋体"/>
+              <w:rFonts w:ascii="宋体" w:eastAsia="宋体" w:hAnsi="宋体" w:cs="宋体" w:hint="eastAsia"/>
               <w:szCs w:val="24"/>
             </w:rPr>
             <w:fldChar w:fldCharType="begin"/>
           </w:r>
           <w:r>
             <w:rPr>
-              <w:rFonts w:hint="eastAsia" w:ascii="宋体" w:hAnsi="宋体" w:eastAsia="宋体" w:cs="宋体"/>
+              <w:rFonts w:ascii="宋体" w:eastAsia="宋体" w:hAnsi="宋体" w:cs="宋体" w:hint="eastAsia"/>
               <w:szCs w:val="24"/>
             </w:rPr>
             <w:instrText xml:space="preserve"> HYPERLINK \l _Toc9369 </w:instrText>
           </w:r>
           <w:r>
             <w:rPr>
-              <w:rFonts w:hint="eastAsia" w:ascii="宋体" w:hAnsi="宋体" w:eastAsia="宋体" w:cs="宋体"/>
+              <w:rFonts w:ascii="宋体" w:eastAsia="宋体" w:hAnsi="宋体" w:cs="宋体" w:hint="eastAsia"/>
               <w:szCs w:val="24"/>
             </w:rPr>
             <w:fldChar w:fldCharType="separate"/>
@@ -2844,7 +2823,7 @@
           </w:r>
           <w:r>
             <w:rPr>
-              <w:rFonts w:hint="eastAsia" w:ascii="宋体" w:hAnsi="宋体" w:eastAsia="宋体" w:cs="宋体"/>
+              <w:rFonts w:ascii="宋体" w:eastAsia="宋体" w:hAnsi="宋体" w:cs="宋体" w:hint="eastAsia"/>
               <w:szCs w:val="24"/>
             </w:rPr>
             <w:fldChar w:fldCharType="end"/>
@@ -2852,28 +2831,28 @@
         </w:p>
         <w:p>
           <w:pPr>
-            <w:pStyle w:val="17"/>
+            <w:pStyle w:val="TOC2"/>
             <w:tabs>
               <w:tab w:val="right" w:leader="dot" w:pos="8306"/>
             </w:tabs>
           </w:pPr>
           <w:r>
             <w:rPr>
-              <w:rFonts w:hint="eastAsia" w:ascii="宋体" w:hAnsi="宋体" w:eastAsia="宋体" w:cs="宋体"/>
+              <w:rFonts w:ascii="宋体" w:eastAsia="宋体" w:hAnsi="宋体" w:cs="宋体" w:hint="eastAsia"/>
               <w:szCs w:val="24"/>
             </w:rPr>
             <w:fldChar w:fldCharType="begin"/>
           </w:r>
           <w:r>
             <w:rPr>
-              <w:rFonts w:hint="eastAsia" w:ascii="宋体" w:hAnsi="宋体" w:eastAsia="宋体" w:cs="宋体"/>
+              <w:rFonts w:ascii="宋体" w:eastAsia="宋体" w:hAnsi="宋体" w:cs="宋体" w:hint="eastAsia"/>
               <w:szCs w:val="24"/>
             </w:rPr>
             <w:instrText xml:space="preserve"> HYPERLINK \l _Toc22589 </w:instrText>
           </w:r>
           <w:r>
             <w:rPr>
-              <w:rFonts w:hint="eastAsia" w:ascii="宋体" w:hAnsi="宋体" w:eastAsia="宋体" w:cs="宋体"/>
+              <w:rFonts w:ascii="宋体" w:eastAsia="宋体" w:hAnsi="宋体" w:cs="宋体" w:hint="eastAsia"/>
               <w:szCs w:val="24"/>
             </w:rPr>
             <w:fldChar w:fldCharType="separate"/>
@@ -2905,7 +2884,7 @@
           </w:r>
           <w:r>
             <w:rPr>
-              <w:rFonts w:hint="eastAsia" w:ascii="宋体" w:hAnsi="宋体" w:eastAsia="宋体" w:cs="宋体"/>
+              <w:rFonts w:ascii="宋体" w:eastAsia="宋体" w:hAnsi="宋体" w:cs="宋体" w:hint="eastAsia"/>
               <w:szCs w:val="24"/>
             </w:rPr>
             <w:fldChar w:fldCharType="end"/>
@@ -2913,28 +2892,28 @@
         </w:p>
         <w:p>
           <w:pPr>
-            <w:pStyle w:val="17"/>
+            <w:pStyle w:val="TOC2"/>
             <w:tabs>
               <w:tab w:val="right" w:leader="dot" w:pos="8306"/>
             </w:tabs>
           </w:pPr>
           <w:r>
             <w:rPr>
-              <w:rFonts w:hint="eastAsia" w:ascii="宋体" w:hAnsi="宋体" w:eastAsia="宋体" w:cs="宋体"/>
+              <w:rFonts w:ascii="宋体" w:eastAsia="宋体" w:hAnsi="宋体" w:cs="宋体" w:hint="eastAsia"/>
               <w:szCs w:val="24"/>
             </w:rPr>
             <w:fldChar w:fldCharType="begin"/>
           </w:r>
           <w:r>
             <w:rPr>
-              <w:rFonts w:hint="eastAsia" w:ascii="宋体" w:hAnsi="宋体" w:eastAsia="宋体" w:cs="宋体"/>
+              <w:rFonts w:ascii="宋体" w:eastAsia="宋体" w:hAnsi="宋体" w:cs="宋体" w:hint="eastAsia"/>
               <w:szCs w:val="24"/>
             </w:rPr>
             <w:instrText xml:space="preserve"> HYPERLINK \l _Toc16885 </w:instrText>
           </w:r>
           <w:r>
             <w:rPr>
-              <w:rFonts w:hint="eastAsia" w:ascii="宋体" w:hAnsi="宋体" w:eastAsia="宋体" w:cs="宋体"/>
+              <w:rFonts w:ascii="宋体" w:eastAsia="宋体" w:hAnsi="宋体" w:cs="宋体" w:hint="eastAsia"/>
               <w:szCs w:val="24"/>
             </w:rPr>
             <w:fldChar w:fldCharType="separate"/>
@@ -2966,7 +2945,7 @@
           </w:r>
           <w:r>
             <w:rPr>
-              <w:rFonts w:hint="eastAsia" w:ascii="宋体" w:hAnsi="宋体" w:eastAsia="宋体" w:cs="宋体"/>
+              <w:rFonts w:ascii="宋体" w:eastAsia="宋体" w:hAnsi="宋体" w:cs="宋体" w:hint="eastAsia"/>
               <w:szCs w:val="24"/>
             </w:rPr>
             <w:fldChar w:fldCharType="end"/>
@@ -2974,28 +2953,28 @@
         </w:p>
         <w:p>
           <w:pPr>
-            <w:pStyle w:val="17"/>
+            <w:pStyle w:val="TOC2"/>
             <w:tabs>
               <w:tab w:val="right" w:leader="dot" w:pos="8306"/>
             </w:tabs>
           </w:pPr>
           <w:r>
             <w:rPr>
-              <w:rFonts w:hint="eastAsia" w:ascii="宋体" w:hAnsi="宋体" w:eastAsia="宋体" w:cs="宋体"/>
+              <w:rFonts w:ascii="宋体" w:eastAsia="宋体" w:hAnsi="宋体" w:cs="宋体" w:hint="eastAsia"/>
               <w:szCs w:val="24"/>
             </w:rPr>
             <w:fldChar w:fldCharType="begin"/>
           </w:r>
           <w:r>
             <w:rPr>
-              <w:rFonts w:hint="eastAsia" w:ascii="宋体" w:hAnsi="宋体" w:eastAsia="宋体" w:cs="宋体"/>
+              <w:rFonts w:ascii="宋体" w:eastAsia="宋体" w:hAnsi="宋体" w:cs="宋体" w:hint="eastAsia"/>
               <w:szCs w:val="24"/>
             </w:rPr>
             <w:instrText xml:space="preserve"> HYPERLINK \l _Toc27157 </w:instrText>
           </w:r>
           <w:r>
             <w:rPr>
-              <w:rFonts w:hint="eastAsia" w:ascii="宋体" w:hAnsi="宋体" w:eastAsia="宋体" w:cs="宋体"/>
+              <w:rFonts w:ascii="宋体" w:eastAsia="宋体" w:hAnsi="宋体" w:cs="宋体" w:hint="eastAsia"/>
               <w:szCs w:val="24"/>
             </w:rPr>
             <w:fldChar w:fldCharType="separate"/>
@@ -3027,7 +3006,7 @@
           </w:r>
           <w:r>
             <w:rPr>
-              <w:rFonts w:hint="eastAsia" w:ascii="宋体" w:hAnsi="宋体" w:eastAsia="宋体" w:cs="宋体"/>
+              <w:rFonts w:ascii="宋体" w:eastAsia="宋体" w:hAnsi="宋体" w:cs="宋体" w:hint="eastAsia"/>
               <w:szCs w:val="24"/>
             </w:rPr>
             <w:fldChar w:fldCharType="end"/>
@@ -3035,28 +3014,28 @@
         </w:p>
         <w:p>
           <w:pPr>
-            <w:pStyle w:val="16"/>
+            <w:pStyle w:val="TOC1"/>
             <w:tabs>
               <w:tab w:val="right" w:leader="dot" w:pos="8306"/>
             </w:tabs>
           </w:pPr>
           <w:r>
             <w:rPr>
-              <w:rFonts w:hint="eastAsia" w:ascii="宋体" w:hAnsi="宋体" w:eastAsia="宋体" w:cs="宋体"/>
+              <w:rFonts w:ascii="宋体" w:eastAsia="宋体" w:hAnsi="宋体" w:cs="宋体" w:hint="eastAsia"/>
               <w:szCs w:val="24"/>
             </w:rPr>
             <w:fldChar w:fldCharType="begin"/>
           </w:r>
           <w:r>
             <w:rPr>
-              <w:rFonts w:hint="eastAsia" w:ascii="宋体" w:hAnsi="宋体" w:eastAsia="宋体" w:cs="宋体"/>
+              <w:rFonts w:ascii="宋体" w:eastAsia="宋体" w:hAnsi="宋体" w:cs="宋体" w:hint="eastAsia"/>
               <w:szCs w:val="24"/>
             </w:rPr>
             <w:instrText xml:space="preserve"> HYPERLINK \l _Toc10320 </w:instrText>
           </w:r>
           <w:r>
             <w:rPr>
-              <w:rFonts w:hint="eastAsia" w:ascii="宋体" w:hAnsi="宋体" w:eastAsia="宋体" w:cs="宋体"/>
+              <w:rFonts w:ascii="宋体" w:eastAsia="宋体" w:hAnsi="宋体" w:cs="宋体" w:hint="eastAsia"/>
               <w:szCs w:val="24"/>
             </w:rPr>
             <w:fldChar w:fldCharType="separate"/>
@@ -3088,7 +3067,7 @@
           </w:r>
           <w:r>
             <w:rPr>
-              <w:rFonts w:hint="eastAsia" w:ascii="宋体" w:hAnsi="宋体" w:eastAsia="宋体" w:cs="宋体"/>
+              <w:rFonts w:ascii="宋体" w:eastAsia="宋体" w:hAnsi="宋体" w:cs="宋体" w:hint="eastAsia"/>
               <w:szCs w:val="24"/>
             </w:rPr>
             <w:fldChar w:fldCharType="end"/>
@@ -3096,28 +3075,28 @@
         </w:p>
         <w:p>
           <w:pPr>
-            <w:pStyle w:val="17"/>
+            <w:pStyle w:val="TOC2"/>
             <w:tabs>
               <w:tab w:val="right" w:leader="dot" w:pos="8306"/>
             </w:tabs>
           </w:pPr>
           <w:r>
             <w:rPr>
-              <w:rFonts w:hint="eastAsia" w:ascii="宋体" w:hAnsi="宋体" w:eastAsia="宋体" w:cs="宋体"/>
+              <w:rFonts w:ascii="宋体" w:eastAsia="宋体" w:hAnsi="宋体" w:cs="宋体" w:hint="eastAsia"/>
               <w:szCs w:val="24"/>
             </w:rPr>
             <w:fldChar w:fldCharType="begin"/>
           </w:r>
           <w:r>
             <w:rPr>
-              <w:rFonts w:hint="eastAsia" w:ascii="宋体" w:hAnsi="宋体" w:eastAsia="宋体" w:cs="宋体"/>
+              <w:rFonts w:ascii="宋体" w:eastAsia="宋体" w:hAnsi="宋体" w:cs="宋体" w:hint="eastAsia"/>
               <w:szCs w:val="24"/>
             </w:rPr>
             <w:instrText xml:space="preserve"> HYPERLINK \l _Toc22141 </w:instrText>
           </w:r>
           <w:r>
             <w:rPr>
-              <w:rFonts w:hint="eastAsia" w:ascii="宋体" w:hAnsi="宋体" w:eastAsia="宋体" w:cs="宋体"/>
+              <w:rFonts w:ascii="宋体" w:eastAsia="宋体" w:hAnsi="宋体" w:cs="宋体" w:hint="eastAsia"/>
               <w:szCs w:val="24"/>
             </w:rPr>
             <w:fldChar w:fldCharType="separate"/>
@@ -3149,7 +3128,7 @@
           </w:r>
           <w:r>
             <w:rPr>
-              <w:rFonts w:hint="eastAsia" w:ascii="宋体" w:hAnsi="宋体" w:eastAsia="宋体" w:cs="宋体"/>
+              <w:rFonts w:ascii="宋体" w:eastAsia="宋体" w:hAnsi="宋体" w:cs="宋体" w:hint="eastAsia"/>
               <w:szCs w:val="24"/>
             </w:rPr>
             <w:fldChar w:fldCharType="end"/>
@@ -3157,28 +3136,28 @@
         </w:p>
         <w:p>
           <w:pPr>
-            <w:pStyle w:val="17"/>
+            <w:pStyle w:val="TOC2"/>
             <w:tabs>
               <w:tab w:val="right" w:leader="dot" w:pos="8306"/>
             </w:tabs>
           </w:pPr>
           <w:r>
             <w:rPr>
-              <w:rFonts w:hint="eastAsia" w:ascii="宋体" w:hAnsi="宋体" w:eastAsia="宋体" w:cs="宋体"/>
+              <w:rFonts w:ascii="宋体" w:eastAsia="宋体" w:hAnsi="宋体" w:cs="宋体" w:hint="eastAsia"/>
               <w:szCs w:val="24"/>
             </w:rPr>
             <w:fldChar w:fldCharType="begin"/>
           </w:r>
           <w:r>
             <w:rPr>
-              <w:rFonts w:hint="eastAsia" w:ascii="宋体" w:hAnsi="宋体" w:eastAsia="宋体" w:cs="宋体"/>
+              <w:rFonts w:ascii="宋体" w:eastAsia="宋体" w:hAnsi="宋体" w:cs="宋体" w:hint="eastAsia"/>
               <w:szCs w:val="24"/>
             </w:rPr>
             <w:instrText xml:space="preserve"> HYPERLINK \l _Toc11084 </w:instrText>
           </w:r>
           <w:r>
             <w:rPr>
-              <w:rFonts w:hint="eastAsia" w:ascii="宋体" w:hAnsi="宋体" w:eastAsia="宋体" w:cs="宋体"/>
+              <w:rFonts w:ascii="宋体" w:eastAsia="宋体" w:hAnsi="宋体" w:cs="宋体" w:hint="eastAsia"/>
               <w:szCs w:val="24"/>
             </w:rPr>
             <w:fldChar w:fldCharType="separate"/>
@@ -3210,7 +3189,7 @@
           </w:r>
           <w:r>
             <w:rPr>
-              <w:rFonts w:hint="eastAsia" w:ascii="宋体" w:hAnsi="宋体" w:eastAsia="宋体" w:cs="宋体"/>
+              <w:rFonts w:ascii="宋体" w:eastAsia="宋体" w:hAnsi="宋体" w:cs="宋体" w:hint="eastAsia"/>
               <w:szCs w:val="24"/>
             </w:rPr>
             <w:fldChar w:fldCharType="end"/>
@@ -3218,28 +3197,28 @@
         </w:p>
         <w:p>
           <w:pPr>
-            <w:pStyle w:val="16"/>
+            <w:pStyle w:val="TOC1"/>
             <w:tabs>
               <w:tab w:val="right" w:leader="dot" w:pos="8306"/>
             </w:tabs>
           </w:pPr>
           <w:r>
             <w:rPr>
-              <w:rFonts w:hint="eastAsia" w:ascii="宋体" w:hAnsi="宋体" w:eastAsia="宋体" w:cs="宋体"/>
+              <w:rFonts w:ascii="宋体" w:eastAsia="宋体" w:hAnsi="宋体" w:cs="宋体" w:hint="eastAsia"/>
               <w:szCs w:val="24"/>
             </w:rPr>
             <w:fldChar w:fldCharType="begin"/>
           </w:r>
           <w:r>
             <w:rPr>
-              <w:rFonts w:hint="eastAsia" w:ascii="宋体" w:hAnsi="宋体" w:eastAsia="宋体" w:cs="宋体"/>
+              <w:rFonts w:ascii="宋体" w:eastAsia="宋体" w:hAnsi="宋体" w:cs="宋体" w:hint="eastAsia"/>
               <w:szCs w:val="24"/>
             </w:rPr>
             <w:instrText xml:space="preserve"> HYPERLINK \l _Toc268 </w:instrText>
           </w:r>
           <w:r>
             <w:rPr>
-              <w:rFonts w:hint="eastAsia" w:ascii="宋体" w:hAnsi="宋体" w:eastAsia="宋体" w:cs="宋体"/>
+              <w:rFonts w:ascii="宋体" w:eastAsia="宋体" w:hAnsi="宋体" w:cs="宋体" w:hint="eastAsia"/>
               <w:szCs w:val="24"/>
             </w:rPr>
             <w:fldChar w:fldCharType="separate"/>
@@ -3271,7 +3250,7 @@
           </w:r>
           <w:r>
             <w:rPr>
-              <w:rFonts w:hint="eastAsia" w:ascii="宋体" w:hAnsi="宋体" w:eastAsia="宋体" w:cs="宋体"/>
+              <w:rFonts w:ascii="宋体" w:eastAsia="宋体" w:hAnsi="宋体" w:cs="宋体" w:hint="eastAsia"/>
               <w:szCs w:val="24"/>
             </w:rPr>
             <w:fldChar w:fldCharType="end"/>
@@ -3279,28 +3258,28 @@
         </w:p>
         <w:p>
           <w:pPr>
-            <w:pStyle w:val="17"/>
+            <w:pStyle w:val="TOC2"/>
             <w:tabs>
               <w:tab w:val="right" w:leader="dot" w:pos="8306"/>
             </w:tabs>
           </w:pPr>
           <w:r>
             <w:rPr>
-              <w:rFonts w:hint="eastAsia" w:ascii="宋体" w:hAnsi="宋体" w:eastAsia="宋体" w:cs="宋体"/>
+              <w:rFonts w:ascii="宋体" w:eastAsia="宋体" w:hAnsi="宋体" w:cs="宋体" w:hint="eastAsia"/>
               <w:szCs w:val="24"/>
             </w:rPr>
             <w:fldChar w:fldCharType="begin"/>
           </w:r>
           <w:r>
             <w:rPr>
-              <w:rFonts w:hint="eastAsia" w:ascii="宋体" w:hAnsi="宋体" w:eastAsia="宋体" w:cs="宋体"/>
+              <w:rFonts w:ascii="宋体" w:eastAsia="宋体" w:hAnsi="宋体" w:cs="宋体" w:hint="eastAsia"/>
               <w:szCs w:val="24"/>
             </w:rPr>
             <w:instrText xml:space="preserve"> HYPERLINK \l _Toc27833 </w:instrText>
           </w:r>
           <w:r>
             <w:rPr>
-              <w:rFonts w:hint="eastAsia" w:ascii="宋体" w:hAnsi="宋体" w:eastAsia="宋体" w:cs="宋体"/>
+              <w:rFonts w:ascii="宋体" w:eastAsia="宋体" w:hAnsi="宋体" w:cs="宋体" w:hint="eastAsia"/>
               <w:szCs w:val="24"/>
             </w:rPr>
             <w:fldChar w:fldCharType="separate"/>
@@ -3332,7 +3311,7 @@
           </w:r>
           <w:r>
             <w:rPr>
-              <w:rFonts w:hint="eastAsia" w:ascii="宋体" w:hAnsi="宋体" w:eastAsia="宋体" w:cs="宋体"/>
+              <w:rFonts w:ascii="宋体" w:eastAsia="宋体" w:hAnsi="宋体" w:cs="宋体" w:hint="eastAsia"/>
               <w:szCs w:val="24"/>
             </w:rPr>
             <w:fldChar w:fldCharType="end"/>
@@ -3340,28 +3319,28 @@
         </w:p>
         <w:p>
           <w:pPr>
-            <w:pStyle w:val="17"/>
+            <w:pStyle w:val="TOC2"/>
             <w:tabs>
               <w:tab w:val="right" w:leader="dot" w:pos="8306"/>
             </w:tabs>
           </w:pPr>
           <w:r>
             <w:rPr>
-              <w:rFonts w:hint="eastAsia" w:ascii="宋体" w:hAnsi="宋体" w:eastAsia="宋体" w:cs="宋体"/>
+              <w:rFonts w:ascii="宋体" w:eastAsia="宋体" w:hAnsi="宋体" w:cs="宋体" w:hint="eastAsia"/>
               <w:szCs w:val="24"/>
             </w:rPr>
             <w:fldChar w:fldCharType="begin"/>
           </w:r>
           <w:r>
             <w:rPr>
-              <w:rFonts w:hint="eastAsia" w:ascii="宋体" w:hAnsi="宋体" w:eastAsia="宋体" w:cs="宋体"/>
+              <w:rFonts w:ascii="宋体" w:eastAsia="宋体" w:hAnsi="宋体" w:cs="宋体" w:hint="eastAsia"/>
               <w:szCs w:val="24"/>
             </w:rPr>
             <w:instrText xml:space="preserve"> HYPERLINK \l _Toc26267 </w:instrText>
           </w:r>
           <w:r>
             <w:rPr>
-              <w:rFonts w:hint="eastAsia" w:ascii="宋体" w:hAnsi="宋体" w:eastAsia="宋体" w:cs="宋体"/>
+              <w:rFonts w:ascii="宋体" w:eastAsia="宋体" w:hAnsi="宋体" w:cs="宋体" w:hint="eastAsia"/>
               <w:szCs w:val="24"/>
             </w:rPr>
             <w:fldChar w:fldCharType="separate"/>
@@ -3393,7 +3372,7 @@
           </w:r>
           <w:r>
             <w:rPr>
-              <w:rFonts w:hint="eastAsia" w:ascii="宋体" w:hAnsi="宋体" w:eastAsia="宋体" w:cs="宋体"/>
+              <w:rFonts w:ascii="宋体" w:eastAsia="宋体" w:hAnsi="宋体" w:cs="宋体" w:hint="eastAsia"/>
               <w:szCs w:val="24"/>
             </w:rPr>
             <w:fldChar w:fldCharType="end"/>
@@ -3401,28 +3380,28 @@
         </w:p>
         <w:p>
           <w:pPr>
-            <w:pStyle w:val="17"/>
+            <w:pStyle w:val="TOC2"/>
             <w:tabs>
               <w:tab w:val="right" w:leader="dot" w:pos="8306"/>
             </w:tabs>
           </w:pPr>
           <w:r>
             <w:rPr>
-              <w:rFonts w:hint="eastAsia" w:ascii="宋体" w:hAnsi="宋体" w:eastAsia="宋体" w:cs="宋体"/>
+              <w:rFonts w:ascii="宋体" w:eastAsia="宋体" w:hAnsi="宋体" w:cs="宋体" w:hint="eastAsia"/>
               <w:szCs w:val="24"/>
             </w:rPr>
             <w:fldChar w:fldCharType="begin"/>
           </w:r>
           <w:r>
             <w:rPr>
-              <w:rFonts w:hint="eastAsia" w:ascii="宋体" w:hAnsi="宋体" w:eastAsia="宋体" w:cs="宋体"/>
+              <w:rFonts w:ascii="宋体" w:eastAsia="宋体" w:hAnsi="宋体" w:cs="宋体" w:hint="eastAsia"/>
               <w:szCs w:val="24"/>
             </w:rPr>
             <w:instrText xml:space="preserve"> HYPERLINK \l _Toc30507 </w:instrText>
           </w:r>
           <w:r>
             <w:rPr>
-              <w:rFonts w:hint="eastAsia" w:ascii="宋体" w:hAnsi="宋体" w:eastAsia="宋体" w:cs="宋体"/>
+              <w:rFonts w:ascii="宋体" w:eastAsia="宋体" w:hAnsi="宋体" w:cs="宋体" w:hint="eastAsia"/>
               <w:szCs w:val="24"/>
             </w:rPr>
             <w:fldChar w:fldCharType="separate"/>
@@ -3454,7 +3433,7 @@
           </w:r>
           <w:r>
             <w:rPr>
-              <w:rFonts w:hint="eastAsia" w:ascii="宋体" w:hAnsi="宋体" w:eastAsia="宋体" w:cs="宋体"/>
+              <w:rFonts w:ascii="宋体" w:eastAsia="宋体" w:hAnsi="宋体" w:cs="宋体" w:hint="eastAsia"/>
               <w:szCs w:val="24"/>
             </w:rPr>
             <w:fldChar w:fldCharType="end"/>
@@ -3462,28 +3441,28 @@
         </w:p>
         <w:p>
           <w:pPr>
-            <w:pStyle w:val="16"/>
+            <w:pStyle w:val="TOC1"/>
             <w:tabs>
               <w:tab w:val="right" w:leader="dot" w:pos="8306"/>
             </w:tabs>
           </w:pPr>
           <w:r>
             <w:rPr>
-              <w:rFonts w:hint="eastAsia" w:ascii="宋体" w:hAnsi="宋体" w:eastAsia="宋体" w:cs="宋体"/>
+              <w:rFonts w:ascii="宋体" w:eastAsia="宋体" w:hAnsi="宋体" w:cs="宋体" w:hint="eastAsia"/>
               <w:szCs w:val="24"/>
             </w:rPr>
             <w:fldChar w:fldCharType="begin"/>
           </w:r>
           <w:r>
             <w:rPr>
-              <w:rFonts w:hint="eastAsia" w:ascii="宋体" w:hAnsi="宋体" w:eastAsia="宋体" w:cs="宋体"/>
+              <w:rFonts w:ascii="宋体" w:eastAsia="宋体" w:hAnsi="宋体" w:cs="宋体" w:hint="eastAsia"/>
               <w:szCs w:val="24"/>
             </w:rPr>
             <w:instrText xml:space="preserve"> HYPERLINK \l _Toc27655 </w:instrText>
           </w:r>
           <w:r>
             <w:rPr>
-              <w:rFonts w:hint="eastAsia" w:ascii="宋体" w:hAnsi="宋体" w:eastAsia="宋体" w:cs="宋体"/>
+              <w:rFonts w:ascii="宋体" w:eastAsia="宋体" w:hAnsi="宋体" w:cs="宋体" w:hint="eastAsia"/>
               <w:szCs w:val="24"/>
             </w:rPr>
             <w:fldChar w:fldCharType="separate"/>
@@ -3515,7 +3494,7 @@
           </w:r>
           <w:r>
             <w:rPr>
-              <w:rFonts w:hint="eastAsia" w:ascii="宋体" w:hAnsi="宋体" w:eastAsia="宋体" w:cs="宋体"/>
+              <w:rFonts w:ascii="宋体" w:eastAsia="宋体" w:hAnsi="宋体" w:cs="宋体" w:hint="eastAsia"/>
               <w:szCs w:val="24"/>
             </w:rPr>
             <w:fldChar w:fldCharType="end"/>
@@ -3538,7 +3517,7 @@
             <w:snapToGrid w:val="0"/>
             <w:textAlignment w:val="baseline"/>
             <w:rPr>
-              <w:rFonts w:hint="eastAsia" w:ascii="宋体" w:hAnsi="宋体" w:eastAsia="宋体" w:cs="宋体"/>
+              <w:rFonts w:ascii="宋体" w:eastAsia="宋体" w:hAnsi="宋体" w:cs="宋体" w:hint="eastAsia"/>
               <w:snapToGrid w:val="0"/>
               <w:color w:val="000000"/>
               <w:kern w:val="0"/>
@@ -3549,7 +3528,7 @@
           </w:pPr>
           <w:r>
             <w:rPr>
-              <w:rFonts w:hint="eastAsia" w:ascii="宋体" w:hAnsi="宋体" w:eastAsia="宋体" w:cs="宋体"/>
+              <w:rFonts w:ascii="宋体" w:eastAsia="宋体" w:hAnsi="宋体" w:cs="宋体" w:hint="eastAsia"/>
               <w:szCs w:val="24"/>
             </w:rPr>
             <w:fldChar w:fldCharType="end"/>
@@ -3574,7 +3553,7 @@
         <w:snapToGrid w:val="0"/>
         <w:textAlignment w:val="baseline"/>
         <w:rPr>
-          <w:rFonts w:ascii="Arial" w:hAnsi="Arial" w:eastAsia="Arial" w:cs="Arial"/>
+          <w:rFonts w:ascii="Arial" w:eastAsia="Arial" w:hAnsi="Arial" w:cs="Arial"/>
           <w:snapToGrid w:val="0"/>
           <w:color w:val="000000"/>
           <w:kern w:val="0"/>
@@ -3585,7 +3564,7 @@
       </w:pPr>
       <w:r>
         <w:rPr>
-          <w:rFonts w:ascii="Arial" w:hAnsi="Arial" w:eastAsia="Arial" w:cs="Arial"/>
+          <w:rFonts w:ascii="Arial" w:eastAsia="Arial" w:hAnsi="Arial" w:cs="Arial"/>
           <w:snapToGrid w:val="0"/>
           <w:color w:val="000000"/>
           <w:kern w:val="0"/>
@@ -3598,7 +3577,7 @@
     </w:p>
     <w:p>
       <w:pPr>
-        <w:pStyle w:val="28"/>
+        <w:pStyle w:val="1"/>
         <w:bidi w:val="0"/>
         <w:rPr>
           <w:rFonts w:hint="default"/>
@@ -3617,7 +3596,7 @@
     </w:p>
     <w:p>
       <w:pPr>
-        <w:pStyle w:val="30"/>
+        <w:pStyle w:val="2"/>
         <w:bidi w:val="0"/>
         <w:rPr>
           <w:rFonts w:hint="default"/>
@@ -3636,7 +3615,7 @@
     </w:p>
     <w:p>
       <w:pPr>
-        <w:pStyle w:val="29"/>
+        <w:pStyle w:val="a1"/>
         <w:bidi w:val="0"/>
         <w:rPr>
           <w:rFonts w:hint="default"/>
@@ -3667,7 +3646,7 @@
     </w:p>
     <w:p>
       <w:pPr>
-        <w:pStyle w:val="30"/>
+        <w:pStyle w:val="2"/>
         <w:bidi w:val="0"/>
         <w:rPr>
           <w:rFonts w:hint="default"/>
@@ -3686,7 +3665,7 @@
     </w:p>
     <w:p>
       <w:pPr>
-        <w:pStyle w:val="29"/>
+        <w:pStyle w:val="a1"/>
         <w:bidi w:val="0"/>
         <w:rPr>
           <w:rFonts w:hint="default"/>
@@ -3703,7 +3682,7 @@
     </w:p>
     <w:p>
       <w:pPr>
-        <w:pStyle w:val="30"/>
+        <w:pStyle w:val="2"/>
         <w:bidi w:val="0"/>
         <w:rPr>
           <w:rFonts w:hint="default"/>
@@ -3722,7 +3701,7 @@
     </w:p>
     <w:p>
       <w:pPr>
-        <w:pStyle w:val="29"/>
+        <w:pStyle w:val="a1"/>
         <w:bidi w:val="0"/>
         <w:rPr>
           <w:rFonts w:hint="default"/>
@@ -3739,7 +3718,7 @@
     </w:p>
     <w:p>
       <w:pPr>
-        <w:pStyle w:val="30"/>
+        <w:pStyle w:val="2"/>
         <w:bidi w:val="0"/>
         <w:rPr>
           <w:rFonts w:hint="default"/>
@@ -3758,7 +3737,7 @@
     </w:p>
     <w:p>
       <w:pPr>
-        <w:pStyle w:val="29"/>
+        <w:pStyle w:val="a1"/>
         <w:bidi w:val="0"/>
         <w:rPr>
           <w:rFonts w:hint="default"/>
@@ -3775,7 +3754,7 @@
     </w:p>
     <w:p>
       <w:pPr>
-        <w:pStyle w:val="29"/>
+        <w:pStyle w:val="a1"/>
         <w:bidi w:val="0"/>
         <w:rPr>
           <w:rFonts w:hint="default"/>
@@ -3792,7 +3771,7 @@
     </w:p>
     <w:p>
       <w:pPr>
-        <w:pStyle w:val="29"/>
+        <w:pStyle w:val="a1"/>
         <w:bidi w:val="0"/>
         <w:rPr>
           <w:rFonts w:hint="default"/>
@@ -3809,7 +3788,7 @@
     </w:p>
     <w:p>
       <w:pPr>
-        <w:pStyle w:val="29"/>
+        <w:pStyle w:val="a1"/>
         <w:bidi w:val="0"/>
         <w:rPr>
           <w:rFonts w:hint="default"/>
@@ -3826,7 +3805,7 @@
     </w:p>
     <w:p>
       <w:pPr>
-        <w:pStyle w:val="29"/>
+        <w:pStyle w:val="a1"/>
         <w:bidi w:val="0"/>
         <w:rPr>
           <w:rFonts w:hint="default"/>
@@ -3843,7 +3822,7 @@
     </w:p>
     <w:p>
       <w:pPr>
-        <w:pStyle w:val="28"/>
+        <w:pStyle w:val="1"/>
         <w:bidi w:val="0"/>
         <w:rPr>
           <w:rFonts w:hint="default"/>
@@ -3862,7 +3841,7 @@
     </w:p>
     <w:p>
       <w:pPr>
-        <w:pStyle w:val="30"/>
+        <w:pStyle w:val="2"/>
         <w:bidi w:val="0"/>
         <w:rPr>
           <w:rFonts w:hint="default"/>
@@ -3881,7 +3860,7 @@
     </w:p>
     <w:p>
       <w:pPr>
-        <w:pStyle w:val="29"/>
+        <w:pStyle w:val="a1"/>
         <w:bidi w:val="0"/>
         <w:rPr>
           <w:rFonts w:hint="default"/>
@@ -3912,19 +3891,18 @@
     </w:p>
     <w:tbl>
       <w:tblPr>
-        <w:tblStyle w:val="20"/>
+        <w:tblStyle w:val="TableNormal"/>
         <w:tblW w:w="8523" w:type="dxa"/>
         <w:jc w:val="center"/>
         <w:tblBorders>
-          <w:top w:val="single" w:color="auto" w:sz="4" w:space="0"/>
-          <w:left w:val="single" w:color="auto" w:sz="4" w:space="0"/>
-          <w:bottom w:val="single" w:color="auto" w:sz="4" w:space="0"/>
-          <w:right w:val="single" w:color="auto" w:sz="4" w:space="0"/>
-          <w:insideH w:val="single" w:color="auto" w:sz="4" w:space="0"/>
-          <w:insideV w:val="single" w:color="auto" w:sz="4" w:space="0"/>
+          <w:top w:val="single" w:sz="4" w:space="0" w:color="auto"/>
+          <w:left w:val="single" w:sz="4" w:space="0" w:color="auto"/>
+          <w:bottom w:val="single" w:sz="4" w:space="0" w:color="auto"/>
+          <w:right w:val="single" w:sz="4" w:space="0" w:color="auto"/>
+          <w:insideH w:val="single" w:sz="4" w:space="0" w:color="auto"/>
+          <w:insideV w:val="single" w:sz="4" w:space="0" w:color="auto"/>
         </w:tblBorders>
         <w:shd w:val="clear" w:color="auto" w:fill="auto"/>
-        <w:tblLayout w:type="autofit"/>
         <w:tblCellMar>
           <w:top w:w="15" w:type="dxa"/>
           <w:left w:w="15" w:type="dxa"/>
@@ -3940,13 +3918,15 @@
       </w:tblGrid>
       <w:tr>
         <w:tblPrEx>
+          <w:tblW w:w="8523" w:type="dxa"/>
+          <w:jc w:val="center"/>
           <w:tblBorders>
-            <w:top w:val="single" w:color="auto" w:sz="4" w:space="0"/>
-            <w:left w:val="single" w:color="auto" w:sz="4" w:space="0"/>
-            <w:bottom w:val="single" w:color="auto" w:sz="4" w:space="0"/>
-            <w:right w:val="single" w:color="auto" w:sz="4" w:space="0"/>
-            <w:insideH w:val="single" w:color="auto" w:sz="4" w:space="0"/>
-            <w:insideV w:val="single" w:color="auto" w:sz="4" w:space="0"/>
+            <w:top w:val="single" w:sz="4" w:space="0" w:color="auto"/>
+            <w:left w:val="single" w:sz="4" w:space="0" w:color="auto"/>
+            <w:bottom w:val="single" w:sz="4" w:space="0" w:color="auto"/>
+            <w:right w:val="single" w:sz="4" w:space="0" w:color="auto"/>
+            <w:insideH w:val="single" w:sz="4" w:space="0" w:color="auto"/>
+            <w:insideV w:val="single" w:sz="4" w:space="0" w:color="auto"/>
           </w:tblBorders>
           <w:shd w:val="clear" w:color="auto" w:fill="auto"/>
           <w:tblCellMar>
@@ -3957,7 +3937,7 @@
           </w:tblCellMar>
         </w:tblPrEx>
         <w:trPr>
-          <w:trHeight w:val="0" w:hRule="atLeast"/>
+          <w:trHeight w:val="0"/>
           <w:tblHeader/>
           <w:jc w:val="center"/>
         </w:trPr>
@@ -3965,10 +3945,10 @@
           <w:tcPr>
             <w:tcW w:w="942" w:type="dxa"/>
             <w:tcBorders>
-              <w:top w:val="single" w:color="auto" w:sz="12" w:space="0"/>
-              <w:left w:val="single" w:color="auto" w:sz="12" w:space="0"/>
-              <w:bottom w:val="single" w:color="auto" w:sz="4" w:space="0"/>
-              <w:right w:val="single" w:color="auto" w:sz="4" w:space="0"/>
+              <w:top w:val="single" w:sz="12" w:space="0" w:color="auto"/>
+              <w:left w:val="single" w:sz="12" w:space="0" w:color="auto"/>
+              <w:bottom w:val="single" w:sz="4" w:space="0" w:color="auto"/>
+              <w:right w:val="single" w:sz="4" w:space="0" w:color="auto"/>
             </w:tcBorders>
             <w:shd w:val="clear" w:color="auto" w:fill="auto"/>
             <w:tcMar>
@@ -3987,10 +3967,10 @@
               <w:suppressLineNumbers w:val="0"/>
               <w:snapToGrid w:val="0"/>
               <w:spacing w:line="240" w:lineRule="auto"/>
-              <w:ind w:left="0" w:leftChars="0" w:right="0" w:rightChars="0" w:firstLine="0" w:firstLineChars="0"/>
+              <w:ind w:left="0" w:right="0" w:firstLine="0" w:leftChars="0" w:rightChars="0" w:firstLineChars="0"/>
               <w:jc w:val="center"/>
               <w:rPr>
-                <w:rFonts w:ascii="Segoe UI" w:hAnsi="Segoe UI" w:eastAsia="Segoe UI" w:cs="Segoe UI"/>
+                <w:rFonts w:ascii="Segoe UI" w:eastAsia="Segoe UI" w:hAnsi="Segoe UI" w:cs="Segoe UI"/>
                 <w:b/>
                 <w:i w:val="0"/>
                 <w:iCs w:val="0"/>
@@ -4003,7 +3983,7 @@
             </w:pPr>
             <w:r>
               <w:rPr>
-                <w:rFonts w:hint="default" w:ascii="Segoe UI" w:hAnsi="Segoe UI" w:eastAsia="Segoe UI" w:cs="Segoe UI"/>
+                <w:rFonts w:ascii="Segoe UI" w:eastAsia="Segoe UI" w:hAnsi="Segoe UI" w:cs="Segoe UI" w:hint="default"/>
                 <w:b/>
                 <w:i w:val="0"/>
                 <w:iCs w:val="0"/>
@@ -4014,7 +3994,7 @@
                 <w:kern w:val="0"/>
                 <w:sz w:val="18"/>
                 <w:szCs w:val="18"/>
-                <w:lang w:val="en-US" w:eastAsia="zh-CN" w:bidi="ar"/>
+                <w:lang w:val="en-US" w:eastAsia="zh-CN"/>
               </w:rPr>
               <w:t>组别</w:t>
             </w:r>
@@ -4024,10 +4004,10 @@
           <w:tcPr>
             <w:tcW w:w="1046" w:type="dxa"/>
             <w:tcBorders>
-              <w:top w:val="single" w:color="auto" w:sz="12" w:space="0"/>
-              <w:left w:val="single" w:color="auto" w:sz="4" w:space="0"/>
-              <w:bottom w:val="single" w:color="auto" w:sz="4" w:space="0"/>
-              <w:right w:val="single" w:color="auto" w:sz="4" w:space="0"/>
+              <w:top w:val="single" w:sz="12" w:space="0" w:color="auto"/>
+              <w:left w:val="single" w:sz="4" w:space="0" w:color="auto"/>
+              <w:bottom w:val="single" w:sz="4" w:space="0" w:color="auto"/>
+              <w:right w:val="single" w:sz="4" w:space="0" w:color="auto"/>
             </w:tcBorders>
             <w:shd w:val="clear" w:color="auto" w:fill="auto"/>
             <w:tcMar>
@@ -4046,10 +4026,10 @@
               <w:suppressLineNumbers w:val="0"/>
               <w:snapToGrid w:val="0"/>
               <w:spacing w:line="240" w:lineRule="auto"/>
-              <w:ind w:left="0" w:leftChars="0" w:right="0" w:rightChars="0" w:firstLine="0" w:firstLineChars="0"/>
+              <w:ind w:left="0" w:right="0" w:firstLine="0" w:leftChars="0" w:rightChars="0" w:firstLineChars="0"/>
               <w:jc w:val="center"/>
               <w:rPr>
-                <w:rFonts w:hint="default" w:ascii="Segoe UI" w:hAnsi="Segoe UI" w:eastAsia="Segoe UI" w:cs="Segoe UI"/>
+                <w:rFonts w:ascii="Segoe UI" w:eastAsia="Segoe UI" w:hAnsi="Segoe UI" w:cs="Segoe UI" w:hint="default"/>
                 <w:b/>
                 <w:i w:val="0"/>
                 <w:iCs w:val="0"/>
@@ -4062,7 +4042,7 @@
             </w:pPr>
             <w:r>
               <w:rPr>
-                <w:rFonts w:hint="default" w:ascii="Segoe UI" w:hAnsi="Segoe UI" w:eastAsia="Segoe UI" w:cs="Segoe UI"/>
+                <w:rFonts w:ascii="Segoe UI" w:eastAsia="Segoe UI" w:hAnsi="Segoe UI" w:cs="Segoe UI" w:hint="default"/>
                 <w:b/>
                 <w:i w:val="0"/>
                 <w:iCs w:val="0"/>
@@ -4073,7 +4053,7 @@
                 <w:kern w:val="0"/>
                 <w:sz w:val="18"/>
                 <w:szCs w:val="18"/>
-                <w:lang w:val="en-US" w:eastAsia="zh-CN" w:bidi="ar"/>
+                <w:lang w:val="en-US" w:eastAsia="zh-CN"/>
               </w:rPr>
               <w:t>角色</w:t>
             </w:r>
@@ -4083,10 +4063,10 @@
           <w:tcPr>
             <w:tcW w:w="3388" w:type="dxa"/>
             <w:tcBorders>
-              <w:top w:val="single" w:color="auto" w:sz="12" w:space="0"/>
-              <w:left w:val="single" w:color="auto" w:sz="4" w:space="0"/>
-              <w:bottom w:val="single" w:color="auto" w:sz="4" w:space="0"/>
-              <w:right w:val="single" w:color="auto" w:sz="4" w:space="0"/>
+              <w:top w:val="single" w:sz="12" w:space="0" w:color="auto"/>
+              <w:left w:val="single" w:sz="4" w:space="0" w:color="auto"/>
+              <w:bottom w:val="single" w:sz="4" w:space="0" w:color="auto"/>
+              <w:right w:val="single" w:sz="4" w:space="0" w:color="auto"/>
             </w:tcBorders>
             <w:shd w:val="clear" w:color="auto" w:fill="auto"/>
             <w:tcMar>
@@ -4105,10 +4085,10 @@
               <w:suppressLineNumbers w:val="0"/>
               <w:snapToGrid w:val="0"/>
               <w:spacing w:line="240" w:lineRule="auto"/>
-              <w:ind w:left="0" w:leftChars="0" w:right="0" w:rightChars="0" w:firstLine="0" w:firstLineChars="0"/>
+              <w:ind w:left="0" w:right="0" w:firstLine="0" w:leftChars="0" w:rightChars="0" w:firstLineChars="0"/>
               <w:jc w:val="center"/>
               <w:rPr>
-                <w:rFonts w:hint="default" w:ascii="Segoe UI" w:hAnsi="Segoe UI" w:eastAsia="Segoe UI" w:cs="Segoe UI"/>
+                <w:rFonts w:ascii="Segoe UI" w:eastAsia="Segoe UI" w:hAnsi="Segoe UI" w:cs="Segoe UI" w:hint="default"/>
                 <w:b/>
                 <w:i w:val="0"/>
                 <w:iCs w:val="0"/>
@@ -4121,7 +4101,7 @@
             </w:pPr>
             <w:r>
               <w:rPr>
-                <w:rFonts w:hint="default" w:ascii="Segoe UI" w:hAnsi="Segoe UI" w:eastAsia="Segoe UI" w:cs="Segoe UI"/>
+                <w:rFonts w:ascii="Segoe UI" w:eastAsia="Segoe UI" w:hAnsi="Segoe UI" w:cs="Segoe UI" w:hint="default"/>
                 <w:b/>
                 <w:i w:val="0"/>
                 <w:iCs w:val="0"/>
@@ -4132,7 +4112,7 @@
                 <w:kern w:val="0"/>
                 <w:sz w:val="18"/>
                 <w:szCs w:val="18"/>
-                <w:lang w:val="en-US" w:eastAsia="zh-CN" w:bidi="ar"/>
+                <w:lang w:val="en-US" w:eastAsia="zh-CN"/>
               </w:rPr>
               <w:t>人员构成（参考岗位）</w:t>
             </w:r>
@@ -4142,10 +4122,10 @@
           <w:tcPr>
             <w:tcW w:w="3147" w:type="dxa"/>
             <w:tcBorders>
-              <w:top w:val="single" w:color="auto" w:sz="12" w:space="0"/>
-              <w:left w:val="single" w:color="auto" w:sz="4" w:space="0"/>
-              <w:bottom w:val="single" w:color="auto" w:sz="4" w:space="0"/>
-              <w:right w:val="single" w:color="auto" w:sz="12" w:space="0"/>
+              <w:top w:val="single" w:sz="12" w:space="0" w:color="auto"/>
+              <w:left w:val="single" w:sz="4" w:space="0" w:color="auto"/>
+              <w:bottom w:val="single" w:sz="4" w:space="0" w:color="auto"/>
+              <w:right w:val="single" w:sz="12" w:space="0" w:color="auto"/>
             </w:tcBorders>
             <w:shd w:val="clear" w:color="auto" w:fill="auto"/>
             <w:tcMar>
@@ -4164,10 +4144,10 @@
               <w:suppressLineNumbers w:val="0"/>
               <w:snapToGrid w:val="0"/>
               <w:spacing w:line="240" w:lineRule="auto"/>
-              <w:ind w:left="0" w:leftChars="0" w:right="0" w:rightChars="0" w:firstLine="0" w:firstLineChars="0"/>
+              <w:ind w:left="0" w:right="0" w:firstLine="0" w:leftChars="0" w:rightChars="0" w:firstLineChars="0"/>
               <w:jc w:val="center"/>
               <w:rPr>
-                <w:rFonts w:hint="default" w:ascii="Segoe UI" w:hAnsi="Segoe UI" w:eastAsia="Segoe UI" w:cs="Segoe UI"/>
+                <w:rFonts w:ascii="Segoe UI" w:eastAsia="Segoe UI" w:hAnsi="Segoe UI" w:cs="Segoe UI" w:hint="default"/>
                 <w:b/>
                 <w:i w:val="0"/>
                 <w:iCs w:val="0"/>
@@ -4180,7 +4160,7 @@
             </w:pPr>
             <w:r>
               <w:rPr>
-                <w:rFonts w:hint="default" w:ascii="Segoe UI" w:hAnsi="Segoe UI" w:eastAsia="Segoe UI" w:cs="Segoe UI"/>
+                <w:rFonts w:ascii="Segoe UI" w:eastAsia="Segoe UI" w:hAnsi="Segoe UI" w:cs="Segoe UI" w:hint="default"/>
                 <w:b/>
                 <w:i w:val="0"/>
                 <w:iCs w:val="0"/>
@@ -4191,7 +4171,7 @@
                 <w:kern w:val="0"/>
                 <w:sz w:val="18"/>
                 <w:szCs w:val="18"/>
-                <w:lang w:val="en-US" w:eastAsia="zh-CN" w:bidi="ar"/>
+                <w:lang w:val="en-US" w:eastAsia="zh-CN"/>
               </w:rPr>
               <w:t>主要职责</w:t>
             </w:r>
@@ -4200,14 +4180,8 @@
       </w:tr>
       <w:tr>
         <w:tblPrEx>
-          <w:tblBorders>
-            <w:top w:val="single" w:color="auto" w:sz="4" w:space="0"/>
-            <w:left w:val="single" w:color="auto" w:sz="4" w:space="0"/>
-            <w:bottom w:val="single" w:color="auto" w:sz="4" w:space="0"/>
-            <w:right w:val="single" w:color="auto" w:sz="4" w:space="0"/>
-            <w:insideH w:val="single" w:color="auto" w:sz="4" w:space="0"/>
-            <w:insideV w:val="single" w:color="auto" w:sz="4" w:space="0"/>
-          </w:tblBorders>
+          <w:tblW w:w="8523" w:type="dxa"/>
+          <w:jc w:val="center"/>
           <w:shd w:val="clear" w:color="auto" w:fill="auto"/>
           <w:tblCellMar>
             <w:top w:w="15" w:type="dxa"/>
@@ -4217,7 +4191,7 @@
           </w:tblCellMar>
         </w:tblPrEx>
         <w:trPr>
-          <w:trHeight w:val="0" w:hRule="atLeast"/>
+          <w:trHeight w:val="0"/>
           <w:jc w:val="center"/>
         </w:trPr>
         <w:tc>
@@ -4225,9 +4199,9 @@
             <w:tcW w:w="942" w:type="dxa"/>
             <w:vMerge w:val="restart"/>
             <w:tcBorders>
-              <w:top w:val="single" w:color="auto" w:sz="4" w:space="0"/>
-              <w:left w:val="single" w:color="auto" w:sz="12" w:space="0"/>
-              <w:right w:val="single" w:color="auto" w:sz="4" w:space="0"/>
+              <w:top w:val="single" w:sz="4" w:space="0" w:color="auto"/>
+              <w:left w:val="single" w:sz="12" w:space="0" w:color="auto"/>
+              <w:right w:val="single" w:sz="4" w:space="0" w:color="auto"/>
             </w:tcBorders>
             <w:shd w:val="clear" w:color="auto" w:fill="auto"/>
             <w:tcMar>
@@ -4246,10 +4220,10 @@
               <w:suppressLineNumbers w:val="0"/>
               <w:snapToGrid w:val="0"/>
               <w:spacing w:line="240" w:lineRule="auto"/>
-              <w:ind w:left="0" w:leftChars="0" w:right="0" w:rightChars="0" w:firstLine="0" w:firstLineChars="0"/>
+              <w:ind w:left="0" w:right="0" w:firstLine="0" w:leftChars="0" w:rightChars="0" w:firstLineChars="0"/>
               <w:jc w:val="center"/>
               <w:rPr>
-                <w:rFonts w:hint="default" w:ascii="Segoe UI" w:hAnsi="Segoe UI" w:eastAsia="Segoe UI" w:cs="Segoe UI"/>
+                <w:rFonts w:ascii="Segoe UI" w:eastAsia="Segoe UI" w:hAnsi="Segoe UI" w:cs="Segoe UI" w:hint="default"/>
                 <w:i w:val="0"/>
                 <w:iCs w:val="0"/>
                 <w:caps w:val="0"/>
@@ -4261,8 +4235,8 @@
             </w:pPr>
             <w:r>
               <w:rPr>
-                <w:rStyle w:val="23"/>
-                <w:rFonts w:hint="default" w:ascii="Segoe UI" w:hAnsi="Segoe UI" w:eastAsia="Segoe UI" w:cs="Segoe UI"/>
+                <w:rStyle w:val="Strong"/>
+                <w:rFonts w:ascii="Segoe UI" w:eastAsia="Segoe UI" w:hAnsi="Segoe UI" w:cs="Segoe UI" w:hint="default"/>
                 <w:b/>
                 <w:bCs/>
                 <w:i w:val="0"/>
@@ -4274,7 +4248,7 @@
                 <w:kern w:val="0"/>
                 <w:sz w:val="18"/>
                 <w:szCs w:val="18"/>
-                <w:lang w:val="en-US" w:eastAsia="zh-CN" w:bidi="ar"/>
+                <w:lang w:val="en-US" w:eastAsia="zh-CN"/>
               </w:rPr>
               <w:t>领导小组</w:t>
             </w:r>
@@ -4284,10 +4258,10 @@
           <w:tcPr>
             <w:tcW w:w="1046" w:type="dxa"/>
             <w:tcBorders>
-              <w:top w:val="single" w:color="auto" w:sz="4" w:space="0"/>
-              <w:left w:val="single" w:color="auto" w:sz="4" w:space="0"/>
-              <w:bottom w:val="single" w:color="auto" w:sz="4" w:space="0"/>
-              <w:right w:val="single" w:color="auto" w:sz="4" w:space="0"/>
+              <w:top w:val="single" w:sz="4" w:space="0" w:color="auto"/>
+              <w:left w:val="single" w:sz="4" w:space="0" w:color="auto"/>
+              <w:bottom w:val="single" w:sz="4" w:space="0" w:color="auto"/>
+              <w:right w:val="single" w:sz="4" w:space="0" w:color="auto"/>
             </w:tcBorders>
             <w:shd w:val="clear" w:color="auto" w:fill="auto"/>
             <w:tcMar>
@@ -4306,10 +4280,10 @@
               <w:suppressLineNumbers w:val="0"/>
               <w:snapToGrid w:val="0"/>
               <w:spacing w:line="240" w:lineRule="auto"/>
-              <w:ind w:left="0" w:leftChars="0" w:right="0" w:rightChars="0" w:firstLine="0" w:firstLineChars="0"/>
+              <w:ind w:left="0" w:right="0" w:firstLine="0" w:leftChars="0" w:rightChars="0" w:firstLineChars="0"/>
               <w:jc w:val="left"/>
               <w:rPr>
-                <w:rFonts w:hint="default" w:ascii="Segoe UI" w:hAnsi="Segoe UI" w:eastAsia="Segoe UI" w:cs="Segoe UI"/>
+                <w:rFonts w:ascii="Segoe UI" w:eastAsia="Segoe UI" w:hAnsi="Segoe UI" w:cs="Segoe UI" w:hint="default"/>
                 <w:i w:val="0"/>
                 <w:iCs w:val="0"/>
                 <w:caps w:val="0"/>
@@ -4321,7 +4295,7 @@
             </w:pPr>
             <w:r>
               <w:rPr>
-                <w:rFonts w:hint="default" w:ascii="Segoe UI" w:hAnsi="Segoe UI" w:eastAsia="Segoe UI" w:cs="Segoe UI"/>
+                <w:rFonts w:ascii="Segoe UI" w:eastAsia="Segoe UI" w:hAnsi="Segoe UI" w:cs="Segoe UI" w:hint="default"/>
                 <w:i w:val="0"/>
                 <w:iCs w:val="0"/>
                 <w:caps w:val="0"/>
@@ -4331,7 +4305,7 @@
                 <w:kern w:val="0"/>
                 <w:sz w:val="18"/>
                 <w:szCs w:val="18"/>
-                <w:lang w:val="en-US" w:eastAsia="zh-CN" w:bidi="ar"/>
+                <w:lang w:val="en-US" w:eastAsia="zh-CN"/>
               </w:rPr>
               <w:t>组长</w:t>
             </w:r>
@@ -4341,10 +4315,10 @@
           <w:tcPr>
             <w:tcW w:w="3388" w:type="dxa"/>
             <w:tcBorders>
-              <w:top w:val="single" w:color="auto" w:sz="4" w:space="0"/>
-              <w:left w:val="single" w:color="auto" w:sz="4" w:space="0"/>
-              <w:bottom w:val="single" w:color="auto" w:sz="4" w:space="0"/>
-              <w:right w:val="single" w:color="auto" w:sz="4" w:space="0"/>
+              <w:top w:val="single" w:sz="4" w:space="0" w:color="auto"/>
+              <w:left w:val="single" w:sz="4" w:space="0" w:color="auto"/>
+              <w:bottom w:val="single" w:sz="4" w:space="0" w:color="auto"/>
+              <w:right w:val="single" w:sz="4" w:space="0" w:color="auto"/>
             </w:tcBorders>
             <w:shd w:val="clear" w:color="auto" w:fill="auto"/>
             <w:tcMar>
@@ -4363,10 +4337,10 @@
               <w:suppressLineNumbers w:val="0"/>
               <w:snapToGrid w:val="0"/>
               <w:spacing w:line="240" w:lineRule="auto"/>
-              <w:ind w:left="0" w:leftChars="0" w:right="0" w:rightChars="0" w:firstLine="0" w:firstLineChars="0"/>
+              <w:ind w:left="0" w:right="0" w:firstLine="0" w:leftChars="0" w:rightChars="0" w:firstLineChars="0"/>
               <w:jc w:val="left"/>
               <w:rPr>
-                <w:rFonts w:hint="default" w:ascii="Segoe UI" w:hAnsi="Segoe UI" w:eastAsia="Segoe UI" w:cs="Segoe UI"/>
+                <w:rFonts w:ascii="Segoe UI" w:eastAsia="Segoe UI" w:hAnsi="Segoe UI" w:cs="Segoe UI" w:hint="default"/>
                 <w:i w:val="0"/>
                 <w:iCs w:val="0"/>
                 <w:caps w:val="0"/>
@@ -4378,7 +4352,7 @@
             </w:pPr>
             <w:r>
               <w:rPr>
-                <w:rFonts w:hint="default" w:ascii="Segoe UI" w:hAnsi="Segoe UI" w:eastAsia="Segoe UI" w:cs="Segoe UI"/>
+                <w:rFonts w:ascii="Segoe UI" w:eastAsia="Segoe UI" w:hAnsi="Segoe UI" w:cs="Segoe UI" w:hint="default"/>
                 <w:i w:val="0"/>
                 <w:iCs w:val="0"/>
                 <w:caps w:val="0"/>
@@ -4388,7 +4362,7 @@
                 <w:kern w:val="0"/>
                 <w:sz w:val="18"/>
                 <w:szCs w:val="18"/>
-                <w:lang w:val="en-US" w:eastAsia="zh-CN" w:bidi="ar"/>
+                <w:lang w:val="en-US" w:eastAsia="zh-CN"/>
               </w:rPr>
               <w:t>数智运营部经理</w:t>
             </w:r>
@@ -4398,10 +4372,10 @@
           <w:tcPr>
             <w:tcW w:w="3147" w:type="dxa"/>
             <w:tcBorders>
-              <w:top w:val="single" w:color="auto" w:sz="4" w:space="0"/>
-              <w:left w:val="single" w:color="auto" w:sz="4" w:space="0"/>
-              <w:bottom w:val="single" w:color="auto" w:sz="4" w:space="0"/>
-              <w:right w:val="single" w:color="auto" w:sz="12" w:space="0"/>
+              <w:top w:val="single" w:sz="4" w:space="0" w:color="auto"/>
+              <w:left w:val="single" w:sz="4" w:space="0" w:color="auto"/>
+              <w:bottom w:val="single" w:sz="4" w:space="0" w:color="auto"/>
+              <w:right w:val="single" w:sz="12" w:space="0" w:color="auto"/>
             </w:tcBorders>
             <w:shd w:val="clear" w:color="auto" w:fill="auto"/>
             <w:tcMar>
@@ -4420,10 +4394,10 @@
               <w:suppressLineNumbers w:val="0"/>
               <w:snapToGrid w:val="0"/>
               <w:spacing w:line="240" w:lineRule="auto"/>
-              <w:ind w:left="0" w:leftChars="0" w:right="0" w:rightChars="0" w:firstLine="0" w:firstLineChars="0"/>
+              <w:ind w:left="0" w:right="0" w:firstLine="0" w:leftChars="0" w:rightChars="0" w:firstLineChars="0"/>
               <w:jc w:val="left"/>
               <w:rPr>
-                <w:rFonts w:hint="default" w:ascii="Segoe UI" w:hAnsi="Segoe UI" w:eastAsia="Segoe UI" w:cs="Segoe UI"/>
+                <w:rFonts w:ascii="Segoe UI" w:eastAsia="Segoe UI" w:hAnsi="Segoe UI" w:cs="Segoe UI" w:hint="default"/>
                 <w:i w:val="0"/>
                 <w:iCs w:val="0"/>
                 <w:caps w:val="0"/>
@@ -4435,7 +4409,7 @@
             </w:pPr>
             <w:r>
               <w:rPr>
-                <w:rFonts w:hint="default" w:ascii="Segoe UI" w:hAnsi="Segoe UI" w:eastAsia="Segoe UI" w:cs="Segoe UI"/>
+                <w:rFonts w:ascii="Segoe UI" w:eastAsia="Segoe UI" w:hAnsi="Segoe UI" w:cs="Segoe UI" w:hint="default"/>
                 <w:i w:val="0"/>
                 <w:iCs w:val="0"/>
                 <w:caps w:val="0"/>
@@ -4445,7 +4419,7 @@
                 <w:kern w:val="0"/>
                 <w:sz w:val="18"/>
                 <w:szCs w:val="18"/>
-                <w:lang w:val="en-US" w:eastAsia="zh-CN" w:bidi="ar"/>
+                <w:lang w:val="en-US" w:eastAsia="zh-CN"/>
               </w:rPr>
               <w:t>审批演练总体计划与大纲；提供资源保障；对演练重大事项进行决策。</w:t>
             </w:r>
@@ -4454,14 +4428,9 @@
       </w:tr>
       <w:tr>
         <w:tblPrEx>
-          <w:tblBorders>
-            <w:top w:val="single" w:color="auto" w:sz="4" w:space="0"/>
-            <w:left w:val="single" w:color="auto" w:sz="4" w:space="0"/>
-            <w:bottom w:val="single" w:color="auto" w:sz="4" w:space="0"/>
-            <w:right w:val="single" w:color="auto" w:sz="4" w:space="0"/>
-            <w:insideH w:val="single" w:color="auto" w:sz="4" w:space="0"/>
-            <w:insideV w:val="single" w:color="auto" w:sz="4" w:space="0"/>
-          </w:tblBorders>
+          <w:tblW w:w="8523" w:type="dxa"/>
+          <w:jc w:val="center"/>
+          <w:shd w:val="clear" w:color="auto" w:fill="auto"/>
           <w:tblCellMar>
             <w:top w:w="15" w:type="dxa"/>
             <w:left w:w="15" w:type="dxa"/>
@@ -4470,17 +4439,17 @@
           </w:tblCellMar>
         </w:tblPrEx>
         <w:trPr>
-          <w:trHeight w:val="0" w:hRule="atLeast"/>
+          <w:trHeight w:val="0"/>
           <w:jc w:val="center"/>
         </w:trPr>
         <w:tc>
           <w:tcPr>
             <w:tcW w:w="942" w:type="dxa"/>
-            <w:vMerge w:val="continue"/>
+            <w:vMerge/>
             <w:tcBorders>
-              <w:left w:val="single" w:color="auto" w:sz="12" w:space="0"/>
-              <w:bottom w:val="single" w:color="auto" w:sz="4" w:space="0"/>
-              <w:right w:val="single" w:color="auto" w:sz="4" w:space="0"/>
+              <w:left w:val="single" w:sz="12" w:space="0" w:color="auto"/>
+              <w:bottom w:val="single" w:sz="4" w:space="0" w:color="auto"/>
+              <w:right w:val="single" w:sz="4" w:space="0" w:color="auto"/>
             </w:tcBorders>
             <w:shd w:val="clear" w:color="auto" w:fill="auto"/>
             <w:tcMar>
@@ -4494,10 +4463,10 @@
           <w:p>
             <w:pPr>
               <w:snapToGrid w:val="0"/>
-              <w:ind w:left="0" w:leftChars="0" w:right="0" w:rightChars="0" w:firstLine="0" w:firstLineChars="0"/>
+              <w:ind w:left="0" w:right="0" w:firstLine="0" w:leftChars="0" w:rightChars="0" w:firstLineChars="0"/>
               <w:jc w:val="center"/>
               <w:rPr>
-                <w:rFonts w:hint="default" w:ascii="Segoe UI" w:hAnsi="Segoe UI" w:eastAsia="Segoe UI" w:cs="Segoe UI"/>
+                <w:rFonts w:ascii="Segoe UI" w:eastAsia="Segoe UI" w:hAnsi="Segoe UI" w:cs="Segoe UI" w:hint="default"/>
                 <w:i w:val="0"/>
                 <w:iCs w:val="0"/>
                 <w:caps w:val="0"/>
@@ -4513,10 +4482,10 @@
           <w:tcPr>
             <w:tcW w:w="1046" w:type="dxa"/>
             <w:tcBorders>
-              <w:top w:val="single" w:color="auto" w:sz="4" w:space="0"/>
-              <w:left w:val="single" w:color="auto" w:sz="4" w:space="0"/>
-              <w:bottom w:val="single" w:color="auto" w:sz="4" w:space="0"/>
-              <w:right w:val="single" w:color="auto" w:sz="4" w:space="0"/>
+              <w:top w:val="single" w:sz="4" w:space="0" w:color="auto"/>
+              <w:left w:val="single" w:sz="4" w:space="0" w:color="auto"/>
+              <w:bottom w:val="single" w:sz="4" w:space="0" w:color="auto"/>
+              <w:right w:val="single" w:sz="4" w:space="0" w:color="auto"/>
             </w:tcBorders>
             <w:shd w:val="clear" w:color="auto" w:fill="auto"/>
             <w:tcMar>
@@ -4535,10 +4504,10 @@
               <w:suppressLineNumbers w:val="0"/>
               <w:snapToGrid w:val="0"/>
               <w:spacing w:line="240" w:lineRule="auto"/>
-              <w:ind w:left="0" w:leftChars="0" w:right="0" w:rightChars="0" w:firstLine="0" w:firstLineChars="0"/>
+              <w:ind w:left="0" w:right="0" w:firstLine="0" w:leftChars="0" w:rightChars="0" w:firstLineChars="0"/>
               <w:jc w:val="left"/>
               <w:rPr>
-                <w:rFonts w:hint="default" w:ascii="Segoe UI" w:hAnsi="Segoe UI" w:eastAsia="Segoe UI" w:cs="Segoe UI"/>
+                <w:rFonts w:ascii="Segoe UI" w:eastAsia="Segoe UI" w:hAnsi="Segoe UI" w:cs="Segoe UI" w:hint="default"/>
                 <w:i w:val="0"/>
                 <w:iCs w:val="0"/>
                 <w:caps w:val="0"/>
@@ -4550,7 +4519,7 @@
             </w:pPr>
             <w:r>
               <w:rPr>
-                <w:rFonts w:hint="default" w:ascii="Segoe UI" w:hAnsi="Segoe UI" w:eastAsia="Segoe UI" w:cs="Segoe UI"/>
+                <w:rFonts w:ascii="Segoe UI" w:eastAsia="Segoe UI" w:hAnsi="Segoe UI" w:cs="Segoe UI" w:hint="default"/>
                 <w:i w:val="0"/>
                 <w:iCs w:val="0"/>
                 <w:caps w:val="0"/>
@@ -4560,7 +4529,7 @@
                 <w:kern w:val="0"/>
                 <w:sz w:val="18"/>
                 <w:szCs w:val="18"/>
-                <w:lang w:val="en-US" w:eastAsia="zh-CN" w:bidi="ar"/>
+                <w:lang w:val="en-US" w:eastAsia="zh-CN"/>
               </w:rPr>
               <w:t>副组长</w:t>
             </w:r>
@@ -4570,10 +4539,10 @@
           <w:tcPr>
             <w:tcW w:w="3388" w:type="dxa"/>
             <w:tcBorders>
-              <w:top w:val="single" w:color="auto" w:sz="4" w:space="0"/>
-              <w:left w:val="single" w:color="auto" w:sz="4" w:space="0"/>
-              <w:bottom w:val="single" w:color="auto" w:sz="4" w:space="0"/>
-              <w:right w:val="single" w:color="auto" w:sz="4" w:space="0"/>
+              <w:top w:val="single" w:sz="4" w:space="0" w:color="auto"/>
+              <w:left w:val="single" w:sz="4" w:space="0" w:color="auto"/>
+              <w:bottom w:val="single" w:sz="4" w:space="0" w:color="auto"/>
+              <w:right w:val="single" w:sz="4" w:space="0" w:color="auto"/>
             </w:tcBorders>
             <w:shd w:val="clear" w:color="auto" w:fill="auto"/>
             <w:tcMar>
@@ -4592,10 +4561,10 @@
               <w:suppressLineNumbers w:val="0"/>
               <w:snapToGrid w:val="0"/>
               <w:spacing w:line="240" w:lineRule="auto"/>
-              <w:ind w:left="0" w:leftChars="0" w:right="0" w:rightChars="0" w:firstLine="0" w:firstLineChars="0"/>
+              <w:ind w:left="0" w:right="0" w:firstLine="0" w:leftChars="0" w:rightChars="0" w:firstLineChars="0"/>
               <w:jc w:val="left"/>
               <w:rPr>
-                <w:rFonts w:hint="default" w:ascii="Segoe UI" w:hAnsi="Segoe UI" w:eastAsia="Segoe UI" w:cs="Segoe UI"/>
+                <w:rFonts w:ascii="Segoe UI" w:eastAsia="Segoe UI" w:hAnsi="Segoe UI" w:cs="Segoe UI" w:hint="default"/>
                 <w:i w:val="0"/>
                 <w:iCs w:val="0"/>
                 <w:caps w:val="0"/>
@@ -4607,7 +4576,7 @@
             </w:pPr>
             <w:r>
               <w:rPr>
-                <w:rFonts w:hint="default" w:ascii="Segoe UI" w:hAnsi="Segoe UI" w:eastAsia="Segoe UI" w:cs="Segoe UI"/>
+                <w:rFonts w:ascii="Segoe UI" w:eastAsia="Segoe UI" w:hAnsi="Segoe UI" w:cs="Segoe UI" w:hint="default"/>
                 <w:i w:val="0"/>
                 <w:iCs w:val="0"/>
                 <w:caps w:val="0"/>
@@ -4617,7 +4586,7 @@
                 <w:kern w:val="0"/>
                 <w:sz w:val="18"/>
                 <w:szCs w:val="18"/>
-                <w:lang w:val="en-US" w:eastAsia="zh-CN" w:bidi="ar"/>
+                <w:lang w:val="en-US" w:eastAsia="zh-CN"/>
               </w:rPr>
               <w:t>运维项目经理、质量管理部经理</w:t>
             </w:r>
@@ -4627,10 +4596,10 @@
           <w:tcPr>
             <w:tcW w:w="3147" w:type="dxa"/>
             <w:tcBorders>
-              <w:top w:val="single" w:color="auto" w:sz="4" w:space="0"/>
-              <w:left w:val="single" w:color="auto" w:sz="4" w:space="0"/>
-              <w:bottom w:val="single" w:color="auto" w:sz="4" w:space="0"/>
-              <w:right w:val="single" w:color="auto" w:sz="12" w:space="0"/>
+              <w:top w:val="single" w:sz="4" w:space="0" w:color="auto"/>
+              <w:left w:val="single" w:sz="4" w:space="0" w:color="auto"/>
+              <w:bottom w:val="single" w:sz="4" w:space="0" w:color="auto"/>
+              <w:right w:val="single" w:sz="12" w:space="0" w:color="auto"/>
             </w:tcBorders>
             <w:shd w:val="clear" w:color="auto" w:fill="auto"/>
             <w:tcMar>
@@ -4649,10 +4618,10 @@
               <w:suppressLineNumbers w:val="0"/>
               <w:snapToGrid w:val="0"/>
               <w:spacing w:line="240" w:lineRule="auto"/>
-              <w:ind w:left="0" w:leftChars="0" w:right="0" w:rightChars="0" w:firstLine="0" w:firstLineChars="0"/>
+              <w:ind w:left="0" w:right="0" w:firstLine="0" w:leftChars="0" w:rightChars="0" w:firstLineChars="0"/>
               <w:jc w:val="left"/>
               <w:rPr>
-                <w:rFonts w:hint="default" w:ascii="Segoe UI" w:hAnsi="Segoe UI" w:eastAsia="Segoe UI" w:cs="Segoe UI"/>
+                <w:rFonts w:ascii="Segoe UI" w:eastAsia="Segoe UI" w:hAnsi="Segoe UI" w:cs="Segoe UI" w:hint="default"/>
                 <w:i w:val="0"/>
                 <w:iCs w:val="0"/>
                 <w:caps w:val="0"/>
@@ -4664,7 +4633,7 @@
             </w:pPr>
             <w:r>
               <w:rPr>
-                <w:rFonts w:hint="default" w:ascii="Segoe UI" w:hAnsi="Segoe UI" w:eastAsia="Segoe UI" w:cs="Segoe UI"/>
+                <w:rFonts w:ascii="Segoe UI" w:eastAsia="Segoe UI" w:hAnsi="Segoe UI" w:cs="Segoe UI" w:hint="default"/>
                 <w:i w:val="0"/>
                 <w:iCs w:val="0"/>
                 <w:caps w:val="0"/>
@@ -4674,7 +4643,7 @@
                 <w:kern w:val="0"/>
                 <w:sz w:val="18"/>
                 <w:szCs w:val="18"/>
-                <w:lang w:val="en-US" w:eastAsia="zh-CN" w:bidi="ar"/>
+                <w:lang w:val="en-US" w:eastAsia="zh-CN"/>
               </w:rPr>
               <w:t>审核具体演练方案；监督演练过程；指导改进措施的落实。</w:t>
             </w:r>
@@ -4683,14 +4652,9 @@
       </w:tr>
       <w:tr>
         <w:tblPrEx>
-          <w:tblBorders>
-            <w:top w:val="single" w:color="auto" w:sz="4" w:space="0"/>
-            <w:left w:val="single" w:color="auto" w:sz="4" w:space="0"/>
-            <w:bottom w:val="single" w:color="auto" w:sz="4" w:space="0"/>
-            <w:right w:val="single" w:color="auto" w:sz="4" w:space="0"/>
-            <w:insideH w:val="single" w:color="auto" w:sz="4" w:space="0"/>
-            <w:insideV w:val="single" w:color="auto" w:sz="4" w:space="0"/>
-          </w:tblBorders>
+          <w:tblW w:w="8523" w:type="dxa"/>
+          <w:jc w:val="center"/>
+          <w:shd w:val="clear" w:color="auto" w:fill="auto"/>
           <w:tblCellMar>
             <w:top w:w="15" w:type="dxa"/>
             <w:left w:w="15" w:type="dxa"/>
@@ -4699,7 +4663,7 @@
           </w:tblCellMar>
         </w:tblPrEx>
         <w:trPr>
-          <w:trHeight w:val="0" w:hRule="atLeast"/>
+          <w:trHeight w:val="0"/>
           <w:jc w:val="center"/>
         </w:trPr>
         <w:tc>
@@ -4707,9 +4671,9 @@
             <w:tcW w:w="942" w:type="dxa"/>
             <w:vMerge w:val="restart"/>
             <w:tcBorders>
-              <w:top w:val="single" w:color="auto" w:sz="4" w:space="0"/>
-              <w:left w:val="single" w:color="auto" w:sz="12" w:space="0"/>
-              <w:right w:val="single" w:color="auto" w:sz="4" w:space="0"/>
+              <w:top w:val="single" w:sz="4" w:space="0" w:color="auto"/>
+              <w:left w:val="single" w:sz="12" w:space="0" w:color="auto"/>
+              <w:right w:val="single" w:sz="4" w:space="0" w:color="auto"/>
             </w:tcBorders>
             <w:shd w:val="clear" w:color="auto" w:fill="auto"/>
             <w:tcMar>
@@ -4728,10 +4692,10 @@
               <w:suppressLineNumbers w:val="0"/>
               <w:snapToGrid w:val="0"/>
               <w:spacing w:line="240" w:lineRule="auto"/>
-              <w:ind w:left="0" w:leftChars="0" w:right="0" w:rightChars="0" w:firstLine="0" w:firstLineChars="0"/>
+              <w:ind w:left="0" w:right="0" w:firstLine="0" w:leftChars="0" w:rightChars="0" w:firstLineChars="0"/>
               <w:jc w:val="center"/>
               <w:rPr>
-                <w:rFonts w:hint="default" w:ascii="Segoe UI" w:hAnsi="Segoe UI" w:eastAsia="Segoe UI" w:cs="Segoe UI"/>
+                <w:rFonts w:ascii="Segoe UI" w:eastAsia="Segoe UI" w:hAnsi="Segoe UI" w:cs="Segoe UI" w:hint="default"/>
                 <w:i w:val="0"/>
                 <w:iCs w:val="0"/>
                 <w:caps w:val="0"/>
@@ -4743,8 +4707,8 @@
             </w:pPr>
             <w:r>
               <w:rPr>
-                <w:rStyle w:val="23"/>
-                <w:rFonts w:hint="default" w:ascii="Segoe UI" w:hAnsi="Segoe UI" w:eastAsia="Segoe UI" w:cs="Segoe UI"/>
+                <w:rStyle w:val="Strong"/>
+                <w:rFonts w:ascii="Segoe UI" w:eastAsia="Segoe UI" w:hAnsi="Segoe UI" w:cs="Segoe UI" w:hint="default"/>
                 <w:b/>
                 <w:bCs/>
                 <w:i w:val="0"/>
@@ -4756,7 +4720,7 @@
                 <w:kern w:val="0"/>
                 <w:sz w:val="18"/>
                 <w:szCs w:val="18"/>
-                <w:lang w:val="en-US" w:eastAsia="zh-CN" w:bidi="ar"/>
+                <w:lang w:val="en-US" w:eastAsia="zh-CN"/>
               </w:rPr>
               <w:t>工作小组</w:t>
             </w:r>
@@ -4766,10 +4730,10 @@
           <w:tcPr>
             <w:tcW w:w="1046" w:type="dxa"/>
             <w:tcBorders>
-              <w:top w:val="single" w:color="auto" w:sz="4" w:space="0"/>
-              <w:left w:val="single" w:color="auto" w:sz="4" w:space="0"/>
-              <w:bottom w:val="single" w:color="auto" w:sz="4" w:space="0"/>
-              <w:right w:val="single" w:color="auto" w:sz="4" w:space="0"/>
+              <w:top w:val="single" w:sz="4" w:space="0" w:color="auto"/>
+              <w:left w:val="single" w:sz="4" w:space="0" w:color="auto"/>
+              <w:bottom w:val="single" w:sz="4" w:space="0" w:color="auto"/>
+              <w:right w:val="single" w:sz="4" w:space="0" w:color="auto"/>
             </w:tcBorders>
             <w:shd w:val="clear" w:color="auto" w:fill="auto"/>
             <w:tcMar>
@@ -4788,10 +4752,10 @@
               <w:suppressLineNumbers w:val="0"/>
               <w:snapToGrid w:val="0"/>
               <w:spacing w:line="240" w:lineRule="auto"/>
-              <w:ind w:left="0" w:leftChars="0" w:right="0" w:rightChars="0" w:firstLine="0" w:firstLineChars="0"/>
+              <w:ind w:left="0" w:right="0" w:firstLine="0" w:leftChars="0" w:rightChars="0" w:firstLineChars="0"/>
               <w:jc w:val="left"/>
               <w:rPr>
-                <w:rFonts w:hint="default" w:ascii="Segoe UI" w:hAnsi="Segoe UI" w:eastAsia="Segoe UI" w:cs="Segoe UI"/>
+                <w:rFonts w:ascii="Segoe UI" w:eastAsia="Segoe UI" w:hAnsi="Segoe UI" w:cs="Segoe UI" w:hint="default"/>
                 <w:i w:val="0"/>
                 <w:iCs w:val="0"/>
                 <w:caps w:val="0"/>
@@ -4803,7 +4767,7 @@
             </w:pPr>
             <w:r>
               <w:rPr>
-                <w:rFonts w:hint="default" w:ascii="Segoe UI" w:hAnsi="Segoe UI" w:eastAsia="Segoe UI" w:cs="Segoe UI"/>
+                <w:rFonts w:ascii="Segoe UI" w:eastAsia="Segoe UI" w:hAnsi="Segoe UI" w:cs="Segoe UI" w:hint="default"/>
                 <w:i w:val="0"/>
                 <w:iCs w:val="0"/>
                 <w:caps w:val="0"/>
@@ -4813,7 +4777,7 @@
                 <w:kern w:val="0"/>
                 <w:sz w:val="18"/>
                 <w:szCs w:val="18"/>
-                <w:lang w:val="en-US" w:eastAsia="zh-CN" w:bidi="ar"/>
+                <w:lang w:val="en-US" w:eastAsia="zh-CN"/>
               </w:rPr>
               <w:t>组长</w:t>
             </w:r>
@@ -4823,10 +4787,10 @@
           <w:tcPr>
             <w:tcW w:w="3388" w:type="dxa"/>
             <w:tcBorders>
-              <w:top w:val="single" w:color="auto" w:sz="4" w:space="0"/>
-              <w:left w:val="single" w:color="auto" w:sz="4" w:space="0"/>
-              <w:bottom w:val="single" w:color="auto" w:sz="4" w:space="0"/>
-              <w:right w:val="single" w:color="auto" w:sz="4" w:space="0"/>
+              <w:top w:val="single" w:sz="4" w:space="0" w:color="auto"/>
+              <w:left w:val="single" w:sz="4" w:space="0" w:color="auto"/>
+              <w:bottom w:val="single" w:sz="4" w:space="0" w:color="auto"/>
+              <w:right w:val="single" w:sz="4" w:space="0" w:color="auto"/>
             </w:tcBorders>
             <w:shd w:val="clear" w:color="auto" w:fill="auto"/>
             <w:tcMar>
@@ -4845,10 +4809,10 @@
               <w:suppressLineNumbers w:val="0"/>
               <w:snapToGrid w:val="0"/>
               <w:spacing w:line="240" w:lineRule="auto"/>
-              <w:ind w:left="0" w:leftChars="0" w:right="0" w:rightChars="0" w:firstLine="0" w:firstLineChars="0"/>
+              <w:ind w:left="0" w:right="0" w:firstLine="0" w:leftChars="0" w:rightChars="0" w:firstLineChars="0"/>
               <w:jc w:val="left"/>
               <w:rPr>
-                <w:rFonts w:hint="default" w:ascii="Segoe UI" w:hAnsi="Segoe UI" w:eastAsia="Segoe UI" w:cs="Segoe UI"/>
+                <w:rFonts w:ascii="Segoe UI" w:eastAsia="Segoe UI" w:hAnsi="Segoe UI" w:cs="Segoe UI" w:hint="default"/>
                 <w:i w:val="0"/>
                 <w:iCs w:val="0"/>
                 <w:caps w:val="0"/>
@@ -4860,7 +4824,7 @@
             </w:pPr>
             <w:r>
               <w:rPr>
-                <w:rFonts w:hint="default" w:ascii="Segoe UI" w:hAnsi="Segoe UI" w:eastAsia="Segoe UI" w:cs="Segoe UI"/>
+                <w:rFonts w:ascii="Segoe UI" w:eastAsia="Segoe UI" w:hAnsi="Segoe UI" w:cs="Segoe UI" w:hint="default"/>
                 <w:i w:val="0"/>
                 <w:iCs w:val="0"/>
                 <w:caps w:val="0"/>
@@ -4870,7 +4834,7 @@
                 <w:kern w:val="0"/>
                 <w:sz w:val="18"/>
                 <w:szCs w:val="18"/>
-                <w:lang w:val="en-US" w:eastAsia="zh-CN" w:bidi="ar"/>
+                <w:lang w:val="en-US" w:eastAsia="zh-CN"/>
               </w:rPr>
               <w:t>运维项目经理</w:t>
             </w:r>
@@ -4880,10 +4844,10 @@
           <w:tcPr>
             <w:tcW w:w="3147" w:type="dxa"/>
             <w:tcBorders>
-              <w:top w:val="single" w:color="auto" w:sz="4" w:space="0"/>
-              <w:left w:val="single" w:color="auto" w:sz="4" w:space="0"/>
-              <w:bottom w:val="single" w:color="auto" w:sz="4" w:space="0"/>
-              <w:right w:val="single" w:color="auto" w:sz="12" w:space="0"/>
+              <w:top w:val="single" w:sz="4" w:space="0" w:color="auto"/>
+              <w:left w:val="single" w:sz="4" w:space="0" w:color="auto"/>
+              <w:bottom w:val="single" w:sz="4" w:space="0" w:color="auto"/>
+              <w:right w:val="single" w:sz="12" w:space="0" w:color="auto"/>
             </w:tcBorders>
             <w:shd w:val="clear" w:color="auto" w:fill="auto"/>
             <w:tcMar>
@@ -4902,10 +4866,10 @@
               <w:suppressLineNumbers w:val="0"/>
               <w:snapToGrid w:val="0"/>
               <w:spacing w:line="240" w:lineRule="auto"/>
-              <w:ind w:left="0" w:leftChars="0" w:right="0" w:rightChars="0" w:firstLine="0" w:firstLineChars="0"/>
+              <w:ind w:left="0" w:right="0" w:firstLine="0" w:leftChars="0" w:rightChars="0" w:firstLineChars="0"/>
               <w:jc w:val="left"/>
               <w:rPr>
-                <w:rFonts w:hint="default" w:ascii="Segoe UI" w:hAnsi="Segoe UI" w:eastAsia="Segoe UI" w:cs="Segoe UI"/>
+                <w:rFonts w:ascii="Segoe UI" w:eastAsia="Segoe UI" w:hAnsi="Segoe UI" w:cs="Segoe UI" w:hint="default"/>
                 <w:i w:val="0"/>
                 <w:iCs w:val="0"/>
                 <w:caps w:val="0"/>
@@ -4917,7 +4881,7 @@
             </w:pPr>
             <w:r>
               <w:rPr>
-                <w:rFonts w:hint="default" w:ascii="Segoe UI" w:hAnsi="Segoe UI" w:eastAsia="Segoe UI" w:cs="Segoe UI"/>
+                <w:rFonts w:ascii="Segoe UI" w:eastAsia="Segoe UI" w:hAnsi="Segoe UI" w:cs="Segoe UI" w:hint="default"/>
                 <w:i w:val="0"/>
                 <w:iCs w:val="0"/>
                 <w:caps w:val="0"/>
@@ -4927,7 +4891,7 @@
                 <w:kern w:val="0"/>
                 <w:sz w:val="18"/>
                 <w:szCs w:val="18"/>
-                <w:lang w:val="en-US" w:eastAsia="zh-CN" w:bidi="ar"/>
+                <w:lang w:val="en-US" w:eastAsia="zh-CN"/>
               </w:rPr>
               <w:t>具体策划、组织、实施演练；编写演练方案与报告。</w:t>
             </w:r>
@@ -4936,14 +4900,9 @@
       </w:tr>
       <w:tr>
         <w:tblPrEx>
-          <w:tblBorders>
-            <w:top w:val="single" w:color="auto" w:sz="4" w:space="0"/>
-            <w:left w:val="single" w:color="auto" w:sz="4" w:space="0"/>
-            <w:bottom w:val="single" w:color="auto" w:sz="4" w:space="0"/>
-            <w:right w:val="single" w:color="auto" w:sz="4" w:space="0"/>
-            <w:insideH w:val="single" w:color="auto" w:sz="4" w:space="0"/>
-            <w:insideV w:val="single" w:color="auto" w:sz="4" w:space="0"/>
-          </w:tblBorders>
+          <w:tblW w:w="8523" w:type="dxa"/>
+          <w:jc w:val="center"/>
+          <w:shd w:val="clear" w:color="auto" w:fill="auto"/>
           <w:tblCellMar>
             <w:top w:w="15" w:type="dxa"/>
             <w:left w:w="15" w:type="dxa"/>
@@ -4952,16 +4911,16 @@
           </w:tblCellMar>
         </w:tblPrEx>
         <w:trPr>
-          <w:trHeight w:val="0" w:hRule="atLeast"/>
+          <w:trHeight w:val="0"/>
           <w:jc w:val="center"/>
         </w:trPr>
         <w:tc>
           <w:tcPr>
             <w:tcW w:w="942" w:type="dxa"/>
-            <w:vMerge w:val="continue"/>
+            <w:vMerge/>
             <w:tcBorders>
-              <w:left w:val="single" w:color="auto" w:sz="12" w:space="0"/>
-              <w:right w:val="single" w:color="auto" w:sz="4" w:space="0"/>
+              <w:left w:val="single" w:sz="12" w:space="0" w:color="auto"/>
+              <w:right w:val="single" w:sz="4" w:space="0" w:color="auto"/>
             </w:tcBorders>
             <w:shd w:val="clear" w:color="auto" w:fill="auto"/>
             <w:tcMar>
@@ -4975,10 +4934,10 @@
           <w:p>
             <w:pPr>
               <w:snapToGrid w:val="0"/>
-              <w:ind w:left="0" w:leftChars="0" w:right="0" w:rightChars="0" w:firstLine="0" w:firstLineChars="0"/>
+              <w:ind w:left="0" w:right="0" w:firstLine="0" w:leftChars="0" w:rightChars="0" w:firstLineChars="0"/>
               <w:jc w:val="center"/>
               <w:rPr>
-                <w:rFonts w:hint="default" w:ascii="Segoe UI" w:hAnsi="Segoe UI" w:eastAsia="Segoe UI" w:cs="Segoe UI"/>
+                <w:rFonts w:ascii="Segoe UI" w:eastAsia="Segoe UI" w:hAnsi="Segoe UI" w:cs="Segoe UI" w:hint="default"/>
                 <w:i w:val="0"/>
                 <w:iCs w:val="0"/>
                 <w:caps w:val="0"/>
@@ -4994,10 +4953,10 @@
           <w:tcPr>
             <w:tcW w:w="1046" w:type="dxa"/>
             <w:tcBorders>
-              <w:top w:val="single" w:color="auto" w:sz="4" w:space="0"/>
-              <w:left w:val="single" w:color="auto" w:sz="4" w:space="0"/>
-              <w:bottom w:val="single" w:color="auto" w:sz="4" w:space="0"/>
-              <w:right w:val="single" w:color="auto" w:sz="4" w:space="0"/>
+              <w:top w:val="single" w:sz="4" w:space="0" w:color="auto"/>
+              <w:left w:val="single" w:sz="4" w:space="0" w:color="auto"/>
+              <w:bottom w:val="single" w:sz="4" w:space="0" w:color="auto"/>
+              <w:right w:val="single" w:sz="4" w:space="0" w:color="auto"/>
             </w:tcBorders>
             <w:shd w:val="clear" w:color="auto" w:fill="auto"/>
             <w:tcMar>
@@ -5016,10 +4975,10 @@
               <w:suppressLineNumbers w:val="0"/>
               <w:snapToGrid w:val="0"/>
               <w:spacing w:line="240" w:lineRule="auto"/>
-              <w:ind w:left="0" w:leftChars="0" w:right="0" w:rightChars="0" w:firstLine="0" w:firstLineChars="0"/>
+              <w:ind w:left="0" w:right="0" w:firstLine="0" w:leftChars="0" w:rightChars="0" w:firstLineChars="0"/>
               <w:jc w:val="left"/>
               <w:rPr>
-                <w:rFonts w:hint="default" w:ascii="Segoe UI" w:hAnsi="Segoe UI" w:eastAsia="Segoe UI" w:cs="Segoe UI"/>
+                <w:rFonts w:ascii="Segoe UI" w:eastAsia="Segoe UI" w:hAnsi="Segoe UI" w:cs="Segoe UI" w:hint="default"/>
                 <w:i w:val="0"/>
                 <w:iCs w:val="0"/>
                 <w:caps w:val="0"/>
@@ -5031,7 +4990,7 @@
             </w:pPr>
             <w:r>
               <w:rPr>
-                <w:rFonts w:hint="default" w:ascii="Segoe UI" w:hAnsi="Segoe UI" w:eastAsia="Segoe UI" w:cs="Segoe UI"/>
+                <w:rFonts w:ascii="Segoe UI" w:eastAsia="Segoe UI" w:hAnsi="Segoe UI" w:cs="Segoe UI" w:hint="default"/>
                 <w:i w:val="0"/>
                 <w:iCs w:val="0"/>
                 <w:caps w:val="0"/>
@@ -5041,7 +5000,7 @@
                 <w:kern w:val="0"/>
                 <w:sz w:val="18"/>
                 <w:szCs w:val="18"/>
-                <w:lang w:val="en-US" w:eastAsia="zh-CN" w:bidi="ar"/>
+                <w:lang w:val="en-US" w:eastAsia="zh-CN"/>
               </w:rPr>
               <w:t>核心成员</w:t>
             </w:r>
@@ -5051,10 +5010,10 @@
           <w:tcPr>
             <w:tcW w:w="3388" w:type="dxa"/>
             <w:tcBorders>
-              <w:top w:val="single" w:color="auto" w:sz="4" w:space="0"/>
-              <w:left w:val="single" w:color="auto" w:sz="4" w:space="0"/>
-              <w:bottom w:val="single" w:color="auto" w:sz="4" w:space="0"/>
-              <w:right w:val="single" w:color="auto" w:sz="4" w:space="0"/>
+              <w:top w:val="single" w:sz="4" w:space="0" w:color="auto"/>
+              <w:left w:val="single" w:sz="4" w:space="0" w:color="auto"/>
+              <w:bottom w:val="single" w:sz="4" w:space="0" w:color="auto"/>
+              <w:right w:val="single" w:sz="4" w:space="0" w:color="auto"/>
             </w:tcBorders>
             <w:shd w:val="clear" w:color="auto" w:fill="auto"/>
             <w:tcMar>
@@ -5073,10 +5032,10 @@
               <w:suppressLineNumbers w:val="0"/>
               <w:snapToGrid w:val="0"/>
               <w:spacing w:line="240" w:lineRule="auto"/>
-              <w:ind w:left="0" w:leftChars="0" w:right="0" w:rightChars="0" w:firstLine="0" w:firstLineChars="0"/>
+              <w:ind w:left="0" w:right="0" w:firstLine="0" w:leftChars="0" w:rightChars="0" w:firstLineChars="0"/>
               <w:jc w:val="left"/>
               <w:rPr>
-                <w:rFonts w:hint="default" w:ascii="Segoe UI" w:hAnsi="Segoe UI" w:eastAsia="Segoe UI" w:cs="Segoe UI"/>
+                <w:rFonts w:ascii="Segoe UI" w:eastAsia="Segoe UI" w:hAnsi="Segoe UI" w:cs="Segoe UI" w:hint="default"/>
                 <w:i w:val="0"/>
                 <w:iCs w:val="0"/>
                 <w:caps w:val="0"/>
@@ -5088,7 +5047,7 @@
             </w:pPr>
             <w:r>
               <w:rPr>
-                <w:rFonts w:hint="default" w:ascii="Segoe UI" w:hAnsi="Segoe UI" w:eastAsia="Segoe UI" w:cs="Segoe UI"/>
+                <w:rFonts w:ascii="Segoe UI" w:eastAsia="Segoe UI" w:hAnsi="Segoe UI" w:cs="Segoe UI" w:hint="default"/>
                 <w:i w:val="0"/>
                 <w:iCs w:val="0"/>
                 <w:caps w:val="0"/>
@@ -5098,7 +5057,7 @@
                 <w:kern w:val="0"/>
                 <w:sz w:val="18"/>
                 <w:szCs w:val="18"/>
-                <w:lang w:val="en-US" w:eastAsia="zh-CN" w:bidi="ar"/>
+                <w:lang w:val="en-US" w:eastAsia="zh-CN"/>
               </w:rPr>
               <w:t>服务台专员、运维工程师、研发支撑组代表、服务知识专员、质量管理专员</w:t>
             </w:r>
@@ -5108,10 +5067,10 @@
           <w:tcPr>
             <w:tcW w:w="3147" w:type="dxa"/>
             <w:tcBorders>
-              <w:top w:val="single" w:color="auto" w:sz="4" w:space="0"/>
-              <w:left w:val="single" w:color="auto" w:sz="4" w:space="0"/>
-              <w:bottom w:val="single" w:color="auto" w:sz="4" w:space="0"/>
-              <w:right w:val="single" w:color="auto" w:sz="12" w:space="0"/>
+              <w:top w:val="single" w:sz="4" w:space="0" w:color="auto"/>
+              <w:left w:val="single" w:sz="4" w:space="0" w:color="auto"/>
+              <w:bottom w:val="single" w:sz="4" w:space="0" w:color="auto"/>
+              <w:right w:val="single" w:sz="12" w:space="0" w:color="auto"/>
             </w:tcBorders>
             <w:shd w:val="clear" w:color="auto" w:fill="auto"/>
             <w:tcMar>
@@ -5130,10 +5089,10 @@
               <w:suppressLineNumbers w:val="0"/>
               <w:snapToGrid w:val="0"/>
               <w:spacing w:line="240" w:lineRule="auto"/>
-              <w:ind w:left="0" w:leftChars="0" w:right="0" w:rightChars="0" w:firstLine="0" w:firstLineChars="0"/>
+              <w:ind w:left="0" w:right="0" w:firstLine="0" w:leftChars="0" w:rightChars="0" w:firstLineChars="0"/>
               <w:jc w:val="left"/>
               <w:rPr>
-                <w:rFonts w:hint="default" w:ascii="Segoe UI" w:hAnsi="Segoe UI" w:eastAsia="Segoe UI" w:cs="Segoe UI"/>
+                <w:rFonts w:ascii="Segoe UI" w:eastAsia="Segoe UI" w:hAnsi="Segoe UI" w:cs="Segoe UI" w:hint="default"/>
                 <w:i w:val="0"/>
                 <w:iCs w:val="0"/>
                 <w:caps w:val="0"/>
@@ -5145,7 +5104,7 @@
             </w:pPr>
             <w:r>
               <w:rPr>
-                <w:rFonts w:hint="default" w:ascii="Segoe UI" w:hAnsi="Segoe UI" w:eastAsia="Segoe UI" w:cs="Segoe UI"/>
+                <w:rFonts w:ascii="Segoe UI" w:eastAsia="Segoe UI" w:hAnsi="Segoe UI" w:cs="Segoe UI" w:hint="default"/>
                 <w:i w:val="0"/>
                 <w:iCs w:val="0"/>
                 <w:caps w:val="0"/>
@@ -5155,7 +5114,7 @@
                 <w:kern w:val="0"/>
                 <w:sz w:val="18"/>
                 <w:szCs w:val="18"/>
-                <w:lang w:val="en-US" w:eastAsia="zh-CN" w:bidi="ar"/>
+                <w:lang w:val="en-US" w:eastAsia="zh-CN"/>
               </w:rPr>
               <w:t>参与方案设计；承担演练中的具体角色；执行处置动作；参与复盘。</w:t>
             </w:r>
@@ -5164,14 +5123,8 @@
       </w:tr>
       <w:tr>
         <w:tblPrEx>
-          <w:tblBorders>
-            <w:top w:val="single" w:color="auto" w:sz="4" w:space="0"/>
-            <w:left w:val="single" w:color="auto" w:sz="4" w:space="0"/>
-            <w:bottom w:val="single" w:color="auto" w:sz="4" w:space="0"/>
-            <w:right w:val="single" w:color="auto" w:sz="4" w:space="0"/>
-            <w:insideH w:val="single" w:color="auto" w:sz="4" w:space="0"/>
-            <w:insideV w:val="single" w:color="auto" w:sz="4" w:space="0"/>
-          </w:tblBorders>
+          <w:tblW w:w="8523" w:type="dxa"/>
+          <w:jc w:val="center"/>
           <w:shd w:val="clear" w:color="auto" w:fill="auto"/>
           <w:tblCellMar>
             <w:top w:w="15" w:type="dxa"/>
@@ -5181,17 +5134,17 @@
           </w:tblCellMar>
         </w:tblPrEx>
         <w:trPr>
-          <w:trHeight w:val="0" w:hRule="atLeast"/>
+          <w:trHeight w:val="0"/>
           <w:jc w:val="center"/>
         </w:trPr>
         <w:tc>
           <w:tcPr>
             <w:tcW w:w="942" w:type="dxa"/>
-            <w:vMerge w:val="continue"/>
+            <w:vMerge/>
             <w:tcBorders>
-              <w:left w:val="single" w:color="auto" w:sz="12" w:space="0"/>
-              <w:bottom w:val="single" w:color="auto" w:sz="12" w:space="0"/>
-              <w:right w:val="single" w:color="auto" w:sz="4" w:space="0"/>
+              <w:left w:val="single" w:sz="12" w:space="0" w:color="auto"/>
+              <w:bottom w:val="single" w:sz="12" w:space="0" w:color="auto"/>
+              <w:right w:val="single" w:sz="4" w:space="0" w:color="auto"/>
             </w:tcBorders>
             <w:shd w:val="clear" w:color="auto" w:fill="auto"/>
             <w:tcMar>
@@ -5205,10 +5158,10 @@
           <w:p>
             <w:pPr>
               <w:snapToGrid w:val="0"/>
-              <w:ind w:left="0" w:leftChars="0" w:right="0" w:rightChars="0" w:firstLine="0" w:firstLineChars="0"/>
+              <w:ind w:left="0" w:right="0" w:firstLine="0" w:leftChars="0" w:rightChars="0" w:firstLineChars="0"/>
               <w:jc w:val="center"/>
               <w:rPr>
-                <w:rFonts w:hint="default" w:ascii="Segoe UI" w:hAnsi="Segoe UI" w:eastAsia="Segoe UI" w:cs="Segoe UI"/>
+                <w:rFonts w:ascii="Segoe UI" w:eastAsia="Segoe UI" w:hAnsi="Segoe UI" w:cs="Segoe UI" w:hint="default"/>
                 <w:i w:val="0"/>
                 <w:iCs w:val="0"/>
                 <w:caps w:val="0"/>
@@ -5224,10 +5177,10 @@
           <w:tcPr>
             <w:tcW w:w="1046" w:type="dxa"/>
             <w:tcBorders>
-              <w:top w:val="single" w:color="auto" w:sz="4" w:space="0"/>
-              <w:left w:val="single" w:color="auto" w:sz="4" w:space="0"/>
-              <w:bottom w:val="single" w:color="auto" w:sz="12" w:space="0"/>
-              <w:right w:val="single" w:color="auto" w:sz="4" w:space="0"/>
+              <w:top w:val="single" w:sz="4" w:space="0" w:color="auto"/>
+              <w:left w:val="single" w:sz="4" w:space="0" w:color="auto"/>
+              <w:bottom w:val="single" w:sz="12" w:space="0" w:color="auto"/>
+              <w:right w:val="single" w:sz="4" w:space="0" w:color="auto"/>
             </w:tcBorders>
             <w:shd w:val="clear" w:color="auto" w:fill="auto"/>
             <w:tcMar>
@@ -5246,10 +5199,10 @@
               <w:suppressLineNumbers w:val="0"/>
               <w:snapToGrid w:val="0"/>
               <w:spacing w:line="240" w:lineRule="auto"/>
-              <w:ind w:left="0" w:leftChars="0" w:right="0" w:rightChars="0" w:firstLine="0" w:firstLineChars="0"/>
+              <w:ind w:left="0" w:right="0" w:firstLine="0" w:leftChars="0" w:rightChars="0" w:firstLineChars="0"/>
               <w:jc w:val="left"/>
               <w:rPr>
-                <w:rFonts w:hint="default" w:ascii="Segoe UI" w:hAnsi="Segoe UI" w:eastAsia="Segoe UI" w:cs="Segoe UI"/>
+                <w:rFonts w:ascii="Segoe UI" w:eastAsia="Segoe UI" w:hAnsi="Segoe UI" w:cs="Segoe UI" w:hint="default"/>
                 <w:i w:val="0"/>
                 <w:iCs w:val="0"/>
                 <w:caps w:val="0"/>
@@ -5261,7 +5214,7 @@
             </w:pPr>
             <w:r>
               <w:rPr>
-                <w:rFonts w:hint="default" w:ascii="Segoe UI" w:hAnsi="Segoe UI" w:eastAsia="Segoe UI" w:cs="Segoe UI"/>
+                <w:rFonts w:ascii="Segoe UI" w:eastAsia="Segoe UI" w:hAnsi="Segoe UI" w:cs="Segoe UI" w:hint="default"/>
                 <w:i w:val="0"/>
                 <w:iCs w:val="0"/>
                 <w:caps w:val="0"/>
@@ -5271,7 +5224,7 @@
                 <w:kern w:val="0"/>
                 <w:sz w:val="18"/>
                 <w:szCs w:val="18"/>
-                <w:lang w:val="en-US" w:eastAsia="zh-CN" w:bidi="ar"/>
+                <w:lang w:val="en-US" w:eastAsia="zh-CN"/>
               </w:rPr>
               <w:t>观察评估员</w:t>
             </w:r>
@@ -5281,10 +5234,10 @@
           <w:tcPr>
             <w:tcW w:w="3388" w:type="dxa"/>
             <w:tcBorders>
-              <w:top w:val="single" w:color="auto" w:sz="4" w:space="0"/>
-              <w:left w:val="single" w:color="auto" w:sz="4" w:space="0"/>
-              <w:bottom w:val="single" w:color="auto" w:sz="12" w:space="0"/>
-              <w:right w:val="single" w:color="auto" w:sz="4" w:space="0"/>
+              <w:top w:val="single" w:sz="4" w:space="0" w:color="auto"/>
+              <w:left w:val="single" w:sz="4" w:space="0" w:color="auto"/>
+              <w:bottom w:val="single" w:sz="12" w:space="0" w:color="auto"/>
+              <w:right w:val="single" w:sz="4" w:space="0" w:color="auto"/>
             </w:tcBorders>
             <w:shd w:val="clear" w:color="auto" w:fill="auto"/>
             <w:tcMar>
@@ -5303,10 +5256,10 @@
               <w:suppressLineNumbers w:val="0"/>
               <w:snapToGrid w:val="0"/>
               <w:spacing w:line="240" w:lineRule="auto"/>
-              <w:ind w:left="0" w:leftChars="0" w:right="0" w:rightChars="0" w:firstLine="0" w:firstLineChars="0"/>
+              <w:ind w:left="0" w:right="0" w:firstLine="0" w:leftChars="0" w:rightChars="0" w:firstLineChars="0"/>
               <w:jc w:val="left"/>
               <w:rPr>
-                <w:rFonts w:hint="default" w:ascii="Segoe UI" w:hAnsi="Segoe UI" w:eastAsia="Segoe UI" w:cs="Segoe UI"/>
+                <w:rFonts w:ascii="Segoe UI" w:eastAsia="Segoe UI" w:hAnsi="Segoe UI" w:cs="Segoe UI" w:hint="default"/>
                 <w:i w:val="0"/>
                 <w:iCs w:val="0"/>
                 <w:caps w:val="0"/>
@@ -5318,7 +5271,7 @@
             </w:pPr>
             <w:r>
               <w:rPr>
-                <w:rFonts w:hint="default" w:ascii="Segoe UI" w:hAnsi="Segoe UI" w:eastAsia="Segoe UI" w:cs="Segoe UI"/>
+                <w:rFonts w:ascii="Segoe UI" w:eastAsia="Segoe UI" w:hAnsi="Segoe UI" w:cs="Segoe UI" w:hint="default"/>
                 <w:i w:val="0"/>
                 <w:iCs w:val="0"/>
                 <w:caps w:val="0"/>
@@ -5328,7 +5281,7 @@
                 <w:kern w:val="0"/>
                 <w:sz w:val="18"/>
                 <w:szCs w:val="18"/>
-                <w:lang w:val="en-US" w:eastAsia="zh-CN" w:bidi="ar"/>
+                <w:lang w:val="en-US" w:eastAsia="zh-CN"/>
               </w:rPr>
               <w:t>质量管理部指派人员</w:t>
             </w:r>
@@ -5338,10 +5291,10 @@
           <w:tcPr>
             <w:tcW w:w="3147" w:type="dxa"/>
             <w:tcBorders>
-              <w:top w:val="single" w:color="auto" w:sz="4" w:space="0"/>
-              <w:left w:val="single" w:color="auto" w:sz="4" w:space="0"/>
-              <w:bottom w:val="single" w:color="auto" w:sz="12" w:space="0"/>
-              <w:right w:val="single" w:color="auto" w:sz="12" w:space="0"/>
+              <w:top w:val="single" w:sz="4" w:space="0" w:color="auto"/>
+              <w:left w:val="single" w:sz="4" w:space="0" w:color="auto"/>
+              <w:bottom w:val="single" w:sz="12" w:space="0" w:color="auto"/>
+              <w:right w:val="single" w:sz="12" w:space="0" w:color="auto"/>
             </w:tcBorders>
             <w:shd w:val="clear" w:color="auto" w:fill="auto"/>
             <w:tcMar>
@@ -5360,10 +5313,10 @@
               <w:suppressLineNumbers w:val="0"/>
               <w:snapToGrid w:val="0"/>
               <w:spacing w:line="240" w:lineRule="auto"/>
-              <w:ind w:left="0" w:leftChars="0" w:right="0" w:rightChars="0" w:firstLine="0" w:firstLineChars="0"/>
+              <w:ind w:left="0" w:right="0" w:firstLine="0" w:leftChars="0" w:rightChars="0" w:firstLineChars="0"/>
               <w:jc w:val="left"/>
               <w:rPr>
-                <w:rFonts w:hint="default" w:ascii="Segoe UI" w:hAnsi="Segoe UI" w:eastAsia="Segoe UI" w:cs="Segoe UI"/>
+                <w:rFonts w:ascii="Segoe UI" w:eastAsia="Segoe UI" w:hAnsi="Segoe UI" w:cs="Segoe UI" w:hint="default"/>
                 <w:i w:val="0"/>
                 <w:iCs w:val="0"/>
                 <w:caps w:val="0"/>
@@ -5375,7 +5328,7 @@
             </w:pPr>
             <w:r>
               <w:rPr>
-                <w:rFonts w:hint="default" w:ascii="Segoe UI" w:hAnsi="Segoe UI" w:eastAsia="Segoe UI" w:cs="Segoe UI"/>
+                <w:rFonts w:ascii="Segoe UI" w:eastAsia="Segoe UI" w:hAnsi="Segoe UI" w:cs="Segoe UI" w:hint="default"/>
                 <w:i w:val="0"/>
                 <w:iCs w:val="0"/>
                 <w:caps w:val="0"/>
@@ -5385,7 +5338,7 @@
                 <w:kern w:val="0"/>
                 <w:sz w:val="18"/>
                 <w:szCs w:val="18"/>
-                <w:lang w:val="en-US" w:eastAsia="zh-CN" w:bidi="ar"/>
+                <w:lang w:val="en-US" w:eastAsia="zh-CN"/>
               </w:rPr>
               <w:t>独立记录过程，对照SLA和制度进行符合性评估，提供客观评价。</w:t>
             </w:r>
@@ -5395,7 +5348,7 @@
     </w:tbl>
     <w:p>
       <w:pPr>
-        <w:pStyle w:val="30"/>
+        <w:pStyle w:val="2"/>
         <w:bidi w:val="0"/>
         <w:rPr>
           <w:rFonts w:hint="default"/>
@@ -5414,7 +5367,7 @@
     </w:p>
     <w:p>
       <w:pPr>
-        <w:pStyle w:val="29"/>
+        <w:pStyle w:val="a1"/>
         <w:bidi w:val="0"/>
         <w:rPr>
           <w:rFonts w:hint="default"/>
@@ -5431,7 +5384,7 @@
     </w:p>
     <w:p>
       <w:pPr>
-        <w:pStyle w:val="29"/>
+        <w:pStyle w:val="a1"/>
         <w:bidi w:val="0"/>
         <w:rPr>
           <w:rFonts w:hint="default"/>
@@ -5448,7 +5401,7 @@
     </w:p>
     <w:p>
       <w:pPr>
-        <w:pStyle w:val="29"/>
+        <w:pStyle w:val="a1"/>
         <w:bidi w:val="0"/>
         <w:rPr>
           <w:rFonts w:hint="default"/>
@@ -5465,7 +5418,7 @@
     </w:p>
     <w:p>
       <w:pPr>
-        <w:pStyle w:val="29"/>
+        <w:pStyle w:val="a1"/>
         <w:bidi w:val="0"/>
         <w:rPr>
           <w:rFonts w:hint="default"/>
@@ -5482,7 +5435,7 @@
     </w:p>
     <w:p>
       <w:pPr>
-        <w:pStyle w:val="29"/>
+        <w:pStyle w:val="a1"/>
         <w:bidi w:val="0"/>
         <w:rPr>
           <w:rFonts w:hint="default"/>
@@ -5499,7 +5452,7 @@
     </w:p>
     <w:p>
       <w:pPr>
-        <w:pStyle w:val="29"/>
+        <w:pStyle w:val="a1"/>
         <w:bidi w:val="0"/>
         <w:rPr>
           <w:rFonts w:hint="default"/>
@@ -5516,7 +5469,7 @@
     </w:p>
     <w:p>
       <w:pPr>
-        <w:pStyle w:val="28"/>
+        <w:pStyle w:val="1"/>
         <w:bidi w:val="0"/>
         <w:rPr>
           <w:rFonts w:hint="default"/>
@@ -5535,7 +5488,7 @@
     </w:p>
     <w:p>
       <w:pPr>
-        <w:pStyle w:val="30"/>
+        <w:pStyle w:val="2"/>
         <w:bidi w:val="0"/>
         <w:rPr>
           <w:rFonts w:hint="default"/>
@@ -5554,7 +5507,7 @@
     </w:p>
     <w:p>
       <w:pPr>
-        <w:pStyle w:val="29"/>
+        <w:pStyle w:val="a1"/>
         <w:bidi w:val="0"/>
         <w:rPr>
           <w:rFonts w:hint="default"/>
@@ -5571,7 +5524,7 @@
     </w:p>
     <w:p>
       <w:pPr>
-        <w:pStyle w:val="29"/>
+        <w:pStyle w:val="a1"/>
         <w:bidi w:val="0"/>
         <w:rPr>
           <w:rFonts w:hint="default"/>
@@ -5588,7 +5541,7 @@
     </w:p>
     <w:p>
       <w:pPr>
-        <w:pStyle w:val="29"/>
+        <w:pStyle w:val="a1"/>
         <w:bidi w:val="0"/>
         <w:rPr>
           <w:rFonts w:hint="default"/>
@@ -5605,7 +5558,7 @@
     </w:p>
     <w:p>
       <w:pPr>
-        <w:pStyle w:val="30"/>
+        <w:pStyle w:val="2"/>
         <w:bidi w:val="0"/>
         <w:rPr>
           <w:rFonts w:hint="default"/>
@@ -5624,7 +5577,7 @@
     </w:p>
     <w:p>
       <w:pPr>
-        <w:pStyle w:val="29"/>
+        <w:pStyle w:val="a1"/>
         <w:bidi w:val="0"/>
         <w:rPr>
           <w:rFonts w:hint="default"/>
@@ -5641,7 +5594,7 @@
     </w:p>
     <w:p>
       <w:pPr>
-        <w:pStyle w:val="29"/>
+        <w:pStyle w:val="a1"/>
         <w:bidi w:val="0"/>
         <w:rPr>
           <w:rFonts w:hint="default"/>
@@ -5658,7 +5611,7 @@
     </w:p>
     <w:p>
       <w:pPr>
-        <w:pStyle w:val="29"/>
+        <w:pStyle w:val="a1"/>
         <w:bidi w:val="0"/>
         <w:rPr>
           <w:rFonts w:hint="default"/>
@@ -5675,7 +5628,7 @@
     </w:p>
     <w:p>
       <w:pPr>
-        <w:pStyle w:val="29"/>
+        <w:pStyle w:val="a1"/>
         <w:bidi w:val="0"/>
         <w:rPr>
           <w:rFonts w:hint="default"/>
@@ -5692,7 +5645,7 @@
     </w:p>
     <w:p>
       <w:pPr>
-        <w:pStyle w:val="29"/>
+        <w:pStyle w:val="a1"/>
         <w:bidi w:val="0"/>
         <w:rPr>
           <w:rFonts w:hint="default"/>
@@ -5709,7 +5662,7 @@
     </w:p>
     <w:p>
       <w:pPr>
-        <w:pStyle w:val="29"/>
+        <w:pStyle w:val="a1"/>
         <w:bidi w:val="0"/>
         <w:rPr>
           <w:rFonts w:hint="default"/>
@@ -5726,7 +5679,7 @@
     </w:p>
     <w:p>
       <w:pPr>
-        <w:pStyle w:val="30"/>
+        <w:pStyle w:val="2"/>
         <w:bidi w:val="0"/>
         <w:rPr>
           <w:rFonts w:hint="default"/>
@@ -5745,7 +5698,7 @@
     </w:p>
     <w:p>
       <w:pPr>
-        <w:pStyle w:val="29"/>
+        <w:pStyle w:val="a1"/>
         <w:bidi w:val="0"/>
         <w:rPr>
           <w:rFonts w:hint="default"/>
@@ -5762,7 +5715,7 @@
     </w:p>
     <w:p>
       <w:pPr>
-        <w:pStyle w:val="29"/>
+        <w:pStyle w:val="a1"/>
         <w:bidi w:val="0"/>
         <w:rPr>
           <w:rFonts w:hint="default"/>
@@ -5779,7 +5732,7 @@
     </w:p>
     <w:p>
       <w:pPr>
-        <w:pStyle w:val="29"/>
+        <w:pStyle w:val="a1"/>
         <w:bidi w:val="0"/>
         <w:rPr>
           <w:rFonts w:hint="default"/>
@@ -5796,7 +5749,7 @@
     </w:p>
     <w:p>
       <w:pPr>
-        <w:pStyle w:val="29"/>
+        <w:pStyle w:val="a1"/>
         <w:bidi w:val="0"/>
         <w:rPr>
           <w:rFonts w:hint="default"/>
@@ -5813,7 +5766,7 @@
     </w:p>
     <w:p>
       <w:pPr>
-        <w:pStyle w:val="29"/>
+        <w:pStyle w:val="a1"/>
         <w:bidi w:val="0"/>
         <w:rPr>
           <w:rFonts w:hint="default"/>
@@ -5830,7 +5783,7 @@
     </w:p>
     <w:p>
       <w:pPr>
-        <w:pStyle w:val="29"/>
+        <w:pStyle w:val="a1"/>
         <w:bidi w:val="0"/>
         <w:rPr>
           <w:rFonts w:hint="default"/>
@@ -5847,7 +5800,7 @@
     </w:p>
     <w:p>
       <w:pPr>
-        <w:pStyle w:val="29"/>
+        <w:pStyle w:val="a1"/>
         <w:bidi w:val="0"/>
         <w:rPr>
           <w:rFonts w:hint="default"/>
@@ -5864,7 +5817,7 @@
     </w:p>
     <w:p>
       <w:pPr>
-        <w:pStyle w:val="28"/>
+        <w:pStyle w:val="1"/>
         <w:bidi w:val="0"/>
         <w:rPr>
           <w:rFonts w:hint="default"/>
@@ -5883,7 +5836,7 @@
     </w:p>
     <w:p>
       <w:pPr>
-        <w:pStyle w:val="30"/>
+        <w:pStyle w:val="2"/>
         <w:bidi w:val="0"/>
         <w:rPr>
           <w:rFonts w:hint="default"/>
@@ -5902,7 +5855,7 @@
     </w:p>
     <w:p>
       <w:pPr>
-        <w:pStyle w:val="29"/>
+        <w:pStyle w:val="a1"/>
         <w:bidi w:val="0"/>
         <w:rPr>
           <w:rFonts w:hint="default"/>
@@ -5919,7 +5872,7 @@
     </w:p>
     <w:p>
       <w:pPr>
-        <w:pStyle w:val="29"/>
+        <w:pStyle w:val="a1"/>
         <w:bidi w:val="0"/>
         <w:rPr>
           <w:rFonts w:hint="default"/>
@@ -5936,7 +5889,7 @@
     </w:p>
     <w:p>
       <w:pPr>
-        <w:pStyle w:val="29"/>
+        <w:pStyle w:val="a1"/>
         <w:bidi w:val="0"/>
         <w:rPr>
           <w:rFonts w:hint="default"/>
@@ -5953,7 +5906,7 @@
     </w:p>
     <w:p>
       <w:pPr>
-        <w:pStyle w:val="29"/>
+        <w:pStyle w:val="a1"/>
         <w:bidi w:val="0"/>
         <w:rPr>
           <w:rFonts w:hint="default"/>
@@ -5970,7 +5923,7 @@
     </w:p>
     <w:p>
       <w:pPr>
-        <w:pStyle w:val="29"/>
+        <w:pStyle w:val="a1"/>
         <w:bidi w:val="0"/>
         <w:rPr>
           <w:rFonts w:hint="default"/>
@@ -5984,388 +5937,388 @@
         </w:rPr>
         <w:t>改进阶段:</w:t>
       </w:r>
-      <w:bookmarkStart w:id="23" w:name="_GoBack"/>
+      <w:bookmarkStart w:id="17" w:name="_GoBack"/>
+      <w:bookmarkEnd w:id="17"/>
+      <w:r>
+        <w:rPr>
+          <w:rFonts w:hint="default"/>
+          <w:lang w:val="en-US" w:eastAsia="zh-CN"/>
+        </w:rPr>
+        <w:t>基于报告制定《应急演练改进报告》，跟踪改进措施直至闭环，并更新相关预案与知识库。</w:t>
+      </w:r>
+    </w:p>
+    <w:p>
+      <w:pPr>
+        <w:pStyle w:val="2"/>
+        <w:bidi w:val="0"/>
+        <w:rPr>
+          <w:rFonts w:hint="default"/>
+          <w:lang w:val="en-US" w:eastAsia="zh-CN"/>
+        </w:rPr>
+      </w:pPr>
+      <w:bookmarkStart w:id="18" w:name="_Toc11084"/>
+      <w:r>
+        <w:rPr>
+          <w:rFonts w:hint="default"/>
+          <w:lang w:val="en-US" w:eastAsia="zh-CN"/>
+        </w:rPr>
+        <w:t>关键流程节点控制</w:t>
+      </w:r>
+      <w:bookmarkEnd w:id="18"/>
+    </w:p>
+    <w:p>
+      <w:pPr>
+        <w:pStyle w:val="a1"/>
+        <w:bidi w:val="0"/>
+        <w:rPr>
+          <w:rFonts w:hint="default"/>
+          <w:lang w:val="en-US" w:eastAsia="zh-CN"/>
+        </w:rPr>
+      </w:pPr>
+      <w:r>
+        <w:rPr>
+          <w:rFonts w:hint="default"/>
+          <w:lang w:val="en-US" w:eastAsia="zh-CN"/>
+        </w:rPr>
+        <w:t>启动会：演练前召开，宣贯目标、角色、规则和安全事项。</w:t>
+      </w:r>
+    </w:p>
+    <w:p>
+      <w:pPr>
+        <w:pStyle w:val="a1"/>
+        <w:bidi w:val="0"/>
+        <w:rPr>
+          <w:rFonts w:hint="default"/>
+          <w:lang w:val="en-US" w:eastAsia="zh-CN"/>
+        </w:rPr>
+      </w:pPr>
+      <w:r>
+        <w:rPr>
+          <w:rFonts w:hint="default"/>
+          <w:lang w:val="en-US" w:eastAsia="zh-CN"/>
+        </w:rPr>
+        <w:t>过程控制：工作小组组长控制演练节奏，观察评估员独立记录。</w:t>
+      </w:r>
+    </w:p>
+    <w:p>
+      <w:pPr>
+        <w:pStyle w:val="a1"/>
+        <w:bidi w:val="0"/>
+        <w:rPr>
+          <w:rFonts w:hint="default"/>
+          <w:lang w:val="en-US" w:eastAsia="zh-CN"/>
+        </w:rPr>
+      </w:pPr>
+      <w:r>
+        <w:rPr>
+          <w:rFonts w:hint="default"/>
+          <w:lang w:val="en-US" w:eastAsia="zh-CN"/>
+        </w:rPr>
+        <w:t>终止条件：达到预定目标、成功恢复业务或发生不可控风险时，由领导小组组长宣布终止。</w:t>
+      </w:r>
+    </w:p>
+    <w:p>
+      <w:pPr>
+        <w:pStyle w:val="a1"/>
+        <w:bidi w:val="0"/>
+        <w:rPr>
+          <w:rFonts w:hint="default"/>
+          <w:lang w:val="en-US" w:eastAsia="zh-CN"/>
+        </w:rPr>
+      </w:pPr>
+      <w:r>
+        <w:rPr>
+          <w:rFonts w:hint="default"/>
+          <w:lang w:val="en-US" w:eastAsia="zh-CN"/>
+        </w:rPr>
+        <w:t>即时复盘：演练结束后24小时内，所有参演人员集中进行“热复盘”。</w:t>
+      </w:r>
+    </w:p>
+    <w:p>
+      <w:pPr>
+        <w:pStyle w:val="1"/>
+        <w:bidi w:val="0"/>
+        <w:rPr>
+          <w:rFonts w:hint="default"/>
+          <w:lang w:val="en-US" w:eastAsia="zh-CN"/>
+        </w:rPr>
+      </w:pPr>
+      <w:bookmarkStart w:id="19" w:name="_Toc268"/>
+      <w:r>
+        <w:rPr>
+          <w:rFonts w:hint="default"/>
+          <w:lang w:val="en-US" w:eastAsia="zh-CN"/>
+        </w:rPr>
+        <w:t>演练评估与改进</w:t>
+      </w:r>
+      <w:bookmarkEnd w:id="19"/>
+    </w:p>
+    <w:p>
+      <w:pPr>
+        <w:pStyle w:val="2"/>
+        <w:bidi w:val="0"/>
+        <w:rPr>
+          <w:rFonts w:hint="default"/>
+          <w:lang w:val="en-US" w:eastAsia="zh-CN"/>
+        </w:rPr>
+      </w:pPr>
+      <w:bookmarkStart w:id="20" w:name="_Toc27833"/>
+      <w:r>
+        <w:rPr>
+          <w:rFonts w:hint="default"/>
+          <w:lang w:val="en-US" w:eastAsia="zh-CN"/>
+        </w:rPr>
+        <w:t>评估维度</w:t>
+      </w:r>
+      <w:bookmarkEnd w:id="20"/>
+    </w:p>
+    <w:p>
+      <w:pPr>
+        <w:pStyle w:val="a1"/>
+        <w:bidi w:val="0"/>
+        <w:rPr>
+          <w:rFonts w:hint="default"/>
+          <w:lang w:val="en-US" w:eastAsia="zh-CN"/>
+        </w:rPr>
+      </w:pPr>
+      <w:r>
+        <w:rPr>
+          <w:rFonts w:hint="default"/>
+          <w:lang w:val="en-US" w:eastAsia="zh-CN"/>
+        </w:rPr>
+        <w:t>时效性评估：对比实际响应与恢复时间同合同SLA及预案目标的差距。</w:t>
+      </w:r>
+    </w:p>
+    <w:p>
+      <w:pPr>
+        <w:pStyle w:val="a1"/>
+        <w:bidi w:val="0"/>
+        <w:rPr>
+          <w:rFonts w:hint="default"/>
+          <w:lang w:val="en-US" w:eastAsia="zh-CN"/>
+        </w:rPr>
+      </w:pPr>
+      <w:r>
+        <w:rPr>
+          <w:rFonts w:hint="default"/>
+          <w:lang w:val="en-US" w:eastAsia="zh-CN"/>
+        </w:rPr>
+        <w:t>流程符合性评估：检查实际操作与《运维应急管理制度》及既定预案的符合程度。</w:t>
+      </w:r>
+    </w:p>
+    <w:p>
+      <w:pPr>
+        <w:pStyle w:val="a1"/>
+        <w:bidi w:val="0"/>
+        <w:rPr>
+          <w:rFonts w:hint="default"/>
+          <w:lang w:val="en-US" w:eastAsia="zh-CN"/>
+        </w:rPr>
+      </w:pPr>
+      <w:r>
+        <w:rPr>
+          <w:rFonts w:hint="default"/>
+          <w:lang w:val="en-US" w:eastAsia="zh-CN"/>
+        </w:rPr>
+        <w:t>决策与沟通评估：评估指挥决策链是否清晰、高效，内外部沟通是否及时、准确。</w:t>
+      </w:r>
+    </w:p>
+    <w:p>
+      <w:pPr>
+        <w:pStyle w:val="a1"/>
+        <w:bidi w:val="0"/>
+        <w:rPr>
+          <w:rFonts w:hint="default"/>
+          <w:lang w:val="en-US" w:eastAsia="zh-CN"/>
+        </w:rPr>
+      </w:pPr>
+      <w:r>
+        <w:rPr>
+          <w:rFonts w:hint="default"/>
+          <w:lang w:val="en-US" w:eastAsia="zh-CN"/>
+        </w:rPr>
+        <w:t>技术操作评估：评估技术诊断的准确性、恢复方案的有效性和操作规范性。</w:t>
+      </w:r>
+    </w:p>
+    <w:p>
+      <w:pPr>
+        <w:pStyle w:val="a1"/>
+        <w:bidi w:val="0"/>
+        <w:rPr>
+          <w:rFonts w:hint="default"/>
+          <w:lang w:val="en-US" w:eastAsia="zh-CN"/>
+        </w:rPr>
+      </w:pPr>
+      <w:r>
+        <w:rPr>
+          <w:rFonts w:hint="default"/>
+          <w:lang w:val="en-US" w:eastAsia="zh-CN"/>
+        </w:rPr>
+        <w:t>协同能力评估：评估跨团队协作、信息共享的顺畅程度。</w:t>
+      </w:r>
+    </w:p>
+    <w:p>
+      <w:pPr>
+        <w:pStyle w:val="2"/>
+        <w:bidi w:val="0"/>
+        <w:rPr>
+          <w:rFonts w:hint="default"/>
+          <w:lang w:val="en-US" w:eastAsia="zh-CN"/>
+        </w:rPr>
+      </w:pPr>
+      <w:bookmarkStart w:id="21" w:name="_Toc26267"/>
+      <w:r>
+        <w:rPr>
+          <w:rFonts w:hint="default"/>
+          <w:lang w:val="en-US" w:eastAsia="zh-CN"/>
+        </w:rPr>
+        <w:t>成果输出</w:t>
+      </w:r>
+      <w:bookmarkEnd w:id="21"/>
+    </w:p>
+    <w:p>
+      <w:pPr>
+        <w:pStyle w:val="a1"/>
+        <w:bidi w:val="0"/>
+        <w:rPr>
+          <w:rFonts w:hint="default"/>
+          <w:lang w:val="en-US" w:eastAsia="zh-CN"/>
+        </w:rPr>
+      </w:pPr>
+      <w:r>
+        <w:rPr>
+          <w:rFonts w:hint="default"/>
+          <w:lang w:val="en-US" w:eastAsia="zh-CN"/>
+        </w:rPr>
+        <w:t>《应急演练报告》：必须包含事件时间线、评估数据、根本原因分析（模拟）、成功经验、暴露问题及初步改进建议。</w:t>
+      </w:r>
+    </w:p>
+    <w:p>
+      <w:pPr>
+        <w:pStyle w:val="a1"/>
+        <w:bidi w:val="0"/>
+        <w:rPr>
+          <w:rFonts w:hint="default"/>
+          <w:lang w:val="en-US" w:eastAsia="zh-CN"/>
+        </w:rPr>
+      </w:pPr>
+      <w:r>
+        <w:rPr>
+          <w:rFonts w:hint="default"/>
+          <w:lang w:val="en-US" w:eastAsia="zh-CN"/>
+        </w:rPr>
+        <w:t>《应急演练改进报告》：必须将《演练报告》中的改进建议转化为具体的、可跟踪的改进项，明确责任人、完成时限和验收标准。</w:t>
+      </w:r>
+    </w:p>
+    <w:p>
+      <w:pPr>
+        <w:pStyle w:val="a1"/>
+        <w:bidi w:val="0"/>
+        <w:rPr>
+          <w:rFonts w:hint="default"/>
+          <w:lang w:val="en-US" w:eastAsia="zh-CN"/>
+        </w:rPr>
+      </w:pPr>
+      <w:r>
+        <w:rPr>
+          <w:rFonts w:hint="default"/>
+          <w:lang w:val="en-US" w:eastAsia="zh-CN"/>
+        </w:rPr>
+        <w:t>知识库资产：新增或更新至少一个结构化的应急知识条目（含场景、步骤、脚本）。</w:t>
+      </w:r>
+    </w:p>
+    <w:p>
+      <w:pPr>
+        <w:pStyle w:val="2"/>
+        <w:bidi w:val="0"/>
+        <w:rPr>
+          <w:rFonts w:hint="default"/>
+          <w:lang w:val="en-US" w:eastAsia="zh-CN"/>
+        </w:rPr>
+      </w:pPr>
+      <w:bookmarkStart w:id="22" w:name="_Toc30507"/>
+      <w:r>
+        <w:rPr>
+          <w:rFonts w:hint="default"/>
+          <w:lang w:val="en-US" w:eastAsia="zh-CN"/>
+        </w:rPr>
+        <w:t>改进跟踪</w:t>
+      </w:r>
+      <w:bookmarkEnd w:id="22"/>
+    </w:p>
+    <w:p>
+      <w:pPr>
+        <w:pStyle w:val="a1"/>
+        <w:bidi w:val="0"/>
+        <w:rPr>
+          <w:rFonts w:hint="default"/>
+          <w:lang w:val="en-US" w:eastAsia="zh-CN"/>
+        </w:rPr>
+      </w:pPr>
+      <w:r>
+        <w:rPr>
+          <w:rFonts w:hint="default"/>
+          <w:lang w:val="en-US" w:eastAsia="zh-CN"/>
+        </w:rPr>
+        <w:t>改进项纳入公司统一的服务改进跟踪体系。</w:t>
+      </w:r>
+    </w:p>
+    <w:p>
+      <w:pPr>
+        <w:pStyle w:val="a1"/>
+        <w:bidi w:val="0"/>
+        <w:rPr>
+          <w:rFonts w:hint="default"/>
+          <w:lang w:val="en-US" w:eastAsia="zh-CN"/>
+        </w:rPr>
+      </w:pPr>
+      <w:r>
+        <w:rPr>
+          <w:rFonts w:hint="default"/>
+          <w:lang w:val="en-US" w:eastAsia="zh-CN"/>
+        </w:rPr>
+        <w:t>质量管理部负责监督改进措施的落实与验证。</w:t>
+      </w:r>
+    </w:p>
+    <w:p>
+      <w:pPr>
+        <w:pStyle w:val="a1"/>
+        <w:bidi w:val="0"/>
+        <w:rPr>
+          <w:rFonts w:hint="default"/>
+          <w:lang w:val="en-US" w:eastAsia="zh-CN"/>
+        </w:rPr>
+      </w:pPr>
+      <w:r>
+        <w:rPr>
+          <w:rFonts w:hint="default"/>
+          <w:lang w:val="en-US" w:eastAsia="zh-CN"/>
+        </w:rPr>
+        <w:t>重要改进措施应触发对《应急预案》、《运维手册》等相关文件的修订。</w:t>
+      </w:r>
+    </w:p>
+    <w:p>
+      <w:pPr>
+        <w:pStyle w:val="1"/>
+        <w:bidi w:val="0"/>
+        <w:rPr>
+          <w:rFonts w:hint="default"/>
+          <w:lang w:val="en-US" w:eastAsia="zh-CN"/>
+        </w:rPr>
+      </w:pPr>
+      <w:bookmarkStart w:id="23" w:name="_Toc27655"/>
+      <w:r>
+        <w:rPr>
+          <w:rFonts w:hint="default"/>
+          <w:lang w:val="en-US" w:eastAsia="zh-CN"/>
+        </w:rPr>
+        <w:t>附则</w:t>
+      </w:r>
       <w:bookmarkEnd w:id="23"/>
-      <w:r>
-        <w:rPr>
-          <w:rFonts w:hint="default"/>
-          <w:lang w:val="en-US" w:eastAsia="zh-CN"/>
-        </w:rPr>
-        <w:t>基于报告制定《应急演练改进报告》，跟踪改进措施直至闭环，并更新相关预案与知识库。</w:t>
-      </w:r>
-    </w:p>
-    <w:p>
-      <w:pPr>
-        <w:pStyle w:val="30"/>
-        <w:bidi w:val="0"/>
-        <w:rPr>
-          <w:rFonts w:hint="default"/>
-          <w:lang w:val="en-US" w:eastAsia="zh-CN"/>
-        </w:rPr>
-      </w:pPr>
-      <w:bookmarkStart w:id="17" w:name="_Toc11084"/>
-      <w:r>
-        <w:rPr>
-          <w:rFonts w:hint="default"/>
-          <w:lang w:val="en-US" w:eastAsia="zh-CN"/>
-        </w:rPr>
-        <w:t>关键流程节点控制</w:t>
-      </w:r>
-      <w:bookmarkEnd w:id="17"/>
-    </w:p>
-    <w:p>
-      <w:pPr>
-        <w:pStyle w:val="29"/>
-        <w:bidi w:val="0"/>
-        <w:rPr>
-          <w:rFonts w:hint="default"/>
-          <w:lang w:val="en-US" w:eastAsia="zh-CN"/>
-        </w:rPr>
-      </w:pPr>
-      <w:r>
-        <w:rPr>
-          <w:rFonts w:hint="default"/>
-          <w:lang w:val="en-US" w:eastAsia="zh-CN"/>
-        </w:rPr>
-        <w:t>启动会：演练前召开，宣贯目标、角色、规则和安全事项。</w:t>
-      </w:r>
-    </w:p>
-    <w:p>
-      <w:pPr>
-        <w:pStyle w:val="29"/>
-        <w:bidi w:val="0"/>
-        <w:rPr>
-          <w:rFonts w:hint="default"/>
-          <w:lang w:val="en-US" w:eastAsia="zh-CN"/>
-        </w:rPr>
-      </w:pPr>
-      <w:r>
-        <w:rPr>
-          <w:rFonts w:hint="default"/>
-          <w:lang w:val="en-US" w:eastAsia="zh-CN"/>
-        </w:rPr>
-        <w:t>过程控制：工作小组组长控制演练节奏，观察评估员独立记录。</w:t>
-      </w:r>
-    </w:p>
-    <w:p>
-      <w:pPr>
-        <w:pStyle w:val="29"/>
-        <w:bidi w:val="0"/>
-        <w:rPr>
-          <w:rFonts w:hint="default"/>
-          <w:lang w:val="en-US" w:eastAsia="zh-CN"/>
-        </w:rPr>
-      </w:pPr>
-      <w:r>
-        <w:rPr>
-          <w:rFonts w:hint="default"/>
-          <w:lang w:val="en-US" w:eastAsia="zh-CN"/>
-        </w:rPr>
-        <w:t>终止条件：达到预定目标、成功恢复业务或发生不可控风险时，由领导小组组长宣布终止。</w:t>
-      </w:r>
-    </w:p>
-    <w:p>
-      <w:pPr>
-        <w:pStyle w:val="29"/>
-        <w:bidi w:val="0"/>
-        <w:rPr>
-          <w:rFonts w:hint="default"/>
-          <w:lang w:val="en-US" w:eastAsia="zh-CN"/>
-        </w:rPr>
-      </w:pPr>
-      <w:r>
-        <w:rPr>
-          <w:rFonts w:hint="default"/>
-          <w:lang w:val="en-US" w:eastAsia="zh-CN"/>
-        </w:rPr>
-        <w:t>即时复盘：演练结束后24小时内，所有参演人员集中进行“热复盘”。</w:t>
-      </w:r>
-    </w:p>
-    <w:p>
-      <w:pPr>
-        <w:pStyle w:val="28"/>
-        <w:bidi w:val="0"/>
-        <w:rPr>
-          <w:rFonts w:hint="default"/>
-          <w:lang w:val="en-US" w:eastAsia="zh-CN"/>
-        </w:rPr>
-      </w:pPr>
-      <w:bookmarkStart w:id="18" w:name="_Toc268"/>
-      <w:r>
-        <w:rPr>
-          <w:rFonts w:hint="default"/>
-          <w:lang w:val="en-US" w:eastAsia="zh-CN"/>
-        </w:rPr>
-        <w:t>演练评估与改进</w:t>
-      </w:r>
-      <w:bookmarkEnd w:id="18"/>
-    </w:p>
-    <w:p>
-      <w:pPr>
-        <w:pStyle w:val="30"/>
-        <w:bidi w:val="0"/>
-        <w:rPr>
-          <w:rFonts w:hint="default"/>
-          <w:lang w:val="en-US" w:eastAsia="zh-CN"/>
-        </w:rPr>
-      </w:pPr>
-      <w:bookmarkStart w:id="19" w:name="_Toc27833"/>
-      <w:r>
-        <w:rPr>
-          <w:rFonts w:hint="default"/>
-          <w:lang w:val="en-US" w:eastAsia="zh-CN"/>
-        </w:rPr>
-        <w:t>评估维度</w:t>
-      </w:r>
-      <w:bookmarkEnd w:id="19"/>
-    </w:p>
-    <w:p>
-      <w:pPr>
-        <w:pStyle w:val="29"/>
-        <w:bidi w:val="0"/>
-        <w:rPr>
-          <w:rFonts w:hint="default"/>
-          <w:lang w:val="en-US" w:eastAsia="zh-CN"/>
-        </w:rPr>
-      </w:pPr>
-      <w:r>
-        <w:rPr>
-          <w:rFonts w:hint="default"/>
-          <w:lang w:val="en-US" w:eastAsia="zh-CN"/>
-        </w:rPr>
-        <w:t>时效性评估：对比实际响应与恢复时间同合同SLA及预案目标的差距。</w:t>
-      </w:r>
-    </w:p>
-    <w:p>
-      <w:pPr>
-        <w:pStyle w:val="29"/>
-        <w:bidi w:val="0"/>
-        <w:rPr>
-          <w:rFonts w:hint="default"/>
-          <w:lang w:val="en-US" w:eastAsia="zh-CN"/>
-        </w:rPr>
-      </w:pPr>
-      <w:r>
-        <w:rPr>
-          <w:rFonts w:hint="default"/>
-          <w:lang w:val="en-US" w:eastAsia="zh-CN"/>
-        </w:rPr>
-        <w:t>流程符合性评估：检查实际操作与《运维应急管理制度》及既定预案的符合程度。</w:t>
-      </w:r>
-    </w:p>
-    <w:p>
-      <w:pPr>
-        <w:pStyle w:val="29"/>
-        <w:bidi w:val="0"/>
-        <w:rPr>
-          <w:rFonts w:hint="default"/>
-          <w:lang w:val="en-US" w:eastAsia="zh-CN"/>
-        </w:rPr>
-      </w:pPr>
-      <w:r>
-        <w:rPr>
-          <w:rFonts w:hint="default"/>
-          <w:lang w:val="en-US" w:eastAsia="zh-CN"/>
-        </w:rPr>
-        <w:t>决策与沟通评估：评估指挥决策链是否清晰、高效，内外部沟通是否及时、准确。</w:t>
-      </w:r>
-    </w:p>
-    <w:p>
-      <w:pPr>
-        <w:pStyle w:val="29"/>
-        <w:bidi w:val="0"/>
-        <w:rPr>
-          <w:rFonts w:hint="default"/>
-          <w:lang w:val="en-US" w:eastAsia="zh-CN"/>
-        </w:rPr>
-      </w:pPr>
-      <w:r>
-        <w:rPr>
-          <w:rFonts w:hint="default"/>
-          <w:lang w:val="en-US" w:eastAsia="zh-CN"/>
-        </w:rPr>
-        <w:t>技术操作评估：评估技术诊断的准确性、恢复方案的有效性和操作规范性。</w:t>
-      </w:r>
-    </w:p>
-    <w:p>
-      <w:pPr>
-        <w:pStyle w:val="29"/>
-        <w:bidi w:val="0"/>
-        <w:rPr>
-          <w:rFonts w:hint="default"/>
-          <w:lang w:val="en-US" w:eastAsia="zh-CN"/>
-        </w:rPr>
-      </w:pPr>
-      <w:r>
-        <w:rPr>
-          <w:rFonts w:hint="default"/>
-          <w:lang w:val="en-US" w:eastAsia="zh-CN"/>
-        </w:rPr>
-        <w:t>协同能力评估：评估跨团队协作、信息共享的顺畅程度。</w:t>
-      </w:r>
-    </w:p>
-    <w:p>
-      <w:pPr>
-        <w:pStyle w:val="30"/>
-        <w:bidi w:val="0"/>
-        <w:rPr>
-          <w:rFonts w:hint="default"/>
-          <w:lang w:val="en-US" w:eastAsia="zh-CN"/>
-        </w:rPr>
-      </w:pPr>
-      <w:bookmarkStart w:id="20" w:name="_Toc26267"/>
-      <w:r>
-        <w:rPr>
-          <w:rFonts w:hint="default"/>
-          <w:lang w:val="en-US" w:eastAsia="zh-CN"/>
-        </w:rPr>
-        <w:t>成果输出</w:t>
-      </w:r>
-      <w:bookmarkEnd w:id="20"/>
-    </w:p>
-    <w:p>
-      <w:pPr>
-        <w:pStyle w:val="29"/>
-        <w:bidi w:val="0"/>
-        <w:rPr>
-          <w:rFonts w:hint="default"/>
-          <w:lang w:val="en-US" w:eastAsia="zh-CN"/>
-        </w:rPr>
-      </w:pPr>
-      <w:r>
-        <w:rPr>
-          <w:rFonts w:hint="default"/>
-          <w:lang w:val="en-US" w:eastAsia="zh-CN"/>
-        </w:rPr>
-        <w:t>《应急演练报告》：必须包含事件时间线、评估数据、根本原因分析（模拟）、成功经验、暴露问题及初步改进建议。</w:t>
-      </w:r>
-    </w:p>
-    <w:p>
-      <w:pPr>
-        <w:pStyle w:val="29"/>
-        <w:bidi w:val="0"/>
-        <w:rPr>
-          <w:rFonts w:hint="default"/>
-          <w:lang w:val="en-US" w:eastAsia="zh-CN"/>
-        </w:rPr>
-      </w:pPr>
-      <w:r>
-        <w:rPr>
-          <w:rFonts w:hint="default"/>
-          <w:lang w:val="en-US" w:eastAsia="zh-CN"/>
-        </w:rPr>
-        <w:t>《应急演练改进报告》：必须将《演练报告》中的改进建议转化为具体的、可跟踪的改进项，明确责任人、完成时限和验收标准。</w:t>
-      </w:r>
-    </w:p>
-    <w:p>
-      <w:pPr>
-        <w:pStyle w:val="29"/>
-        <w:bidi w:val="0"/>
-        <w:rPr>
-          <w:rFonts w:hint="default"/>
-          <w:lang w:val="en-US" w:eastAsia="zh-CN"/>
-        </w:rPr>
-      </w:pPr>
-      <w:r>
-        <w:rPr>
-          <w:rFonts w:hint="default"/>
-          <w:lang w:val="en-US" w:eastAsia="zh-CN"/>
-        </w:rPr>
-        <w:t>知识库资产：新增或更新至少一个结构化的应急知识条目（含场景、步骤、脚本）。</w:t>
-      </w:r>
-    </w:p>
-    <w:p>
-      <w:pPr>
-        <w:pStyle w:val="30"/>
-        <w:bidi w:val="0"/>
-        <w:rPr>
-          <w:rFonts w:hint="default"/>
-          <w:lang w:val="en-US" w:eastAsia="zh-CN"/>
-        </w:rPr>
-      </w:pPr>
-      <w:bookmarkStart w:id="21" w:name="_Toc30507"/>
-      <w:r>
-        <w:rPr>
-          <w:rFonts w:hint="default"/>
-          <w:lang w:val="en-US" w:eastAsia="zh-CN"/>
-        </w:rPr>
-        <w:t>改进跟踪</w:t>
-      </w:r>
-      <w:bookmarkEnd w:id="21"/>
-    </w:p>
-    <w:p>
-      <w:pPr>
-        <w:pStyle w:val="29"/>
-        <w:bidi w:val="0"/>
-        <w:rPr>
-          <w:rFonts w:hint="default"/>
-          <w:lang w:val="en-US" w:eastAsia="zh-CN"/>
-        </w:rPr>
-      </w:pPr>
-      <w:r>
-        <w:rPr>
-          <w:rFonts w:hint="default"/>
-          <w:lang w:val="en-US" w:eastAsia="zh-CN"/>
-        </w:rPr>
-        <w:t>改进项纳入公司统一的服务改进跟踪体系。</w:t>
-      </w:r>
-    </w:p>
-    <w:p>
-      <w:pPr>
-        <w:pStyle w:val="29"/>
-        <w:bidi w:val="0"/>
-        <w:rPr>
-          <w:rFonts w:hint="default"/>
-          <w:lang w:val="en-US" w:eastAsia="zh-CN"/>
-        </w:rPr>
-      </w:pPr>
-      <w:r>
-        <w:rPr>
-          <w:rFonts w:hint="default"/>
-          <w:lang w:val="en-US" w:eastAsia="zh-CN"/>
-        </w:rPr>
-        <w:t>质量管理部负责监督改进措施的落实与验证。</w:t>
-      </w:r>
-    </w:p>
-    <w:p>
-      <w:pPr>
-        <w:pStyle w:val="29"/>
-        <w:bidi w:val="0"/>
-        <w:rPr>
-          <w:rFonts w:hint="default"/>
-          <w:lang w:val="en-US" w:eastAsia="zh-CN"/>
-        </w:rPr>
-      </w:pPr>
-      <w:r>
-        <w:rPr>
-          <w:rFonts w:hint="default"/>
-          <w:lang w:val="en-US" w:eastAsia="zh-CN"/>
-        </w:rPr>
-        <w:t>重要改进措施应触发对《应急预案》、《运维手册》等相关文件的修订。</w:t>
-      </w:r>
-    </w:p>
-    <w:p>
-      <w:pPr>
-        <w:pStyle w:val="28"/>
-        <w:bidi w:val="0"/>
-        <w:rPr>
-          <w:rFonts w:hint="default"/>
-          <w:lang w:val="en-US" w:eastAsia="zh-CN"/>
-        </w:rPr>
-      </w:pPr>
-      <w:bookmarkStart w:id="22" w:name="_Toc27655"/>
-      <w:r>
-        <w:rPr>
-          <w:rFonts w:hint="default"/>
-          <w:lang w:val="en-US" w:eastAsia="zh-CN"/>
-        </w:rPr>
-        <w:t>附则</w:t>
-      </w:r>
-      <w:bookmarkEnd w:id="22"/>
-    </w:p>
-    <w:p>
-      <w:pPr>
-        <w:pStyle w:val="29"/>
+    </w:p>
+    <w:p>
+      <w:pPr>
+        <w:pStyle w:val="a1"/>
         <w:bidi w:val="0"/>
         <w:rPr>
           <w:rFonts w:hint="default"/>
@@ -6382,7 +6335,7 @@
     </w:p>
     <w:p>
       <w:pPr>
-        <w:pStyle w:val="29"/>
+        <w:pStyle w:val="a1"/>
         <w:bidi w:val="0"/>
         <w:rPr>
           <w:rFonts w:hint="default"/>
@@ -6399,7 +6352,7 @@
     </w:p>
     <w:p>
       <w:pPr>
-        <w:pStyle w:val="29"/>
+        <w:pStyle w:val="a1"/>
         <w:bidi w:val="0"/>
         <w:rPr>
           <w:rFonts w:hint="default"/>
@@ -6415,73 +6368,23 @@
       </w:r>
     </w:p>
     <w:sectPr>
-      <w:headerReference r:id="rId5" w:type="default"/>
+      <w:headerReference w:type="default" r:id="rId7"/>
       <w:pgSz w:w="11906" w:h="16838"/>
       <w:pgMar w:top="1417" w:right="1800" w:bottom="1440" w:left="1800" w:header="1140" w:footer="992" w:gutter="0"/>
-      <w:cols w:space="425" w:num="1"/>
+      <w:cols w:num="1" w:space="425"/>
       <w:docGrid w:type="lines" w:linePitch="312" w:charSpace="0"/>
     </w:sectPr>
   </w:body>
 </w:document>
 </file>
 
-<file path=word/endnotes.xml><?xml version="1.0" encoding="utf-8"?>
-<w:endnotes xmlns:wpc="http://schemas.microsoft.com/office/word/2010/wordprocessingCanvas" xmlns:mc="http://schemas.openxmlformats.org/markup-compatibility/2006" xmlns:o="urn:schemas-microsoft-com:office:office" xmlns:r="http://schemas.openxmlformats.org/officeDocument/2006/relationships" xmlns:m="http://schemas.openxmlformats.org/officeDocument/2006/math" xmlns:v="urn:schemas-microsoft-com:vml" xmlns:wp14="http://schemas.microsoft.com/office/word/2010/wordprocessingDrawing" xmlns:wp="http://schemas.openxmlformats.org/drawingml/2006/wordprocessingDrawing" xmlns:w="http://schemas.openxmlformats.org/wordprocessingml/2006/main" xmlns:w14="http://schemas.microsoft.com/office/word/2010/wordml" xmlns:w15="http://schemas.microsoft.com/office/word/2012/wordml" xmlns:w10="urn:schemas-microsoft-com:office:word" xmlns:wpg="http://schemas.microsoft.com/office/word/2010/wordprocessingGroup" xmlns:wpi="http://schemas.microsoft.com/office/word/2010/wordprocessingInk" xmlns:wne="http://schemas.microsoft.com/office/word/2006/wordml" xmlns:wps="http://schemas.microsoft.com/office/word/2010/wordprocessingShape" xmlns:wpsCustomData="http://www.wps.cn/officeDocument/2013/wpsCustomData" mc:Ignorable="w14 w15 wp14">
-  <w:endnote w:type="separator" w:id="0">
-    <w:p>
-      <w:pPr>
-        <w:spacing w:line="240" w:lineRule="auto"/>
-      </w:pPr>
-      <w:r>
-        <w:separator/>
-      </w:r>
-    </w:p>
-  </w:endnote>
-  <w:endnote w:type="continuationSeparator" w:id="1">
-    <w:p>
-      <w:pPr>
-        <w:spacing w:line="240" w:lineRule="auto"/>
-      </w:pPr>
-      <w:r>
-        <w:continuationSeparator/>
-      </w:r>
-    </w:p>
-  </w:endnote>
-</w:endnotes>
-</file>
-
-<file path=word/footnotes.xml><?xml version="1.0" encoding="utf-8"?>
-<w:footnotes xmlns:wpc="http://schemas.microsoft.com/office/word/2010/wordprocessingCanvas" xmlns:mc="http://schemas.openxmlformats.org/markup-compatibility/2006" xmlns:o="urn:schemas-microsoft-com:office:office" xmlns:r="http://schemas.openxmlformats.org/officeDocument/2006/relationships" xmlns:m="http://schemas.openxmlformats.org/officeDocument/2006/math" xmlns:v="urn:schemas-microsoft-com:vml" xmlns:wp14="http://schemas.microsoft.com/office/word/2010/wordprocessingDrawing" xmlns:wp="http://schemas.openxmlformats.org/drawingml/2006/wordprocessingDrawing" xmlns:w="http://schemas.openxmlformats.org/wordprocessingml/2006/main" xmlns:w14="http://schemas.microsoft.com/office/word/2010/wordml" xmlns:w15="http://schemas.microsoft.com/office/word/2012/wordml" xmlns:w10="urn:schemas-microsoft-com:office:word" xmlns:wpg="http://schemas.microsoft.com/office/word/2010/wordprocessingGroup" xmlns:wpi="http://schemas.microsoft.com/office/word/2010/wordprocessingInk" xmlns:wne="http://schemas.microsoft.com/office/word/2006/wordml" xmlns:wps="http://schemas.microsoft.com/office/word/2010/wordprocessingShape" xmlns:wpsCustomData="http://www.wps.cn/officeDocument/2013/wpsCustomData" mc:Ignorable="w14 w15 wp14">
-  <w:footnote w:type="separator" w:id="0">
-    <w:p>
-      <w:pPr>
-        <w:spacing w:line="360" w:lineRule="auto"/>
-      </w:pPr>
-      <w:r>
-        <w:separator/>
-      </w:r>
-    </w:p>
-  </w:footnote>
-  <w:footnote w:type="continuationSeparator" w:id="1">
-    <w:p>
-      <w:pPr>
-        <w:spacing w:line="360" w:lineRule="auto"/>
-      </w:pPr>
-      <w:r>
-        <w:continuationSeparator/>
-      </w:r>
-    </w:p>
-  </w:footnote>
-</w:footnotes>
-</file>
-
 <file path=word/header1.xml><?xml version="1.0" encoding="utf-8"?>
-<w:hdr xmlns:wpc="http://schemas.microsoft.com/office/word/2010/wordprocessingCanvas" xmlns:mc="http://schemas.openxmlformats.org/markup-compatibility/2006" xmlns:o="urn:schemas-microsoft-com:office:office" xmlns:r="http://schemas.openxmlformats.org/officeDocument/2006/relationships" xmlns:m="http://schemas.openxmlformats.org/officeDocument/2006/math" xmlns:v="urn:schemas-microsoft-com:vml" xmlns:wp14="http://schemas.microsoft.com/office/word/2010/wordprocessingDrawing" xmlns:wp="http://schemas.openxmlformats.org/drawingml/2006/wordprocessingDrawing" xmlns:w10="urn:schemas-microsoft-com:office:word" xmlns:w="http://schemas.openxmlformats.org/wordprocessingml/2006/main" xmlns:w14="http://schemas.microsoft.com/office/word/2010/wordml" xmlns:w15="http://schemas.microsoft.com/office/word/2012/wordml" xmlns:wpg="http://schemas.microsoft.com/office/word/2010/wordprocessingGroup" xmlns:wpi="http://schemas.microsoft.com/office/word/2010/wordprocessingInk" xmlns:wne="http://schemas.microsoft.com/office/word/2006/wordml" xmlns:wps="http://schemas.microsoft.com/office/word/2010/wordprocessingShape" xmlns:wpsCustomData="http://www.wps.cn/officeDocument/2013/wpsCustomData" mc:Ignorable="w14 w15 wp14">
+<w:hdr xmlns:wpc="http://schemas.microsoft.com/office/word/2010/wordprocessingCanvas" xmlns:mc="http://schemas.openxmlformats.org/markup-compatibility/2006" xmlns:o="urn:schemas-microsoft-com:office:office" xmlns:r="http://schemas.openxmlformats.org/officeDocument/2006/relationships" xmlns:m="http://schemas.openxmlformats.org/officeDocument/2006/math" xmlns:v="urn:schemas-microsoft-com:vml" xmlns:wp14="http://schemas.microsoft.com/office/word/2010/wordprocessingDrawing" xmlns:wp="http://schemas.openxmlformats.org/drawingml/2006/wordprocessingDrawing" xmlns:w10="urn:schemas-microsoft-com:office:word" xmlns:w="http://schemas.openxmlformats.org/wordprocessingml/2006/main" xmlns:w14="http://schemas.microsoft.com/office/word/2010/wordml" xmlns:w15="http://schemas.microsoft.com/office/word/2012/wordml" xmlns:wne="http://schemas.microsoft.com/office/word/2006/wordml" xmlns:wpg="http://schemas.microsoft.com/office/word/2010/wordprocessingGroup" xmlns:wpi="http://schemas.microsoft.com/office/word/2010/wordprocessingInk" xmlns:wps="http://schemas.microsoft.com/office/word/2010/wordprocessingShape" mc:Ignorable="w14 w15 wp14">
   <w:p>
     <w:pPr>
-      <w:pStyle w:val="15"/>
+      <w:pStyle w:val="Header"/>
       <w:pBdr>
-        <w:bottom w:val="single" w:color="auto" w:sz="4" w:space="1"/>
+        <w:bottom w:val="single" w:sz="4" w:space="1" w:color="auto"/>
       </w:pBdr>
       <w:tabs>
         <w:tab w:val="left" w:pos="335"/>
@@ -6489,27 +6392,27 @@
       </w:tabs>
       <w:jc w:val="right"/>
       <w:rPr>
-        <w:rFonts w:hint="eastAsia" w:eastAsiaTheme="minorEastAsia"/>
+        <w:rFonts w:eastAsiaTheme="minorEastAsia" w:hint="eastAsia"/>
         <w:lang w:eastAsia="zh-CN"/>
       </w:rPr>
     </w:pPr>
     <w:r>
       <w:rPr>
-        <w:rFonts w:hint="eastAsia" w:eastAsiaTheme="minorEastAsia"/>
+        <w:rFonts w:eastAsiaTheme="minorEastAsia" w:hint="eastAsia"/>
         <w:lang w:val="en-US" w:eastAsia="zh-CN"/>
       </w:rPr>
       <w:tab/>
     </w:r>
     <w:r>
       <w:rPr>
-        <w:rFonts w:hint="eastAsia" w:eastAsiaTheme="minorEastAsia"/>
+        <w:rFonts w:eastAsiaTheme="minorEastAsia" w:hint="eastAsia"/>
         <w:lang w:val="en-US" w:eastAsia="zh-CN"/>
       </w:rPr>
       <w:tab/>
     </w:r>
     <w:r>
       <w:rPr>
-        <w:rFonts w:hint="eastAsia" w:eastAsiaTheme="minorEastAsia"/>
+        <w:rFonts w:eastAsiaTheme="minorEastAsia" w:hint="eastAsia"/>
         <w:lang w:val="en-US" w:eastAsia="zh-CN"/>
       </w:rPr>
       <w:t>江西通信产业服务有限公司</w:t>
@@ -6519,15 +6422,15 @@
 </file>
 
 <file path=word/numbering.xml><?xml version="1.0" encoding="utf-8"?>
-<w:numbering xmlns:wpc="http://schemas.microsoft.com/office/word/2010/wordprocessingCanvas" xmlns:mc="http://schemas.openxmlformats.org/markup-compatibility/2006" xmlns:o="urn:schemas-microsoft-com:office:office" xmlns:r="http://schemas.openxmlformats.org/officeDocument/2006/relationships" xmlns:m="http://schemas.openxmlformats.org/officeDocument/2006/math" xmlns:v="urn:schemas-microsoft-com:vml" xmlns:wp14="http://schemas.microsoft.com/office/word/2010/wordprocessingDrawing" xmlns:wp="http://schemas.openxmlformats.org/drawingml/2006/wordprocessingDrawing" xmlns:w10="urn:schemas-microsoft-com:office:word" xmlns:w="http://schemas.openxmlformats.org/wordprocessingml/2006/main" xmlns:w14="http://schemas.microsoft.com/office/word/2010/wordml" xmlns:wpg="http://schemas.microsoft.com/office/word/2010/wordprocessingGroup" xmlns:wpi="http://schemas.microsoft.com/office/word/2010/wordprocessingInk" xmlns:wne="http://schemas.microsoft.com/office/word/2006/wordml" xmlns:wps="http://schemas.microsoft.com/office/word/2010/wordprocessingShape" xmlns:wpsCustomData="http://www.wps.cn/officeDocument/2013/wpsCustomData" mc:Ignorable="w14 wp14">
+<w:numbering xmlns:wpc="http://schemas.microsoft.com/office/word/2010/wordprocessingCanvas" xmlns:mc="http://schemas.openxmlformats.org/markup-compatibility/2006" xmlns:o="urn:schemas-microsoft-com:office:office" xmlns:r="http://schemas.openxmlformats.org/officeDocument/2006/relationships" xmlns:m="http://schemas.openxmlformats.org/officeDocument/2006/math" xmlns:v="urn:schemas-microsoft-com:vml" xmlns:wp14="http://schemas.microsoft.com/office/word/2010/wordprocessingDrawing" xmlns:wp="http://schemas.openxmlformats.org/drawingml/2006/wordprocessingDrawing" xmlns:w10="urn:schemas-microsoft-com:office:word" xmlns:w="http://schemas.openxmlformats.org/wordprocessingml/2006/main" xmlns:w14="http://schemas.microsoft.com/office/word/2010/wordml" xmlns:w15="http://schemas.microsoft.com/office/word/2012/wordml" xmlns:wne="http://schemas.microsoft.com/office/word/2006/wordml" xmlns:wpg="http://schemas.microsoft.com/office/word/2010/wordprocessingGroup" xmlns:wpi="http://schemas.microsoft.com/office/word/2010/wordprocessingInk" xmlns:wps="http://schemas.microsoft.com/office/word/2010/wordprocessingShape" mc:Ignorable="w14 w15 wp14">
   <w:abstractNum w:abstractNumId="0">
     <w:nsid w:val="8E964DCE"/>
     <w:multiLevelType w:val="multilevel"/>
     <w:tmpl w:val="8E964DCE"/>
-    <w:lvl w:ilvl="0" w:tentative="0">
+    <w:lvl w:ilvl="0">
       <w:start w:val="1"/>
       <w:numFmt w:val="decimal"/>
-      <w:pStyle w:val="2"/>
+      <w:pStyle w:val="Heading1"/>
       <w:lvlText w:val="%1."/>
       <w:lvlJc w:val="left"/>
       <w:pPr>
@@ -6537,10 +6440,10 @@
         <w:rFonts w:hint="default"/>
       </w:rPr>
     </w:lvl>
-    <w:lvl w:ilvl="1" w:tentative="0">
+    <w:lvl w:ilvl="1">
       <w:start w:val="1"/>
       <w:numFmt w:val="decimal"/>
-      <w:pStyle w:val="3"/>
+      <w:pStyle w:val="Heading2"/>
       <w:lvlText w:val="%1.%2."/>
       <w:lvlJc w:val="left"/>
       <w:pPr>
@@ -6550,10 +6453,10 @@
         <w:rFonts w:hint="default"/>
       </w:rPr>
     </w:lvl>
-    <w:lvl w:ilvl="2" w:tentative="0">
+    <w:lvl w:ilvl="2">
       <w:start w:val="1"/>
       <w:numFmt w:val="decimal"/>
-      <w:pStyle w:val="4"/>
+      <w:pStyle w:val="Heading3"/>
       <w:lvlText w:val="%1.%2.%3."/>
       <w:lvlJc w:val="left"/>
       <w:pPr>
@@ -6563,10 +6466,10 @@
         <w:rFonts w:hint="default"/>
       </w:rPr>
     </w:lvl>
-    <w:lvl w:ilvl="3" w:tentative="0">
+    <w:lvl w:ilvl="3">
       <w:start w:val="1"/>
       <w:numFmt w:val="decimal"/>
-      <w:pStyle w:val="5"/>
+      <w:pStyle w:val="Heading4"/>
       <w:lvlText w:val="%1.%2.%3.%4."/>
       <w:lvlJc w:val="left"/>
       <w:pPr>
@@ -6576,10 +6479,10 @@
         <w:rFonts w:hint="default"/>
       </w:rPr>
     </w:lvl>
-    <w:lvl w:ilvl="4" w:tentative="0">
+    <w:lvl w:ilvl="4">
       <w:start w:val="1"/>
       <w:numFmt w:val="decimal"/>
-      <w:pStyle w:val="6"/>
+      <w:pStyle w:val="Heading5"/>
       <w:lvlText w:val="%1.%2.%3.%4.%5."/>
       <w:lvlJc w:val="left"/>
       <w:pPr>
@@ -6589,10 +6492,10 @@
         <w:rFonts w:hint="default"/>
       </w:rPr>
     </w:lvl>
-    <w:lvl w:ilvl="5" w:tentative="0">
+    <w:lvl w:ilvl="5">
       <w:start w:val="1"/>
       <w:numFmt w:val="decimal"/>
-      <w:pStyle w:val="7"/>
+      <w:pStyle w:val="Heading6"/>
       <w:lvlText w:val="%1.%2.%3.%4.%5.%6."/>
       <w:lvlJc w:val="left"/>
       <w:pPr>
@@ -6602,10 +6505,10 @@
         <w:rFonts w:hint="default"/>
       </w:rPr>
     </w:lvl>
-    <w:lvl w:ilvl="6" w:tentative="0">
+    <w:lvl w:ilvl="6">
       <w:start w:val="1"/>
       <w:numFmt w:val="decimal"/>
-      <w:pStyle w:val="8"/>
+      <w:pStyle w:val="Heading7"/>
       <w:lvlText w:val="%1.%2.%3.%4.%5.%6.%7."/>
       <w:lvlJc w:val="left"/>
       <w:pPr>
@@ -6615,10 +6518,10 @@
         <w:rFonts w:hint="default"/>
       </w:rPr>
     </w:lvl>
-    <w:lvl w:ilvl="7" w:tentative="0">
+    <w:lvl w:ilvl="7">
       <w:start w:val="1"/>
       <w:numFmt w:val="decimal"/>
-      <w:pStyle w:val="9"/>
+      <w:pStyle w:val="Heading8"/>
       <w:lvlText w:val="%1.%2.%3.%4.%5.%6.%7.%8."/>
       <w:lvlJc w:val="left"/>
       <w:pPr>
@@ -6628,10 +6531,10 @@
         <w:rFonts w:hint="default"/>
       </w:rPr>
     </w:lvl>
-    <w:lvl w:ilvl="8" w:tentative="0">
+    <w:lvl w:ilvl="8">
       <w:start w:val="1"/>
       <w:numFmt w:val="decimal"/>
-      <w:pStyle w:val="10"/>
+      <w:pStyle w:val="Heading9"/>
       <w:lvlText w:val="%1.%2.%3.%4.%5.%6.%7.%8.%9."/>
       <w:lvlJc w:val="left"/>
       <w:pPr>
@@ -6649,269 +6552,267 @@
 </file>
 
 <file path=word/styles.xml><?xml version="1.0" encoding="utf-8"?>
-<w:styles xmlns:mc="http://schemas.openxmlformats.org/markup-compatibility/2006" xmlns:o="urn:schemas-microsoft-com:office:office" xmlns:r="http://schemas.openxmlformats.org/officeDocument/2006/relationships" xmlns:m="http://schemas.openxmlformats.org/officeDocument/2006/math" xmlns:v="urn:schemas-microsoft-com:vml" xmlns:w="http://schemas.openxmlformats.org/wordprocessingml/2006/main" xmlns:w14="http://schemas.microsoft.com/office/word/2010/wordml" xmlns:w10="urn:schemas-microsoft-com:office:word" xmlns:sl="http://schemas.openxmlformats.org/schemaLibrary/2006/main" xmlns:wpsCustomData="http://www.wps.cn/officeDocument/2013/wpsCustomData" mc:Ignorable="w14">
+<w:styles xmlns:mc="http://schemas.openxmlformats.org/markup-compatibility/2006" xmlns:r="http://schemas.openxmlformats.org/officeDocument/2006/relationships" xmlns:w="http://schemas.openxmlformats.org/wordprocessingml/2006/main" xmlns:w14="http://schemas.microsoft.com/office/word/2010/wordml" xmlns:w15="http://schemas.microsoft.com/office/word/2012/wordml" mc:Ignorable="w14 w15">
   <w:docDefaults>
     <w:rPrDefault>
       <w:rPr>
-        <w:rFonts w:ascii="Times New Roman" w:hAnsi="Times New Roman" w:eastAsia="宋体" w:cs="Times New Roman"/>
+        <w:rFonts w:ascii="Times New Roman" w:eastAsia="宋体" w:hAnsi="Times New Roman" w:cs="Times New Roman"/>
       </w:rPr>
     </w:rPrDefault>
     <w:pPrDefault/>
   </w:docDefaults>
-  <w:latentStyles w:count="260" w:defQFormat="0" w:defUnhideWhenUsed="1" w:defSemiHidden="1" w:defUIPriority="99" w:defLockedState="0">
-    <w:lsdException w:qFormat="1" w:unhideWhenUsed="0" w:uiPriority="0" w:semiHidden="0" w:name="Normal"/>
-    <w:lsdException w:qFormat="1" w:unhideWhenUsed="0" w:uiPriority="0" w:semiHidden="0" w:name="heading 1"/>
-    <w:lsdException w:qFormat="1" w:uiPriority="0" w:semiHidden="0" w:name="heading 2"/>
-    <w:lsdException w:qFormat="1" w:uiPriority="0" w:name="heading 3"/>
-    <w:lsdException w:qFormat="1" w:uiPriority="0" w:semiHidden="0" w:name="heading 4"/>
-    <w:lsdException w:qFormat="1" w:uiPriority="0" w:name="heading 5"/>
-    <w:lsdException w:qFormat="1" w:uiPriority="0" w:name="heading 6"/>
-    <w:lsdException w:qFormat="1" w:uiPriority="0" w:name="heading 7"/>
-    <w:lsdException w:qFormat="1" w:uiPriority="0" w:name="heading 8"/>
-    <w:lsdException w:qFormat="1" w:uiPriority="0" w:name="heading 9"/>
-    <w:lsdException w:unhideWhenUsed="0" w:uiPriority="0" w:semiHidden="0" w:name="index 1"/>
-    <w:lsdException w:unhideWhenUsed="0" w:uiPriority="0" w:semiHidden="0" w:name="index 2"/>
-    <w:lsdException w:unhideWhenUsed="0" w:uiPriority="0" w:semiHidden="0" w:name="index 3"/>
-    <w:lsdException w:unhideWhenUsed="0" w:uiPriority="0" w:semiHidden="0" w:name="index 4"/>
-    <w:lsdException w:unhideWhenUsed="0" w:uiPriority="0" w:semiHidden="0" w:name="index 5"/>
-    <w:lsdException w:unhideWhenUsed="0" w:uiPriority="0" w:semiHidden="0" w:name="index 6"/>
-    <w:lsdException w:unhideWhenUsed="0" w:uiPriority="0" w:semiHidden="0" w:name="index 7"/>
-    <w:lsdException w:unhideWhenUsed="0" w:uiPriority="0" w:semiHidden="0" w:name="index 8"/>
-    <w:lsdException w:unhideWhenUsed="0" w:uiPriority="0" w:semiHidden="0" w:name="index 9"/>
-    <w:lsdException w:qFormat="1" w:unhideWhenUsed="0" w:uiPriority="0" w:semiHidden="0" w:name="toc 1"/>
-    <w:lsdException w:qFormat="1" w:unhideWhenUsed="0" w:uiPriority="0" w:semiHidden="0" w:name="toc 2"/>
-    <w:lsdException w:qFormat="1" w:unhideWhenUsed="0" w:uiPriority="0" w:semiHidden="0" w:name="toc 3"/>
-    <w:lsdException w:unhideWhenUsed="0" w:uiPriority="0" w:semiHidden="0" w:name="toc 4"/>
-    <w:lsdException w:unhideWhenUsed="0" w:uiPriority="0" w:semiHidden="0" w:name="toc 5"/>
-    <w:lsdException w:unhideWhenUsed="0" w:uiPriority="0" w:semiHidden="0" w:name="toc 6"/>
-    <w:lsdException w:unhideWhenUsed="0" w:uiPriority="0" w:semiHidden="0" w:name="toc 7"/>
-    <w:lsdException w:unhideWhenUsed="0" w:uiPriority="0" w:semiHidden="0" w:name="toc 8"/>
-    <w:lsdException w:unhideWhenUsed="0" w:uiPriority="0" w:semiHidden="0" w:name="toc 9"/>
-    <w:lsdException w:unhideWhenUsed="0" w:uiPriority="0" w:semiHidden="0" w:name="Normal Indent"/>
-    <w:lsdException w:unhideWhenUsed="0" w:uiPriority="0" w:semiHidden="0" w:name="footnote text"/>
-    <w:lsdException w:qFormat="1" w:unhideWhenUsed="0" w:uiPriority="0" w:semiHidden="0" w:name="annotation text"/>
-    <w:lsdException w:qFormat="1" w:unhideWhenUsed="0" w:uiPriority="0" w:semiHidden="0" w:name="header"/>
-    <w:lsdException w:qFormat="1" w:unhideWhenUsed="0" w:uiPriority="0" w:semiHidden="0" w:name="footer"/>
-    <w:lsdException w:unhideWhenUsed="0" w:uiPriority="0" w:semiHidden="0" w:name="index heading"/>
-    <w:lsdException w:qFormat="1" w:uiPriority="0" w:name="caption"/>
-    <w:lsdException w:unhideWhenUsed="0" w:uiPriority="0" w:semiHidden="0" w:name="table of figures"/>
-    <w:lsdException w:unhideWhenUsed="0" w:uiPriority="0" w:semiHidden="0" w:name="envelope address"/>
-    <w:lsdException w:unhideWhenUsed="0" w:uiPriority="0" w:semiHidden="0" w:name="envelope return"/>
-    <w:lsdException w:unhideWhenUsed="0" w:uiPriority="0" w:semiHidden="0" w:name="footnote reference"/>
-    <w:lsdException w:unhideWhenUsed="0" w:uiPriority="0" w:semiHidden="0" w:name="annotation reference"/>
-    <w:lsdException w:unhideWhenUsed="0" w:uiPriority="0" w:semiHidden="0" w:name="line number"/>
-    <w:lsdException w:unhideWhenUsed="0" w:uiPriority="0" w:semiHidden="0" w:name="page number"/>
-    <w:lsdException w:unhideWhenUsed="0" w:uiPriority="0" w:semiHidden="0" w:name="endnote reference"/>
-    <w:lsdException w:unhideWhenUsed="0" w:uiPriority="0" w:semiHidden="0" w:name="endnote text"/>
-    <w:lsdException w:unhideWhenUsed="0" w:uiPriority="0" w:semiHidden="0" w:name="table of authorities"/>
-    <w:lsdException w:unhideWhenUsed="0" w:uiPriority="0" w:semiHidden="0" w:name="macro"/>
-    <w:lsdException w:unhideWhenUsed="0" w:uiPriority="0" w:semiHidden="0" w:name="toa heading"/>
-    <w:lsdException w:unhideWhenUsed="0" w:uiPriority="0" w:semiHidden="0" w:name="List"/>
-    <w:lsdException w:unhideWhenUsed="0" w:uiPriority="0" w:semiHidden="0" w:name="List Bullet"/>
-    <w:lsdException w:unhideWhenUsed="0" w:uiPriority="0" w:semiHidden="0" w:name="List Number"/>
-    <w:lsdException w:unhideWhenUsed="0" w:uiPriority="0" w:semiHidden="0" w:name="List 2"/>
-    <w:lsdException w:unhideWhenUsed="0" w:uiPriority="0" w:semiHidden="0" w:name="List 3"/>
-    <w:lsdException w:unhideWhenUsed="0" w:uiPriority="0" w:semiHidden="0" w:name="List 4"/>
-    <w:lsdException w:unhideWhenUsed="0" w:uiPriority="0" w:semiHidden="0" w:name="List 5"/>
-    <w:lsdException w:unhideWhenUsed="0" w:uiPriority="0" w:semiHidden="0" w:name="List Bullet 2"/>
-    <w:lsdException w:unhideWhenUsed="0" w:uiPriority="0" w:semiHidden="0" w:name="List Bullet 3"/>
-    <w:lsdException w:unhideWhenUsed="0" w:uiPriority="0" w:semiHidden="0" w:name="List Bullet 4"/>
-    <w:lsdException w:unhideWhenUsed="0" w:uiPriority="0" w:semiHidden="0" w:name="List Bullet 5"/>
-    <w:lsdException w:unhideWhenUsed="0" w:uiPriority="0" w:semiHidden="0" w:name="List Number 2"/>
-    <w:lsdException w:unhideWhenUsed="0" w:uiPriority="0" w:semiHidden="0" w:name="List Number 3"/>
-    <w:lsdException w:unhideWhenUsed="0" w:uiPriority="0" w:semiHidden="0" w:name="List Number 4"/>
-    <w:lsdException w:unhideWhenUsed="0" w:uiPriority="0" w:semiHidden="0" w:name="List Number 5"/>
-    <w:lsdException w:qFormat="1" w:unhideWhenUsed="0" w:uiPriority="0" w:semiHidden="0" w:name="Title"/>
-    <w:lsdException w:unhideWhenUsed="0" w:uiPriority="0" w:semiHidden="0" w:name="Closing"/>
-    <w:lsdException w:unhideWhenUsed="0" w:uiPriority="0" w:semiHidden="0" w:name="Signature"/>
-    <w:lsdException w:qFormat="1" w:unhideWhenUsed="0" w:uiPriority="0" w:name="Default Paragraph Font"/>
-    <w:lsdException w:qFormat="1" w:unhideWhenUsed="0" w:uiPriority="0" w:name="Body Text"/>
-    <w:lsdException w:unhideWhenUsed="0" w:uiPriority="0" w:semiHidden="0" w:name="Body Text Indent"/>
-    <w:lsdException w:unhideWhenUsed="0" w:uiPriority="0" w:semiHidden="0" w:name="List Continue"/>
-    <w:lsdException w:unhideWhenUsed="0" w:uiPriority="0" w:semiHidden="0" w:name="List Continue 2"/>
-    <w:lsdException w:unhideWhenUsed="0" w:uiPriority="0" w:semiHidden="0" w:name="List Continue 3"/>
-    <w:lsdException w:unhideWhenUsed="0" w:uiPriority="0" w:semiHidden="0" w:name="List Continue 4"/>
-    <w:lsdException w:unhideWhenUsed="0" w:uiPriority="0" w:semiHidden="0" w:name="List Continue 5"/>
-    <w:lsdException w:unhideWhenUsed="0" w:uiPriority="0" w:semiHidden="0" w:name="Message Header"/>
-    <w:lsdException w:qFormat="1" w:unhideWhenUsed="0" w:uiPriority="0" w:semiHidden="0" w:name="Subtitle"/>
-    <w:lsdException w:unhideWhenUsed="0" w:uiPriority="0" w:semiHidden="0" w:name="Salutation"/>
-    <w:lsdException w:unhideWhenUsed="0" w:uiPriority="0" w:semiHidden="0" w:name="Date"/>
-    <w:lsdException w:unhideWhenUsed="0" w:uiPriority="0" w:semiHidden="0" w:name="Body Text First Indent"/>
-    <w:lsdException w:unhideWhenUsed="0" w:uiPriority="0" w:semiHidden="0" w:name="Body Text First Indent 2"/>
-    <w:lsdException w:uiPriority="99" w:name="Note Heading"/>
-    <w:lsdException w:unhideWhenUsed="0" w:uiPriority="0" w:semiHidden="0" w:name="Body Text 2"/>
-    <w:lsdException w:unhideWhenUsed="0" w:uiPriority="0" w:semiHidden="0" w:name="Body Text 3"/>
-    <w:lsdException w:unhideWhenUsed="0" w:uiPriority="0" w:semiHidden="0" w:name="Body Text Indent 2"/>
-    <w:lsdException w:unhideWhenUsed="0" w:uiPriority="0" w:semiHidden="0" w:name="Body Text Indent 3"/>
-    <w:lsdException w:unhideWhenUsed="0" w:uiPriority="0" w:semiHidden="0" w:name="Block Text"/>
-    <w:lsdException w:unhideWhenUsed="0" w:uiPriority="0" w:semiHidden="0" w:name="Hyperlink"/>
-    <w:lsdException w:unhideWhenUsed="0" w:uiPriority="0" w:semiHidden="0" w:name="FollowedHyperlink"/>
-    <w:lsdException w:qFormat="1" w:unhideWhenUsed="0" w:uiPriority="0" w:semiHidden="0" w:name="Strong"/>
-    <w:lsdException w:qFormat="1" w:unhideWhenUsed="0" w:uiPriority="0" w:semiHidden="0" w:name="Emphasis"/>
-    <w:lsdException w:unhideWhenUsed="0" w:uiPriority="0" w:semiHidden="0" w:name="Document Map"/>
-    <w:lsdException w:unhideWhenUsed="0" w:uiPriority="0" w:semiHidden="0" w:name="Plain Text"/>
-    <w:lsdException w:unhideWhenUsed="0" w:uiPriority="0" w:semiHidden="0" w:name="E-mail Signature"/>
-    <w:lsdException w:qFormat="1" w:unhideWhenUsed="0" w:uiPriority="0" w:semiHidden="0" w:name="Normal (Web)"/>
-    <w:lsdException w:unhideWhenUsed="0" w:uiPriority="0" w:semiHidden="0" w:name="HTML Acronym"/>
-    <w:lsdException w:unhideWhenUsed="0" w:uiPriority="0" w:semiHidden="0" w:name="HTML Address"/>
-    <w:lsdException w:unhideWhenUsed="0" w:uiPriority="0" w:semiHidden="0" w:name="HTML Cite"/>
-    <w:lsdException w:unhideWhenUsed="0" w:uiPriority="0" w:semiHidden="0" w:name="HTML Code"/>
-    <w:lsdException w:unhideWhenUsed="0" w:uiPriority="0" w:semiHidden="0" w:name="HTML Definition"/>
-    <w:lsdException w:unhideWhenUsed="0" w:uiPriority="0" w:semiHidden="0" w:name="HTML Keyboard"/>
-    <w:lsdException w:unhideWhenUsed="0" w:uiPriority="0" w:semiHidden="0" w:name="HTML Preformatted"/>
-    <w:lsdException w:unhideWhenUsed="0" w:uiPriority="0" w:semiHidden="0" w:name="HTML Sample"/>
-    <w:lsdException w:unhideWhenUsed="0" w:uiPriority="0" w:semiHidden="0" w:name="HTML Typewriter"/>
-    <w:lsdException w:unhideWhenUsed="0" w:uiPriority="0" w:semiHidden="0" w:name="HTML Variable"/>
-    <w:lsdException w:qFormat="1" w:unhideWhenUsed="0" w:uiPriority="0" w:name="Normal Table"/>
-    <w:lsdException w:unhideWhenUsed="0" w:uiPriority="0" w:semiHidden="0" w:name="annotation subject"/>
-    <w:lsdException w:unhideWhenUsed="0" w:uiPriority="0" w:semiHidden="0" w:name="Table Simple 1"/>
-    <w:lsdException w:unhideWhenUsed="0" w:uiPriority="0" w:semiHidden="0" w:name="Table Simple 2"/>
-    <w:lsdException w:unhideWhenUsed="0" w:uiPriority="0" w:semiHidden="0" w:name="Table Simple 3"/>
-    <w:lsdException w:unhideWhenUsed="0" w:uiPriority="0" w:semiHidden="0" w:name="Table Classic 1"/>
-    <w:lsdException w:unhideWhenUsed="0" w:uiPriority="0" w:semiHidden="0" w:name="Table Classic 2"/>
-    <w:lsdException w:unhideWhenUsed="0" w:uiPriority="0" w:semiHidden="0" w:name="Table Classic 3"/>
-    <w:lsdException w:unhideWhenUsed="0" w:uiPriority="0" w:semiHidden="0" w:name="Table Classic 4"/>
-    <w:lsdException w:unhideWhenUsed="0" w:uiPriority="0" w:semiHidden="0" w:name="Table Colorful 1"/>
-    <w:lsdException w:unhideWhenUsed="0" w:uiPriority="0" w:semiHidden="0" w:name="Table Colorful 2"/>
-    <w:lsdException w:unhideWhenUsed="0" w:uiPriority="0" w:semiHidden="0" w:name="Table Colorful 3"/>
-    <w:lsdException w:unhideWhenUsed="0" w:uiPriority="0" w:semiHidden="0" w:name="Table Columns 1"/>
-    <w:lsdException w:unhideWhenUsed="0" w:uiPriority="0" w:semiHidden="0" w:name="Table Columns 2"/>
-    <w:lsdException w:unhideWhenUsed="0" w:uiPriority="0" w:semiHidden="0" w:name="Table Columns 3"/>
-    <w:lsdException w:unhideWhenUsed="0" w:uiPriority="0" w:semiHidden="0" w:name="Table Columns 4"/>
-    <w:lsdException w:unhideWhenUsed="0" w:uiPriority="0" w:semiHidden="0" w:name="Table Columns 5"/>
-    <w:lsdException w:unhideWhenUsed="0" w:uiPriority="0" w:semiHidden="0" w:name="Table Grid 1"/>
-    <w:lsdException w:unhideWhenUsed="0" w:uiPriority="0" w:semiHidden="0" w:name="Table Grid 2"/>
-    <w:lsdException w:unhideWhenUsed="0" w:uiPriority="0" w:semiHidden="0" w:name="Table Grid 3"/>
-    <w:lsdException w:unhideWhenUsed="0" w:uiPriority="0" w:semiHidden="0" w:name="Table Grid 4"/>
-    <w:lsdException w:unhideWhenUsed="0" w:uiPriority="0" w:semiHidden="0" w:name="Table Grid 5"/>
-    <w:lsdException w:unhideWhenUsed="0" w:uiPriority="0" w:semiHidden="0" w:name="Table Grid 6"/>
-    <w:lsdException w:unhideWhenUsed="0" w:uiPriority="0" w:semiHidden="0" w:name="Table Grid 7"/>
-    <w:lsdException w:unhideWhenUsed="0" w:uiPriority="0" w:semiHidden="0" w:name="Table Grid 8"/>
-    <w:lsdException w:unhideWhenUsed="0" w:uiPriority="0" w:semiHidden="0" w:name="Table List 1"/>
-    <w:lsdException w:unhideWhenUsed="0" w:uiPriority="0" w:semiHidden="0" w:name="Table List 2"/>
-    <w:lsdException w:unhideWhenUsed="0" w:uiPriority="0" w:semiHidden="0" w:name="Table List 3"/>
-    <w:lsdException w:unhideWhenUsed="0" w:uiPriority="0" w:semiHidden="0" w:name="Table List 4"/>
-    <w:lsdException w:unhideWhenUsed="0" w:uiPriority="0" w:semiHidden="0" w:name="Table List 5"/>
-    <w:lsdException w:unhideWhenUsed="0" w:uiPriority="0" w:semiHidden="0" w:name="Table List 6"/>
-    <w:lsdException w:unhideWhenUsed="0" w:uiPriority="0" w:semiHidden="0" w:name="Table List 7"/>
-    <w:lsdException w:unhideWhenUsed="0" w:uiPriority="0" w:semiHidden="0" w:name="Table List 8"/>
-    <w:lsdException w:unhideWhenUsed="0" w:uiPriority="0" w:semiHidden="0" w:name="Table 3D effects 1"/>
-    <w:lsdException w:unhideWhenUsed="0" w:uiPriority="0" w:semiHidden="0" w:name="Table 3D effects 2"/>
-    <w:lsdException w:unhideWhenUsed="0" w:uiPriority="0" w:semiHidden="0" w:name="Table 3D effects 3"/>
-    <w:lsdException w:unhideWhenUsed="0" w:uiPriority="0" w:semiHidden="0" w:name="Table Contemporary"/>
-    <w:lsdException w:unhideWhenUsed="0" w:uiPriority="0" w:semiHidden="0" w:name="Table Elegant"/>
-    <w:lsdException w:unhideWhenUsed="0" w:uiPriority="0" w:semiHidden="0" w:name="Table Professional"/>
-    <w:lsdException w:unhideWhenUsed="0" w:uiPriority="0" w:semiHidden="0" w:name="Table Subtle 1"/>
-    <w:lsdException w:unhideWhenUsed="0" w:uiPriority="0" w:semiHidden="0" w:name="Table Subtle 2"/>
-    <w:lsdException w:unhideWhenUsed="0" w:uiPriority="0" w:semiHidden="0" w:name="Table Web 1"/>
-    <w:lsdException w:unhideWhenUsed="0" w:uiPriority="0" w:semiHidden="0" w:name="Table Web 2"/>
-    <w:lsdException w:unhideWhenUsed="0" w:uiPriority="0" w:semiHidden="0" w:name="Table Web 3"/>
-    <w:lsdException w:unhideWhenUsed="0" w:uiPriority="0" w:semiHidden="0" w:name="Balloon Text"/>
-    <w:lsdException w:qFormat="1" w:unhideWhenUsed="0" w:uiPriority="0" w:semiHidden="0" w:name="Table Grid"/>
-    <w:lsdException w:unhideWhenUsed="0" w:uiPriority="0" w:semiHidden="0" w:name="Table Theme"/>
-    <w:lsdException w:unhideWhenUsed="0" w:uiPriority="60" w:semiHidden="0" w:name="Light Shading"/>
-    <w:lsdException w:unhideWhenUsed="0" w:uiPriority="61" w:semiHidden="0" w:name="Light List"/>
-    <w:lsdException w:unhideWhenUsed="0" w:uiPriority="62" w:semiHidden="0" w:name="Light Grid"/>
-    <w:lsdException w:unhideWhenUsed="0" w:uiPriority="63" w:semiHidden="0" w:name="Medium Shading 1"/>
-    <w:lsdException w:unhideWhenUsed="0" w:uiPriority="64" w:semiHidden="0" w:name="Medium Shading 2"/>
-    <w:lsdException w:unhideWhenUsed="0" w:uiPriority="65" w:semiHidden="0" w:name="Medium List 1"/>
-    <w:lsdException w:unhideWhenUsed="0" w:uiPriority="66" w:semiHidden="0" w:name="Medium List 2"/>
-    <w:lsdException w:unhideWhenUsed="0" w:uiPriority="67" w:semiHidden="0" w:name="Medium Grid 1"/>
-    <w:lsdException w:unhideWhenUsed="0" w:uiPriority="68" w:semiHidden="0" w:name="Medium Grid 2"/>
-    <w:lsdException w:unhideWhenUsed="0" w:uiPriority="69" w:semiHidden="0" w:name="Medium Grid 3"/>
-    <w:lsdException w:unhideWhenUsed="0" w:uiPriority="70" w:semiHidden="0" w:name="Dark List"/>
-    <w:lsdException w:unhideWhenUsed="0" w:uiPriority="71" w:semiHidden="0" w:name="Colorful Shading"/>
-    <w:lsdException w:unhideWhenUsed="0" w:uiPriority="72" w:semiHidden="0" w:name="Colorful List"/>
-    <w:lsdException w:unhideWhenUsed="0" w:uiPriority="73" w:semiHidden="0" w:name="Colorful Grid"/>
-    <w:lsdException w:unhideWhenUsed="0" w:uiPriority="60" w:semiHidden="0" w:name="Light Shading Accent 1"/>
-    <w:lsdException w:unhideWhenUsed="0" w:uiPriority="61" w:semiHidden="0" w:name="Light List Accent 1"/>
-    <w:lsdException w:unhideWhenUsed="0" w:uiPriority="62" w:semiHidden="0" w:name="Light Grid Accent 1"/>
-    <w:lsdException w:unhideWhenUsed="0" w:uiPriority="63" w:semiHidden="0" w:name="Medium Shading 1 Accent 1"/>
-    <w:lsdException w:unhideWhenUsed="0" w:uiPriority="64" w:semiHidden="0" w:name="Medium Shading 2 Accent 1"/>
-    <w:lsdException w:unhideWhenUsed="0" w:uiPriority="65" w:semiHidden="0" w:name="Medium List 1 Accent 1"/>
-    <w:lsdException w:unhideWhenUsed="0" w:uiPriority="66" w:semiHidden="0" w:name="Medium List 2 Accent 1"/>
-    <w:lsdException w:unhideWhenUsed="0" w:uiPriority="67" w:semiHidden="0" w:name="Medium Grid 1 Accent 1"/>
-    <w:lsdException w:unhideWhenUsed="0" w:uiPriority="68" w:semiHidden="0" w:name="Medium Grid 2 Accent 1"/>
-    <w:lsdException w:unhideWhenUsed="0" w:uiPriority="69" w:semiHidden="0" w:name="Medium Grid 3 Accent 1"/>
-    <w:lsdException w:unhideWhenUsed="0" w:uiPriority="70" w:semiHidden="0" w:name="Dark List Accent 1"/>
-    <w:lsdException w:unhideWhenUsed="0" w:uiPriority="71" w:semiHidden="0" w:name="Colorful Shading Accent 1"/>
-    <w:lsdException w:unhideWhenUsed="0" w:uiPriority="72" w:semiHidden="0" w:name="Colorful List Accent 1"/>
-    <w:lsdException w:unhideWhenUsed="0" w:uiPriority="73" w:semiHidden="0" w:name="Colorful Grid Accent 1"/>
-    <w:lsdException w:unhideWhenUsed="0" w:uiPriority="60" w:semiHidden="0" w:name="Light Shading Accent 2"/>
-    <w:lsdException w:unhideWhenUsed="0" w:uiPriority="61" w:semiHidden="0" w:name="Light List Accent 2"/>
-    <w:lsdException w:unhideWhenUsed="0" w:uiPriority="62" w:semiHidden="0" w:name="Light Grid Accent 2"/>
-    <w:lsdException w:unhideWhenUsed="0" w:uiPriority="63" w:semiHidden="0" w:name="Medium Shading 1 Accent 2"/>
-    <w:lsdException w:unhideWhenUsed="0" w:uiPriority="64" w:semiHidden="0" w:name="Medium Shading 2 Accent 2"/>
-    <w:lsdException w:unhideWhenUsed="0" w:uiPriority="65" w:semiHidden="0" w:name="Medium List 1 Accent 2"/>
-    <w:lsdException w:unhideWhenUsed="0" w:uiPriority="66" w:semiHidden="0" w:name="Medium List 2 Accent 2"/>
-    <w:lsdException w:unhideWhenUsed="0" w:uiPriority="67" w:semiHidden="0" w:name="Medium Grid 1 Accent 2"/>
-    <w:lsdException w:unhideWhenUsed="0" w:uiPriority="68" w:semiHidden="0" w:name="Medium Grid 2 Accent 2"/>
-    <w:lsdException w:unhideWhenUsed="0" w:uiPriority="69" w:semiHidden="0" w:name="Medium Grid 3 Accent 2"/>
-    <w:lsdException w:unhideWhenUsed="0" w:uiPriority="70" w:semiHidden="0" w:name="Dark List Accent 2"/>
-    <w:lsdException w:unhideWhenUsed="0" w:uiPriority="71" w:semiHidden="0" w:name="Colorful Shading Accent 2"/>
-    <w:lsdException w:unhideWhenUsed="0" w:uiPriority="72" w:semiHidden="0" w:name="Colorful List Accent 2"/>
-    <w:lsdException w:unhideWhenUsed="0" w:uiPriority="73" w:semiHidden="0" w:name="Colorful Grid Accent 2"/>
-    <w:lsdException w:unhideWhenUsed="0" w:uiPriority="60" w:semiHidden="0" w:name="Light Shading Accent 3"/>
-    <w:lsdException w:unhideWhenUsed="0" w:uiPriority="61" w:semiHidden="0" w:name="Light List Accent 3"/>
-    <w:lsdException w:unhideWhenUsed="0" w:uiPriority="62" w:semiHidden="0" w:name="Light Grid Accent 3"/>
-    <w:lsdException w:unhideWhenUsed="0" w:uiPriority="63" w:semiHidden="0" w:name="Medium Shading 1 Accent 3"/>
-    <w:lsdException w:unhideWhenUsed="0" w:uiPriority="64" w:semiHidden="0" w:name="Medium Shading 2 Accent 3"/>
-    <w:lsdException w:unhideWhenUsed="0" w:uiPriority="65" w:semiHidden="0" w:name="Medium List 1 Accent 3"/>
-    <w:lsdException w:unhideWhenUsed="0" w:uiPriority="66" w:semiHidden="0" w:name="Medium List 2 Accent 3"/>
-    <w:lsdException w:unhideWhenUsed="0" w:uiPriority="67" w:semiHidden="0" w:name="Medium Grid 1 Accent 3"/>
-    <w:lsdException w:unhideWhenUsed="0" w:uiPriority="68" w:semiHidden="0" w:name="Medium Grid 2 Accent 3"/>
-    <w:lsdException w:unhideWhenUsed="0" w:uiPriority="69" w:semiHidden="0" w:name="Medium Grid 3 Accent 3"/>
-    <w:lsdException w:unhideWhenUsed="0" w:uiPriority="70" w:semiHidden="0" w:name="Dark List Accent 3"/>
-    <w:lsdException w:unhideWhenUsed="0" w:uiPriority="71" w:semiHidden="0" w:name="Colorful Shading Accent 3"/>
-    <w:lsdException w:unhideWhenUsed="0" w:uiPriority="72" w:semiHidden="0" w:name="Colorful List Accent 3"/>
-    <w:lsdException w:unhideWhenUsed="0" w:uiPriority="73" w:semiHidden="0" w:name="Colorful Grid Accent 3"/>
-    <w:lsdException w:unhideWhenUsed="0" w:uiPriority="60" w:semiHidden="0" w:name="Light Shading Accent 4"/>
-    <w:lsdException w:unhideWhenUsed="0" w:uiPriority="61" w:semiHidden="0" w:name="Light List Accent 4"/>
-    <w:lsdException w:unhideWhenUsed="0" w:uiPriority="62" w:semiHidden="0" w:name="Light Grid Accent 4"/>
-    <w:lsdException w:unhideWhenUsed="0" w:uiPriority="63" w:semiHidden="0" w:name="Medium Shading 1 Accent 4"/>
-    <w:lsdException w:unhideWhenUsed="0" w:uiPriority="64" w:semiHidden="0" w:name="Medium Shading 2 Accent 4"/>
-    <w:lsdException w:unhideWhenUsed="0" w:uiPriority="65" w:semiHidden="0" w:name="Medium List 1 Accent 4"/>
-    <w:lsdException w:unhideWhenUsed="0" w:uiPriority="66" w:semiHidden="0" w:name="Medium List 2 Accent 4"/>
-    <w:lsdException w:unhideWhenUsed="0" w:uiPriority="67" w:semiHidden="0" w:name="Medium Grid 1 Accent 4"/>
-    <w:lsdException w:unhideWhenUsed="0" w:uiPriority="68" w:semiHidden="0" w:name="Medium Grid 2 Accent 4"/>
-    <w:lsdException w:unhideWhenUsed="0" w:uiPriority="69" w:semiHidden="0" w:name="Medium Grid 3 Accent 4"/>
-    <w:lsdException w:unhideWhenUsed="0" w:uiPriority="70" w:semiHidden="0" w:name="Dark List Accent 4"/>
-    <w:lsdException w:unhideWhenUsed="0" w:uiPriority="71" w:semiHidden="0" w:name="Colorful Shading Accent 4"/>
-    <w:lsdException w:unhideWhenUsed="0" w:uiPriority="72" w:semiHidden="0" w:name="Colorful List Accent 4"/>
-    <w:lsdException w:unhideWhenUsed="0" w:uiPriority="73" w:semiHidden="0" w:name="Colorful Grid Accent 4"/>
-    <w:lsdException w:unhideWhenUsed="0" w:uiPriority="60" w:semiHidden="0" w:name="Light Shading Accent 5"/>
-    <w:lsdException w:unhideWhenUsed="0" w:uiPriority="61" w:semiHidden="0" w:name="Light List Accent 5"/>
-    <w:lsdException w:unhideWhenUsed="0" w:uiPriority="62" w:semiHidden="0" w:name="Light Grid Accent 5"/>
-    <w:lsdException w:unhideWhenUsed="0" w:uiPriority="63" w:semiHidden="0" w:name="Medium Shading 1 Accent 5"/>
-    <w:lsdException w:unhideWhenUsed="0" w:uiPriority="64" w:semiHidden="0" w:name="Medium Shading 2 Accent 5"/>
-    <w:lsdException w:unhideWhenUsed="0" w:uiPriority="65" w:semiHidden="0" w:name="Medium List 1 Accent 5"/>
-    <w:lsdException w:unhideWhenUsed="0" w:uiPriority="66" w:semiHidden="0" w:name="Medium List 2 Accent 5"/>
-    <w:lsdException w:unhideWhenUsed="0" w:uiPriority="67" w:semiHidden="0" w:name="Medium Grid 1 Accent 5"/>
-    <w:lsdException w:unhideWhenUsed="0" w:uiPriority="68" w:semiHidden="0" w:name="Medium Grid 2 Accent 5"/>
-    <w:lsdException w:unhideWhenUsed="0" w:uiPriority="69" w:semiHidden="0" w:name="Medium Grid 3 Accent 5"/>
-    <w:lsdException w:unhideWhenUsed="0" w:uiPriority="70" w:semiHidden="0" w:name="Dark List Accent 5"/>
-    <w:lsdException w:unhideWhenUsed="0" w:uiPriority="71" w:semiHidden="0" w:name="Colorful Shading Accent 5"/>
-    <w:lsdException w:unhideWhenUsed="0" w:uiPriority="72" w:semiHidden="0" w:name="Colorful List Accent 5"/>
-    <w:lsdException w:unhideWhenUsed="0" w:uiPriority="73" w:semiHidden="0" w:name="Colorful Grid Accent 5"/>
-    <w:lsdException w:unhideWhenUsed="0" w:uiPriority="60" w:semiHidden="0" w:name="Light Shading Accent 6"/>
-    <w:lsdException w:unhideWhenUsed="0" w:uiPriority="61" w:semiHidden="0" w:name="Light List Accent 6"/>
-    <w:lsdException w:unhideWhenUsed="0" w:uiPriority="62" w:semiHidden="0" w:name="Light Grid Accent 6"/>
-    <w:lsdException w:unhideWhenUsed="0" w:uiPriority="63" w:semiHidden="0" w:name="Medium Shading 1 Accent 6"/>
-    <w:lsdException w:unhideWhenUsed="0" w:uiPriority="64" w:semiHidden="0" w:name="Medium Shading 2 Accent 6"/>
-    <w:lsdException w:unhideWhenUsed="0" w:uiPriority="65" w:semiHidden="0" w:name="Medium List 1 Accent 6"/>
-    <w:lsdException w:unhideWhenUsed="0" w:uiPriority="66" w:semiHidden="0" w:name="Medium List 2 Accent 6"/>
-    <w:lsdException w:unhideWhenUsed="0" w:uiPriority="67" w:semiHidden="0" w:name="Medium Grid 1 Accent 6"/>
-    <w:lsdException w:unhideWhenUsed="0" w:uiPriority="68" w:semiHidden="0" w:name="Medium Grid 2 Accent 6"/>
-    <w:lsdException w:unhideWhenUsed="0" w:uiPriority="69" w:semiHidden="0" w:name="Medium Grid 3 Accent 6"/>
-    <w:lsdException w:unhideWhenUsed="0" w:uiPriority="70" w:semiHidden="0" w:name="Dark List Accent 6"/>
-    <w:lsdException w:unhideWhenUsed="0" w:uiPriority="71" w:semiHidden="0" w:name="Colorful Shading Accent 6"/>
-    <w:lsdException w:unhideWhenUsed="0" w:uiPriority="72" w:semiHidden="0" w:name="Colorful List Accent 6"/>
-    <w:lsdException w:unhideWhenUsed="0" w:uiPriority="73" w:semiHidden="0" w:name="Colorful Grid Accent 6"/>
+  <w:latentStyles w:defLockedState="0" w:defUIPriority="99" w:defSemiHidden="1" w:defUnhideWhenUsed="1" w:defQFormat="0" w:count="260">
+    <w:lsdException w:name="Normal" w:semiHidden="0" w:uiPriority="0" w:unhideWhenUsed="0" w:qFormat="1"/>
+    <w:lsdException w:name="heading 1" w:semiHidden="0" w:uiPriority="0" w:unhideWhenUsed="0" w:qFormat="1"/>
+    <w:lsdException w:name="heading 2" w:semiHidden="0" w:uiPriority="0" w:qFormat="1"/>
+    <w:lsdException w:name="heading 3" w:uiPriority="0" w:qFormat="1"/>
+    <w:lsdException w:name="heading 4" w:semiHidden="0" w:uiPriority="0" w:qFormat="1"/>
+    <w:lsdException w:name="heading 5" w:uiPriority="0" w:qFormat="1"/>
+    <w:lsdException w:name="heading 6" w:uiPriority="0" w:qFormat="1"/>
+    <w:lsdException w:name="heading 7" w:uiPriority="0" w:qFormat="1"/>
+    <w:lsdException w:name="heading 8" w:uiPriority="0" w:qFormat="1"/>
+    <w:lsdException w:name="heading 9" w:uiPriority="0" w:qFormat="1"/>
+    <w:lsdException w:name="index 1" w:semiHidden="0" w:uiPriority="0" w:unhideWhenUsed="0"/>
+    <w:lsdException w:name="index 2" w:semiHidden="0" w:uiPriority="0" w:unhideWhenUsed="0"/>
+    <w:lsdException w:name="index 3" w:semiHidden="0" w:uiPriority="0" w:unhideWhenUsed="0"/>
+    <w:lsdException w:name="index 4" w:semiHidden="0" w:uiPriority="0" w:unhideWhenUsed="0"/>
+    <w:lsdException w:name="index 5" w:semiHidden="0" w:uiPriority="0" w:unhideWhenUsed="0"/>
+    <w:lsdException w:name="index 6" w:semiHidden="0" w:uiPriority="0" w:unhideWhenUsed="0"/>
+    <w:lsdException w:name="index 7" w:semiHidden="0" w:uiPriority="0" w:unhideWhenUsed="0"/>
+    <w:lsdException w:name="index 8" w:semiHidden="0" w:uiPriority="0" w:unhideWhenUsed="0"/>
+    <w:lsdException w:name="index 9" w:semiHidden="0" w:uiPriority="0" w:unhideWhenUsed="0"/>
+    <w:lsdException w:name="toc 1" w:semiHidden="0" w:uiPriority="0" w:unhideWhenUsed="0" w:qFormat="1"/>
+    <w:lsdException w:name="toc 2" w:semiHidden="0" w:uiPriority="0" w:unhideWhenUsed="0" w:qFormat="1"/>
+    <w:lsdException w:name="toc 3" w:semiHidden="0" w:uiPriority="0" w:unhideWhenUsed="0" w:qFormat="1"/>
+    <w:lsdException w:name="toc 4" w:semiHidden="0" w:uiPriority="0" w:unhideWhenUsed="0"/>
+    <w:lsdException w:name="toc 5" w:semiHidden="0" w:uiPriority="0" w:unhideWhenUsed="0"/>
+    <w:lsdException w:name="toc 6" w:semiHidden="0" w:uiPriority="0" w:unhideWhenUsed="0"/>
+    <w:lsdException w:name="toc 7" w:semiHidden="0" w:uiPriority="0" w:unhideWhenUsed="0"/>
+    <w:lsdException w:name="toc 8" w:semiHidden="0" w:uiPriority="0" w:unhideWhenUsed="0"/>
+    <w:lsdException w:name="toc 9" w:semiHidden="0" w:uiPriority="0" w:unhideWhenUsed="0"/>
+    <w:lsdException w:name="Normal Indent" w:semiHidden="0" w:uiPriority="0" w:unhideWhenUsed="0"/>
+    <w:lsdException w:name="footnote text" w:semiHidden="0" w:uiPriority="0" w:unhideWhenUsed="0"/>
+    <w:lsdException w:name="annotation text" w:semiHidden="0" w:uiPriority="0" w:unhideWhenUsed="0" w:qFormat="1"/>
+    <w:lsdException w:name="header" w:semiHidden="0" w:uiPriority="0" w:unhideWhenUsed="0" w:qFormat="1"/>
+    <w:lsdException w:name="footer" w:semiHidden="0" w:uiPriority="0" w:unhideWhenUsed="0" w:qFormat="1"/>
+    <w:lsdException w:name="index heading" w:semiHidden="0" w:uiPriority="0" w:unhideWhenUsed="0"/>
+    <w:lsdException w:name="caption" w:uiPriority="0" w:qFormat="1"/>
+    <w:lsdException w:name="table of figures" w:semiHidden="0" w:uiPriority="0" w:unhideWhenUsed="0"/>
+    <w:lsdException w:name="envelope address" w:semiHidden="0" w:uiPriority="0" w:unhideWhenUsed="0"/>
+    <w:lsdException w:name="envelope return" w:semiHidden="0" w:uiPriority="0" w:unhideWhenUsed="0"/>
+    <w:lsdException w:name="footnote reference" w:semiHidden="0" w:uiPriority="0" w:unhideWhenUsed="0"/>
+    <w:lsdException w:name="annotation reference" w:semiHidden="0" w:uiPriority="0" w:unhideWhenUsed="0"/>
+    <w:lsdException w:name="line number" w:semiHidden="0" w:uiPriority="0" w:unhideWhenUsed="0"/>
+    <w:lsdException w:name="page number" w:semiHidden="0" w:uiPriority="0" w:unhideWhenUsed="0"/>
+    <w:lsdException w:name="endnote reference" w:semiHidden="0" w:uiPriority="0" w:unhideWhenUsed="0"/>
+    <w:lsdException w:name="endnote text" w:semiHidden="0" w:uiPriority="0" w:unhideWhenUsed="0"/>
+    <w:lsdException w:name="table of authorities" w:semiHidden="0" w:uiPriority="0" w:unhideWhenUsed="0"/>
+    <w:lsdException w:name="macro" w:semiHidden="0" w:uiPriority="0" w:unhideWhenUsed="0"/>
+    <w:lsdException w:name="toa heading" w:semiHidden="0" w:uiPriority="0" w:unhideWhenUsed="0"/>
+    <w:lsdException w:name="List" w:semiHidden="0" w:uiPriority="0" w:unhideWhenUsed="0"/>
+    <w:lsdException w:name="List Bullet" w:semiHidden="0" w:uiPriority="0" w:unhideWhenUsed="0"/>
+    <w:lsdException w:name="List Number" w:semiHidden="0" w:uiPriority="0" w:unhideWhenUsed="0"/>
+    <w:lsdException w:name="List 2" w:semiHidden="0" w:uiPriority="0" w:unhideWhenUsed="0"/>
+    <w:lsdException w:name="List 3" w:semiHidden="0" w:uiPriority="0" w:unhideWhenUsed="0"/>
+    <w:lsdException w:name="List 4" w:semiHidden="0" w:uiPriority="0" w:unhideWhenUsed="0"/>
+    <w:lsdException w:name="List 5" w:semiHidden="0" w:uiPriority="0" w:unhideWhenUsed="0"/>
+    <w:lsdException w:name="List Bullet 2" w:semiHidden="0" w:uiPriority="0" w:unhideWhenUsed="0"/>
+    <w:lsdException w:name="List Bullet 3" w:semiHidden="0" w:uiPriority="0" w:unhideWhenUsed="0"/>
+    <w:lsdException w:name="List Bullet 4" w:semiHidden="0" w:uiPriority="0" w:unhideWhenUsed="0"/>
+    <w:lsdException w:name="List Bullet 5" w:semiHidden="0" w:uiPriority="0" w:unhideWhenUsed="0"/>
+    <w:lsdException w:name="List Number 2" w:semiHidden="0" w:uiPriority="0" w:unhideWhenUsed="0"/>
+    <w:lsdException w:name="List Number 3" w:semiHidden="0" w:uiPriority="0" w:unhideWhenUsed="0"/>
+    <w:lsdException w:name="List Number 4" w:semiHidden="0" w:uiPriority="0" w:unhideWhenUsed="0"/>
+    <w:lsdException w:name="List Number 5" w:semiHidden="0" w:uiPriority="0" w:unhideWhenUsed="0"/>
+    <w:lsdException w:name="Title" w:semiHidden="0" w:uiPriority="0" w:unhideWhenUsed="0" w:qFormat="1"/>
+    <w:lsdException w:name="Closing" w:semiHidden="0" w:uiPriority="0" w:unhideWhenUsed="0"/>
+    <w:lsdException w:name="Signature" w:semiHidden="0" w:uiPriority="0" w:unhideWhenUsed="0"/>
+    <w:lsdException w:name="Default Paragraph Font" w:uiPriority="0" w:unhideWhenUsed="0" w:qFormat="1"/>
+    <w:lsdException w:name="Body Text" w:uiPriority="0" w:unhideWhenUsed="0" w:qFormat="1"/>
+    <w:lsdException w:name="Body Text Indent" w:semiHidden="0" w:uiPriority="0" w:unhideWhenUsed="0"/>
+    <w:lsdException w:name="List Continue" w:semiHidden="0" w:uiPriority="0" w:unhideWhenUsed="0"/>
+    <w:lsdException w:name="List Continue 2" w:semiHidden="0" w:uiPriority="0" w:unhideWhenUsed="0"/>
+    <w:lsdException w:name="List Continue 3" w:semiHidden="0" w:uiPriority="0" w:unhideWhenUsed="0"/>
+    <w:lsdException w:name="List Continue 4" w:semiHidden="0" w:uiPriority="0" w:unhideWhenUsed="0"/>
+    <w:lsdException w:name="List Continue 5" w:semiHidden="0" w:uiPriority="0" w:unhideWhenUsed="0"/>
+    <w:lsdException w:name="Message Header" w:semiHidden="0" w:uiPriority="0" w:unhideWhenUsed="0"/>
+    <w:lsdException w:name="Subtitle" w:semiHidden="0" w:uiPriority="0" w:unhideWhenUsed="0" w:qFormat="1"/>
+    <w:lsdException w:name="Salutation" w:semiHidden="0" w:uiPriority="0" w:unhideWhenUsed="0"/>
+    <w:lsdException w:name="Date" w:semiHidden="0" w:uiPriority="0" w:unhideWhenUsed="0"/>
+    <w:lsdException w:name="Body Text First Indent" w:semiHidden="0" w:uiPriority="0" w:unhideWhenUsed="0"/>
+    <w:lsdException w:name="Body Text First Indent 2" w:semiHidden="0" w:uiPriority="0" w:unhideWhenUsed="0"/>
+    <w:lsdException w:name="Body Text 2" w:semiHidden="0" w:uiPriority="0" w:unhideWhenUsed="0"/>
+    <w:lsdException w:name="Body Text 3" w:semiHidden="0" w:uiPriority="0" w:unhideWhenUsed="0"/>
+    <w:lsdException w:name="Body Text Indent 2" w:semiHidden="0" w:uiPriority="0" w:unhideWhenUsed="0"/>
+    <w:lsdException w:name="Body Text Indent 3" w:semiHidden="0" w:uiPriority="0" w:unhideWhenUsed="0"/>
+    <w:lsdException w:name="Block Text" w:semiHidden="0" w:uiPriority="0" w:unhideWhenUsed="0"/>
+    <w:lsdException w:name="Hyperlink" w:semiHidden="0" w:uiPriority="0" w:unhideWhenUsed="0"/>
+    <w:lsdException w:name="FollowedHyperlink" w:semiHidden="0" w:uiPriority="0" w:unhideWhenUsed="0"/>
+    <w:lsdException w:name="Strong" w:semiHidden="0" w:uiPriority="0" w:unhideWhenUsed="0" w:qFormat="1"/>
+    <w:lsdException w:name="Emphasis" w:semiHidden="0" w:uiPriority="0" w:unhideWhenUsed="0" w:qFormat="1"/>
+    <w:lsdException w:name="Document Map" w:semiHidden="0" w:uiPriority="0" w:unhideWhenUsed="0"/>
+    <w:lsdException w:name="Plain Text" w:semiHidden="0" w:uiPriority="0" w:unhideWhenUsed="0"/>
+    <w:lsdException w:name="E-mail Signature" w:semiHidden="0" w:uiPriority="0" w:unhideWhenUsed="0"/>
+    <w:lsdException w:name="Normal (Web)" w:semiHidden="0" w:uiPriority="0" w:unhideWhenUsed="0" w:qFormat="1"/>
+    <w:lsdException w:name="HTML Acronym" w:semiHidden="0" w:uiPriority="0" w:unhideWhenUsed="0"/>
+    <w:lsdException w:name="HTML Address" w:semiHidden="0" w:uiPriority="0" w:unhideWhenUsed="0"/>
+    <w:lsdException w:name="HTML Cite" w:semiHidden="0" w:uiPriority="0" w:unhideWhenUsed="0"/>
+    <w:lsdException w:name="HTML Code" w:semiHidden="0" w:uiPriority="0" w:unhideWhenUsed="0"/>
+    <w:lsdException w:name="HTML Definition" w:semiHidden="0" w:uiPriority="0" w:unhideWhenUsed="0"/>
+    <w:lsdException w:name="HTML Keyboard" w:semiHidden="0" w:uiPriority="0" w:unhideWhenUsed="0"/>
+    <w:lsdException w:name="HTML Preformatted" w:semiHidden="0" w:uiPriority="0" w:unhideWhenUsed="0"/>
+    <w:lsdException w:name="HTML Sample" w:semiHidden="0" w:uiPriority="0" w:unhideWhenUsed="0"/>
+    <w:lsdException w:name="HTML Typewriter" w:semiHidden="0" w:uiPriority="0" w:unhideWhenUsed="0"/>
+    <w:lsdException w:name="HTML Variable" w:semiHidden="0" w:uiPriority="0" w:unhideWhenUsed="0"/>
+    <w:lsdException w:name="Normal Table" w:uiPriority="0" w:unhideWhenUsed="0" w:qFormat="1"/>
+    <w:lsdException w:name="annotation subject" w:semiHidden="0" w:uiPriority="0" w:unhideWhenUsed="0"/>
+    <w:lsdException w:name="Table Simple 1" w:semiHidden="0" w:uiPriority="0" w:unhideWhenUsed="0"/>
+    <w:lsdException w:name="Table Simple 2" w:semiHidden="0" w:uiPriority="0" w:unhideWhenUsed="0"/>
+    <w:lsdException w:name="Table Simple 3" w:semiHidden="0" w:uiPriority="0" w:unhideWhenUsed="0"/>
+    <w:lsdException w:name="Table Classic 1" w:semiHidden="0" w:uiPriority="0" w:unhideWhenUsed="0"/>
+    <w:lsdException w:name="Table Classic 2" w:semiHidden="0" w:uiPriority="0" w:unhideWhenUsed="0"/>
+    <w:lsdException w:name="Table Classic 3" w:semiHidden="0" w:uiPriority="0" w:unhideWhenUsed="0"/>
+    <w:lsdException w:name="Table Classic 4" w:semiHidden="0" w:uiPriority="0" w:unhideWhenUsed="0"/>
+    <w:lsdException w:name="Table Colorful 1" w:semiHidden="0" w:uiPriority="0" w:unhideWhenUsed="0"/>
+    <w:lsdException w:name="Table Colorful 2" w:semiHidden="0" w:uiPriority="0" w:unhideWhenUsed="0"/>
+    <w:lsdException w:name="Table Colorful 3" w:semiHidden="0" w:uiPriority="0" w:unhideWhenUsed="0"/>
+    <w:lsdException w:name="Table Columns 1" w:semiHidden="0" w:uiPriority="0" w:unhideWhenUsed="0"/>
+    <w:lsdException w:name="Table Columns 2" w:semiHidden="0" w:uiPriority="0" w:unhideWhenUsed="0"/>
+    <w:lsdException w:name="Table Columns 3" w:semiHidden="0" w:uiPriority="0" w:unhideWhenUsed="0"/>
+    <w:lsdException w:name="Table Columns 4" w:semiHidden="0" w:uiPriority="0" w:unhideWhenUsed="0"/>
+    <w:lsdException w:name="Table Columns 5" w:semiHidden="0" w:uiPriority="0" w:unhideWhenUsed="0"/>
+    <w:lsdException w:name="Table Grid 1" w:semiHidden="0" w:uiPriority="0" w:unhideWhenUsed="0"/>
+    <w:lsdException w:name="Table Grid 2" w:semiHidden="0" w:uiPriority="0" w:unhideWhenUsed="0"/>
+    <w:lsdException w:name="Table Grid 3" w:semiHidden="0" w:uiPriority="0" w:unhideWhenUsed="0"/>
+    <w:lsdException w:name="Table Grid 4" w:semiHidden="0" w:uiPriority="0" w:unhideWhenUsed="0"/>
+    <w:lsdException w:name="Table Grid 5" w:semiHidden="0" w:uiPriority="0" w:unhideWhenUsed="0"/>
+    <w:lsdException w:name="Table Grid 6" w:semiHidden="0" w:uiPriority="0" w:unhideWhenUsed="0"/>
+    <w:lsdException w:name="Table Grid 7" w:semiHidden="0" w:uiPriority="0" w:unhideWhenUsed="0"/>
+    <w:lsdException w:name="Table Grid 8" w:semiHidden="0" w:uiPriority="0" w:unhideWhenUsed="0"/>
+    <w:lsdException w:name="Table List 1" w:semiHidden="0" w:uiPriority="0" w:unhideWhenUsed="0"/>
+    <w:lsdException w:name="Table List 2" w:semiHidden="0" w:uiPriority="0" w:unhideWhenUsed="0"/>
+    <w:lsdException w:name="Table List 3" w:semiHidden="0" w:uiPriority="0" w:unhideWhenUsed="0"/>
+    <w:lsdException w:name="Table List 4" w:semiHidden="0" w:uiPriority="0" w:unhideWhenUsed="0"/>
+    <w:lsdException w:name="Table List 5" w:semiHidden="0" w:uiPriority="0" w:unhideWhenUsed="0"/>
+    <w:lsdException w:name="Table List 6" w:semiHidden="0" w:uiPriority="0" w:unhideWhenUsed="0"/>
+    <w:lsdException w:name="Table List 7" w:semiHidden="0" w:uiPriority="0" w:unhideWhenUsed="0"/>
+    <w:lsdException w:name="Table List 8" w:semiHidden="0" w:uiPriority="0" w:unhideWhenUsed="0"/>
+    <w:lsdException w:name="Table 3D effects 1" w:semiHidden="0" w:uiPriority="0" w:unhideWhenUsed="0"/>
+    <w:lsdException w:name="Table 3D effects 2" w:semiHidden="0" w:uiPriority="0" w:unhideWhenUsed="0"/>
+    <w:lsdException w:name="Table 3D effects 3" w:semiHidden="0" w:uiPriority="0" w:unhideWhenUsed="0"/>
+    <w:lsdException w:name="Table Contemporary" w:semiHidden="0" w:uiPriority="0" w:unhideWhenUsed="0"/>
+    <w:lsdException w:name="Table Elegant" w:semiHidden="0" w:uiPriority="0" w:unhideWhenUsed="0"/>
+    <w:lsdException w:name="Table Professional" w:semiHidden="0" w:uiPriority="0" w:unhideWhenUsed="0"/>
+    <w:lsdException w:name="Table Subtle 1" w:semiHidden="0" w:uiPriority="0" w:unhideWhenUsed="0"/>
+    <w:lsdException w:name="Table Subtle 2" w:semiHidden="0" w:uiPriority="0" w:unhideWhenUsed="0"/>
+    <w:lsdException w:name="Table Web 1" w:semiHidden="0" w:uiPriority="0" w:unhideWhenUsed="0"/>
+    <w:lsdException w:name="Table Web 2" w:semiHidden="0" w:uiPriority="0" w:unhideWhenUsed="0"/>
+    <w:lsdException w:name="Table Web 3" w:semiHidden="0" w:uiPriority="0" w:unhideWhenUsed="0"/>
+    <w:lsdException w:name="Balloon Text" w:semiHidden="0" w:uiPriority="0" w:unhideWhenUsed="0"/>
+    <w:lsdException w:name="Table Grid" w:semiHidden="0" w:uiPriority="0" w:unhideWhenUsed="0" w:qFormat="1"/>
+    <w:lsdException w:name="Table Theme" w:semiHidden="0" w:uiPriority="0" w:unhideWhenUsed="0"/>
+    <w:lsdException w:name="Light Shading" w:semiHidden="0" w:uiPriority="60" w:unhideWhenUsed="0"/>
+    <w:lsdException w:name="Light List" w:semiHidden="0" w:uiPriority="61" w:unhideWhenUsed="0"/>
+    <w:lsdException w:name="Light Grid" w:semiHidden="0" w:uiPriority="62" w:unhideWhenUsed="0"/>
+    <w:lsdException w:name="Medium Shading 1" w:semiHidden="0" w:uiPriority="63" w:unhideWhenUsed="0"/>
+    <w:lsdException w:name="Medium Shading 2" w:semiHidden="0" w:uiPriority="64" w:unhideWhenUsed="0"/>
+    <w:lsdException w:name="Medium List 1" w:semiHidden="0" w:uiPriority="65" w:unhideWhenUsed="0"/>
+    <w:lsdException w:name="Medium List 2" w:semiHidden="0" w:uiPriority="66" w:unhideWhenUsed="0"/>
+    <w:lsdException w:name="Medium Grid 1" w:semiHidden="0" w:uiPriority="67" w:unhideWhenUsed="0"/>
+    <w:lsdException w:name="Medium Grid 2" w:semiHidden="0" w:uiPriority="68" w:unhideWhenUsed="0"/>
+    <w:lsdException w:name="Medium Grid 3" w:semiHidden="0" w:uiPriority="69" w:unhideWhenUsed="0"/>
+    <w:lsdException w:name="Dark List" w:semiHidden="0" w:uiPriority="70" w:unhideWhenUsed="0"/>
+    <w:lsdException w:name="Colorful Shading" w:semiHidden="0" w:uiPriority="71" w:unhideWhenUsed="0"/>
+    <w:lsdException w:name="Colorful List" w:semiHidden="0" w:uiPriority="72" w:unhideWhenUsed="0"/>
+    <w:lsdException w:name="Colorful Grid" w:semiHidden="0" w:uiPriority="73" w:unhideWhenUsed="0"/>
+    <w:lsdException w:name="Light Shading Accent 1" w:semiHidden="0" w:uiPriority="60" w:unhideWhenUsed="0"/>
+    <w:lsdException w:name="Light List Accent 1" w:semiHidden="0" w:uiPriority="61" w:unhideWhenUsed="0"/>
+    <w:lsdException w:name="Light Grid Accent 1" w:semiHidden="0" w:uiPriority="62" w:unhideWhenUsed="0"/>
+    <w:lsdException w:name="Medium Shading 1 Accent 1" w:semiHidden="0" w:uiPriority="63" w:unhideWhenUsed="0"/>
+    <w:lsdException w:name="Medium Shading 2 Accent 1" w:semiHidden="0" w:uiPriority="64" w:unhideWhenUsed="0"/>
+    <w:lsdException w:name="Medium List 1 Accent 1" w:semiHidden="0" w:uiPriority="65" w:unhideWhenUsed="0"/>
+    <w:lsdException w:name="Medium List 2 Accent 1" w:semiHidden="0" w:uiPriority="66" w:unhideWhenUsed="0"/>
+    <w:lsdException w:name="Medium Grid 1 Accent 1" w:semiHidden="0" w:uiPriority="67" w:unhideWhenUsed="0"/>
+    <w:lsdException w:name="Medium Grid 2 Accent 1" w:semiHidden="0" w:uiPriority="68" w:unhideWhenUsed="0"/>
+    <w:lsdException w:name="Medium Grid 3 Accent 1" w:semiHidden="0" w:uiPriority="69" w:unhideWhenUsed="0"/>
+    <w:lsdException w:name="Dark List Accent 1" w:semiHidden="0" w:uiPriority="70" w:unhideWhenUsed="0"/>
+    <w:lsdException w:name="Colorful Shading Accent 1" w:semiHidden="0" w:uiPriority="71" w:unhideWhenUsed="0"/>
+    <w:lsdException w:name="Colorful List Accent 1" w:semiHidden="0" w:uiPriority="72" w:unhideWhenUsed="0"/>
+    <w:lsdException w:name="Colorful Grid Accent 1" w:semiHidden="0" w:uiPriority="73" w:unhideWhenUsed="0"/>
+    <w:lsdException w:name="Light Shading Accent 2" w:semiHidden="0" w:uiPriority="60" w:unhideWhenUsed="0"/>
+    <w:lsdException w:name="Light List Accent 2" w:semiHidden="0" w:uiPriority="61" w:unhideWhenUsed="0"/>
+    <w:lsdException w:name="Light Grid Accent 2" w:semiHidden="0" w:uiPriority="62" w:unhideWhenUsed="0"/>
+    <w:lsdException w:name="Medium Shading 1 Accent 2" w:semiHidden="0" w:uiPriority="63" w:unhideWhenUsed="0"/>
+    <w:lsdException w:name="Medium Shading 2 Accent 2" w:semiHidden="0" w:uiPriority="64" w:unhideWhenUsed="0"/>
+    <w:lsdException w:name="Medium List 1 Accent 2" w:semiHidden="0" w:uiPriority="65" w:unhideWhenUsed="0"/>
+    <w:lsdException w:name="Medium List 2 Accent 2" w:semiHidden="0" w:uiPriority="66" w:unhideWhenUsed="0"/>
+    <w:lsdException w:name="Medium Grid 1 Accent 2" w:semiHidden="0" w:uiPriority="67" w:unhideWhenUsed="0"/>
+    <w:lsdException w:name="Medium Grid 2 Accent 2" w:semiHidden="0" w:uiPriority="68" w:unhideWhenUsed="0"/>
+    <w:lsdException w:name="Medium Grid 3 Accent 2" w:semiHidden="0" w:uiPriority="69" w:unhideWhenUsed="0"/>
+    <w:lsdException w:name="Dark List Accent 2" w:semiHidden="0" w:uiPriority="70" w:unhideWhenUsed="0"/>
+    <w:lsdException w:name="Colorful Shading Accent 2" w:semiHidden="0" w:uiPriority="71" w:unhideWhenUsed="0"/>
+    <w:lsdException w:name="Colorful List Accent 2" w:semiHidden="0" w:uiPriority="72" w:unhideWhenUsed="0"/>
+    <w:lsdException w:name="Colorful Grid Accent 2" w:semiHidden="0" w:uiPriority="73" w:unhideWhenUsed="0"/>
+    <w:lsdException w:name="Light Shading Accent 3" w:semiHidden="0" w:uiPriority="60" w:unhideWhenUsed="0"/>
+    <w:lsdException w:name="Light List Accent 3" w:semiHidden="0" w:uiPriority="61" w:unhideWhenUsed="0"/>
+    <w:lsdException w:name="Light Grid Accent 3" w:semiHidden="0" w:uiPriority="62" w:unhideWhenUsed="0"/>
+    <w:lsdException w:name="Medium Shading 1 Accent 3" w:semiHidden="0" w:uiPriority="63" w:unhideWhenUsed="0"/>
+    <w:lsdException w:name="Medium Shading 2 Accent 3" w:semiHidden="0" w:uiPriority="64" w:unhideWhenUsed="0"/>
+    <w:lsdException w:name="Medium List 1 Accent 3" w:semiHidden="0" w:uiPriority="65" w:unhideWhenUsed="0"/>
+    <w:lsdException w:name="Medium List 2 Accent 3" w:semiHidden="0" w:uiPriority="66" w:unhideWhenUsed="0"/>
+    <w:lsdException w:name="Medium Grid 1 Accent 3" w:semiHidden="0" w:uiPriority="67" w:unhideWhenUsed="0"/>
+    <w:lsdException w:name="Medium Grid 2 Accent 3" w:semiHidden="0" w:uiPriority="68" w:unhideWhenUsed="0"/>
+    <w:lsdException w:name="Medium Grid 3 Accent 3" w:semiHidden="0" w:uiPriority="69" w:unhideWhenUsed="0"/>
+    <w:lsdException w:name="Dark List Accent 3" w:semiHidden="0" w:uiPriority="70" w:unhideWhenUsed="0"/>
+    <w:lsdException w:name="Colorful Shading Accent 3" w:semiHidden="0" w:uiPriority="71" w:unhideWhenUsed="0"/>
+    <w:lsdException w:name="Colorful List Accent 3" w:semiHidden="0" w:uiPriority="72" w:unhideWhenUsed="0"/>
+    <w:lsdException w:name="Colorful Grid Accent 3" w:semiHidden="0" w:uiPriority="73" w:unhideWhenUsed="0"/>
+    <w:lsdException w:name="Light Shading Accent 4" w:semiHidden="0" w:uiPriority="60" w:unhideWhenUsed="0"/>
+    <w:lsdException w:name="Light List Accent 4" w:semiHidden="0" w:uiPriority="61" w:unhideWhenUsed="0"/>
+    <w:lsdException w:name="Light Grid Accent 4" w:semiHidden="0" w:uiPriority="62" w:unhideWhenUsed="0"/>
+    <w:lsdException w:name="Medium Shading 1 Accent 4" w:semiHidden="0" w:uiPriority="63" w:unhideWhenUsed="0"/>
+    <w:lsdException w:name="Medium Shading 2 Accent 4" w:semiHidden="0" w:uiPriority="64" w:unhideWhenUsed="0"/>
+    <w:lsdException w:name="Medium List 1 Accent 4" w:semiHidden="0" w:uiPriority="65" w:unhideWhenUsed="0"/>
+    <w:lsdException w:name="Medium List 2 Accent 4" w:semiHidden="0" w:uiPriority="66" w:unhideWhenUsed="0"/>
+    <w:lsdException w:name="Medium Grid 1 Accent 4" w:semiHidden="0" w:uiPriority="67" w:unhideWhenUsed="0"/>
+    <w:lsdException w:name="Medium Grid 2 Accent 4" w:semiHidden="0" w:uiPriority="68" w:unhideWhenUsed="0"/>
+    <w:lsdException w:name="Medium Grid 3 Accent 4" w:semiHidden="0" w:uiPriority="69" w:unhideWhenUsed="0"/>
+    <w:lsdException w:name="Dark List Accent 4" w:semiHidden="0" w:uiPriority="70" w:unhideWhenUsed="0"/>
+    <w:lsdException w:name="Colorful Shading Accent 4" w:semiHidden="0" w:uiPriority="71" w:unhideWhenUsed="0"/>
+    <w:lsdException w:name="Colorful List Accent 4" w:semiHidden="0" w:uiPriority="72" w:unhideWhenUsed="0"/>
+    <w:lsdException w:name="Colorful Grid Accent 4" w:semiHidden="0" w:uiPriority="73" w:unhideWhenUsed="0"/>
+    <w:lsdException w:name="Light Shading Accent 5" w:semiHidden="0" w:uiPriority="60" w:unhideWhenUsed="0"/>
+    <w:lsdException w:name="Light List Accent 5" w:semiHidden="0" w:uiPriority="61" w:unhideWhenUsed="0"/>
+    <w:lsdException w:name="Light Grid Accent 5" w:semiHidden="0" w:uiPriority="62" w:unhideWhenUsed="0"/>
+    <w:lsdException w:name="Medium Shading 1 Accent 5" w:semiHidden="0" w:uiPriority="63" w:unhideWhenUsed="0"/>
+    <w:lsdException w:name="Medium Shading 2 Accent 5" w:semiHidden="0" w:uiPriority="64" w:unhideWhenUsed="0"/>
+    <w:lsdException w:name="Medium List 1 Accent 5" w:semiHidden="0" w:uiPriority="65" w:unhideWhenUsed="0"/>
+    <w:lsdException w:name="Medium List 2 Accent 5" w:semiHidden="0" w:uiPriority="66" w:unhideWhenUsed="0"/>
+    <w:lsdException w:name="Medium Grid 1 Accent 5" w:semiHidden="0" w:uiPriority="67" w:unhideWhenUsed="0"/>
+    <w:lsdException w:name="Medium Grid 2 Accent 5" w:semiHidden="0" w:uiPriority="68" w:unhideWhenUsed="0"/>
+    <w:lsdException w:name="Medium Grid 3 Accent 5" w:semiHidden="0" w:uiPriority="69" w:unhideWhenUsed="0"/>
+    <w:lsdException w:name="Dark List Accent 5" w:semiHidden="0" w:uiPriority="70" w:unhideWhenUsed="0"/>
+    <w:lsdException w:name="Colorful Shading Accent 5" w:semiHidden="0" w:uiPriority="71" w:unhideWhenUsed="0"/>
+    <w:lsdException w:name="Colorful List Accent 5" w:semiHidden="0" w:uiPriority="72" w:unhideWhenUsed="0"/>
+    <w:lsdException w:name="Colorful Grid Accent 5" w:semiHidden="0" w:uiPriority="73" w:unhideWhenUsed="0"/>
+    <w:lsdException w:name="Light Shading Accent 6" w:semiHidden="0" w:uiPriority="60" w:unhideWhenUsed="0"/>
+    <w:lsdException w:name="Light List Accent 6" w:semiHidden="0" w:uiPriority="61" w:unhideWhenUsed="0"/>
+    <w:lsdException w:name="Light Grid Accent 6" w:semiHidden="0" w:uiPriority="62" w:unhideWhenUsed="0"/>
+    <w:lsdException w:name="Medium Shading 1 Accent 6" w:semiHidden="0" w:uiPriority="63" w:unhideWhenUsed="0"/>
+    <w:lsdException w:name="Medium Shading 2 Accent 6" w:semiHidden="0" w:uiPriority="64" w:unhideWhenUsed="0"/>
+    <w:lsdException w:name="Medium List 1 Accent 6" w:semiHidden="0" w:uiPriority="65" w:unhideWhenUsed="0"/>
+    <w:lsdException w:name="Medium List 2 Accent 6" w:semiHidden="0" w:uiPriority="66" w:unhideWhenUsed="0"/>
+    <w:lsdException w:name="Medium Grid 1 Accent 6" w:semiHidden="0" w:uiPriority="67" w:unhideWhenUsed="0"/>
+    <w:lsdException w:name="Medium Grid 2 Accent 6" w:semiHidden="0" w:uiPriority="68" w:unhideWhenUsed="0"/>
+    <w:lsdException w:name="Medium Grid 3 Accent 6" w:semiHidden="0" w:uiPriority="69" w:unhideWhenUsed="0"/>
+    <w:lsdException w:name="Dark List Accent 6" w:semiHidden="0" w:uiPriority="70" w:unhideWhenUsed="0"/>
+    <w:lsdException w:name="Colorful Shading Accent 6" w:semiHidden="0" w:uiPriority="71" w:unhideWhenUsed="0"/>
+    <w:lsdException w:name="Colorful List Accent 6" w:semiHidden="0" w:uiPriority="72" w:unhideWhenUsed="0"/>
+    <w:lsdException w:name="Colorful Grid Accent 6" w:semiHidden="0" w:uiPriority="73" w:unhideWhenUsed="0"/>
   </w:latentStyles>
-  <w:style w:type="paragraph" w:default="1" w:styleId="1">
+  <w:style w:type="paragraph" w:default="1" w:styleId="Normal">
     <w:name w:val="Normal"/>
     <w:qFormat/>
-    <w:uiPriority w:val="0"/>
     <w:pPr>
       <w:kinsoku w:val="0"/>
       <w:autoSpaceDE w:val="0"/>
@@ -6923,7 +6824,7 @@
       <w:textAlignment w:val="baseline"/>
     </w:pPr>
     <w:rPr>
-      <w:rFonts w:ascii="Arial" w:hAnsi="Arial" w:eastAsia="宋体" w:cs="Arial"/>
+      <w:rFonts w:ascii="Arial" w:eastAsia="宋体" w:hAnsi="Arial" w:cs="Arial"/>
       <w:snapToGrid w:val="0"/>
       <w:color w:val="000000"/>
       <w:kern w:val="0"/>
@@ -6932,12 +6833,11 @@
       <w:lang w:val="en-US" w:eastAsia="en-US" w:bidi="ar-SA"/>
     </w:rPr>
   </w:style>
-  <w:style w:type="paragraph" w:styleId="2">
+  <w:style w:type="paragraph" w:styleId="Heading1">
     <w:name w:val="heading 1"/>
-    <w:basedOn w:val="1"/>
-    <w:next w:val="1"/>
+    <w:basedOn w:val="Normal"/>
+    <w:next w:val="Normal"/>
     <w:qFormat/>
-    <w:uiPriority w:val="0"/>
     <w:pPr>
       <w:keepNext/>
       <w:keepLines/>
@@ -6955,13 +6855,12 @@
       <w:sz w:val="44"/>
     </w:rPr>
   </w:style>
-  <w:style w:type="paragraph" w:styleId="3">
+  <w:style w:type="paragraph" w:styleId="Heading2">
     <w:name w:val="heading 2"/>
-    <w:basedOn w:val="1"/>
-    <w:next w:val="1"/>
+    <w:basedOn w:val="Normal"/>
+    <w:next w:val="Normal"/>
     <w:unhideWhenUsed/>
     <w:qFormat/>
-    <w:uiPriority w:val="0"/>
     <w:pPr>
       <w:keepNext/>
       <w:keepLines/>
@@ -6974,19 +6873,18 @@
       <w:outlineLvl w:val="1"/>
     </w:pPr>
     <w:rPr>
-      <w:rFonts w:ascii="Arial" w:hAnsi="Arial" w:eastAsia="黑体"/>
+      <w:rFonts w:ascii="Arial" w:eastAsia="黑体" w:hAnsi="Arial"/>
       <w:b/>
       <w:sz w:val="32"/>
     </w:rPr>
   </w:style>
-  <w:style w:type="paragraph" w:styleId="4">
+  <w:style w:type="paragraph" w:styleId="Heading3">
     <w:name w:val="heading 3"/>
-    <w:basedOn w:val="1"/>
-    <w:next w:val="1"/>
+    <w:basedOn w:val="Normal"/>
+    <w:next w:val="Normal"/>
     <w:semiHidden/>
     <w:unhideWhenUsed/>
     <w:qFormat/>
-    <w:uiPriority w:val="0"/>
     <w:pPr>
       <w:keepNext/>
       <w:keepLines/>
@@ -7003,13 +6901,12 @@
       <w:sz w:val="32"/>
     </w:rPr>
   </w:style>
-  <w:style w:type="paragraph" w:styleId="5">
+  <w:style w:type="paragraph" w:styleId="Heading4">
     <w:name w:val="heading 4"/>
-    <w:basedOn w:val="1"/>
-    <w:next w:val="1"/>
+    <w:basedOn w:val="Normal"/>
+    <w:next w:val="Normal"/>
     <w:unhideWhenUsed/>
     <w:qFormat/>
-    <w:uiPriority w:val="0"/>
     <w:pPr>
       <w:keepNext/>
       <w:keepLines/>
@@ -7022,19 +6919,18 @@
       <w:outlineLvl w:val="3"/>
     </w:pPr>
     <w:rPr>
-      <w:rFonts w:ascii="Arial" w:hAnsi="Arial" w:eastAsia="黑体"/>
+      <w:rFonts w:ascii="Arial" w:eastAsia="黑体" w:hAnsi="Arial"/>
       <w:b/>
       <w:sz w:val="28"/>
     </w:rPr>
   </w:style>
-  <w:style w:type="paragraph" w:styleId="6">
+  <w:style w:type="paragraph" w:styleId="Heading5">
     <w:name w:val="heading 5"/>
-    <w:basedOn w:val="1"/>
-    <w:next w:val="1"/>
+    <w:basedOn w:val="Normal"/>
+    <w:next w:val="Normal"/>
     <w:semiHidden/>
     <w:unhideWhenUsed/>
     <w:qFormat/>
-    <w:uiPriority w:val="0"/>
     <w:pPr>
       <w:keepNext/>
       <w:keepLines/>
@@ -7051,14 +6947,13 @@
       <w:sz w:val="28"/>
     </w:rPr>
   </w:style>
-  <w:style w:type="paragraph" w:styleId="7">
+  <w:style w:type="paragraph" w:styleId="Heading6">
     <w:name w:val="heading 6"/>
-    <w:basedOn w:val="1"/>
-    <w:next w:val="1"/>
+    <w:basedOn w:val="Normal"/>
+    <w:next w:val="Normal"/>
     <w:semiHidden/>
     <w:unhideWhenUsed/>
     <w:qFormat/>
-    <w:uiPriority w:val="0"/>
     <w:pPr>
       <w:keepNext/>
       <w:keepLines/>
@@ -7071,19 +6966,18 @@
       <w:outlineLvl w:val="5"/>
     </w:pPr>
     <w:rPr>
-      <w:rFonts w:ascii="Arial" w:hAnsi="Arial" w:eastAsia="黑体"/>
+      <w:rFonts w:ascii="Arial" w:eastAsia="黑体" w:hAnsi="Arial"/>
       <w:b/>
       <w:sz w:val="24"/>
     </w:rPr>
   </w:style>
-  <w:style w:type="paragraph" w:styleId="8">
+  <w:style w:type="paragraph" w:styleId="Heading7">
     <w:name w:val="heading 7"/>
-    <w:basedOn w:val="1"/>
-    <w:next w:val="1"/>
+    <w:basedOn w:val="Normal"/>
+    <w:next w:val="Normal"/>
     <w:semiHidden/>
     <w:unhideWhenUsed/>
     <w:qFormat/>
-    <w:uiPriority w:val="0"/>
     <w:pPr>
       <w:keepNext/>
       <w:keepLines/>
@@ -7100,14 +6994,13 @@
       <w:sz w:val="24"/>
     </w:rPr>
   </w:style>
-  <w:style w:type="paragraph" w:styleId="9">
+  <w:style w:type="paragraph" w:styleId="Heading8">
     <w:name w:val="heading 8"/>
-    <w:basedOn w:val="1"/>
-    <w:next w:val="1"/>
+    <w:basedOn w:val="Normal"/>
+    <w:next w:val="Normal"/>
     <w:semiHidden/>
     <w:unhideWhenUsed/>
     <w:qFormat/>
-    <w:uiPriority w:val="0"/>
     <w:pPr>
       <w:keepNext/>
       <w:keepLines/>
@@ -7120,18 +7013,17 @@
       <w:outlineLvl w:val="7"/>
     </w:pPr>
     <w:rPr>
-      <w:rFonts w:ascii="Arial" w:hAnsi="Arial" w:eastAsia="黑体"/>
+      <w:rFonts w:ascii="Arial" w:eastAsia="黑体" w:hAnsi="Arial"/>
       <w:sz w:val="24"/>
     </w:rPr>
   </w:style>
-  <w:style w:type="paragraph" w:styleId="10">
+  <w:style w:type="paragraph" w:styleId="Heading9">
     <w:name w:val="heading 9"/>
-    <w:basedOn w:val="1"/>
-    <w:next w:val="1"/>
+    <w:basedOn w:val="Normal"/>
+    <w:next w:val="Normal"/>
     <w:semiHidden/>
     <w:unhideWhenUsed/>
     <w:qFormat/>
-    <w:uiPriority w:val="0"/>
     <w:pPr>
       <w:keepNext/>
       <w:keepLines/>
@@ -7144,21 +7036,19 @@
       <w:outlineLvl w:val="8"/>
     </w:pPr>
     <w:rPr>
-      <w:rFonts w:ascii="Arial" w:hAnsi="Arial" w:eastAsia="黑体"/>
+      <w:rFonts w:ascii="Arial" w:eastAsia="黑体" w:hAnsi="Arial"/>
       <w:sz w:val="21"/>
     </w:rPr>
   </w:style>
-  <w:style w:type="character" w:default="1" w:styleId="22">
+  <w:style w:type="character" w:default="1" w:styleId="DefaultParagraphFont">
     <w:name w:val="Default Paragraph Font"/>
     <w:semiHidden/>
     <w:qFormat/>
-    <w:uiPriority w:val="0"/>
   </w:style>
-  <w:style w:type="table" w:default="1" w:styleId="20">
+  <w:style w:type="table" w:default="1" w:styleId="TableNormal">
     <w:name w:val="Normal Table"/>
     <w:semiHidden/>
     <w:qFormat/>
-    <w:uiPriority w:val="0"/>
     <w:tblPr>
       <w:tblCellMar>
         <w:top w:w="0" w:type="dxa"/>
@@ -7168,43 +7058,39 @@
       </w:tblCellMar>
     </w:tblPr>
   </w:style>
-  <w:style w:type="paragraph" w:styleId="11">
+  <w:style w:type="paragraph" w:styleId="CommentText">
     <w:name w:val="annotation text"/>
-    <w:basedOn w:val="1"/>
+    <w:basedOn w:val="Normal"/>
     <w:qFormat/>
-    <w:uiPriority w:val="0"/>
     <w:pPr>
       <w:jc w:val="left"/>
     </w:pPr>
   </w:style>
-  <w:style w:type="paragraph" w:styleId="12">
+  <w:style w:type="paragraph" w:styleId="BodyText">
     <w:name w:val="Body Text"/>
-    <w:basedOn w:val="1"/>
+    <w:basedOn w:val="Normal"/>
     <w:semiHidden/>
     <w:qFormat/>
-    <w:uiPriority w:val="0"/>
     <w:rPr>
-      <w:rFonts w:ascii="Arial" w:hAnsi="Arial" w:eastAsia="Arial" w:cs="Arial"/>
+      <w:rFonts w:ascii="Arial" w:eastAsia="Arial" w:hAnsi="Arial" w:cs="Arial"/>
       <w:sz w:val="21"/>
       <w:szCs w:val="21"/>
       <w:lang w:val="en-US" w:eastAsia="en-US" w:bidi="ar-SA"/>
     </w:rPr>
   </w:style>
-  <w:style w:type="paragraph" w:styleId="13">
+  <w:style w:type="paragraph" w:styleId="TOC3">
     <w:name w:val="toc 3"/>
-    <w:basedOn w:val="1"/>
-    <w:next w:val="1"/>
+    <w:basedOn w:val="Normal"/>
+    <w:next w:val="Normal"/>
     <w:qFormat/>
-    <w:uiPriority w:val="0"/>
     <w:pPr>
       <w:ind w:left="840" w:leftChars="400"/>
     </w:pPr>
   </w:style>
-  <w:style w:type="paragraph" w:styleId="14">
+  <w:style w:type="paragraph" w:styleId="Footer">
     <w:name w:val="footer"/>
-    <w:basedOn w:val="1"/>
+    <w:basedOn w:val="Normal"/>
     <w:qFormat/>
-    <w:uiPriority w:val="0"/>
     <w:pPr>
       <w:tabs>
         <w:tab w:val="center" w:pos="4153"/>
@@ -7217,17 +7103,16 @@
       <w:sz w:val="18"/>
     </w:rPr>
   </w:style>
-  <w:style w:type="paragraph" w:styleId="15">
+  <w:style w:type="paragraph" w:styleId="Header">
     <w:name w:val="header"/>
-    <w:basedOn w:val="1"/>
+    <w:basedOn w:val="Normal"/>
     <w:qFormat/>
-    <w:uiPriority w:val="0"/>
     <w:pPr>
       <w:pBdr>
-        <w:top w:val="none" w:color="auto" w:sz="0" w:space="0"/>
-        <w:left w:val="none" w:color="auto" w:sz="0" w:space="0"/>
-        <w:bottom w:val="none" w:color="auto" w:sz="0" w:space="0"/>
-        <w:right w:val="none" w:color="auto" w:sz="0" w:space="0"/>
+        <w:top w:val="nil"/>
+        <w:left w:val="nil"/>
+        <w:bottom w:val="nil"/>
+        <w:right w:val="nil"/>
       </w:pBdr>
       <w:tabs>
         <w:tab w:val="center" w:pos="4153"/>
@@ -7242,41 +7127,37 @@
       <w:sz w:val="18"/>
     </w:rPr>
   </w:style>
-  <w:style w:type="paragraph" w:styleId="16">
+  <w:style w:type="paragraph" w:styleId="TOC1">
     <w:name w:val="toc 1"/>
-    <w:basedOn w:val="1"/>
-    <w:next w:val="1"/>
+    <w:basedOn w:val="Normal"/>
+    <w:next w:val="Normal"/>
     <w:qFormat/>
-    <w:uiPriority w:val="0"/>
     <w:rPr>
-      <w:rFonts w:ascii="Arial" w:hAnsi="Arial" w:eastAsia="Microsoft JhengHei"/>
+      <w:rFonts w:ascii="Arial" w:eastAsia="Microsoft JhengHei" w:hAnsi="Arial"/>
       <w:sz w:val="24"/>
     </w:rPr>
   </w:style>
-  <w:style w:type="paragraph" w:styleId="17">
+  <w:style w:type="paragraph" w:styleId="TOC2">
     <w:name w:val="toc 2"/>
-    <w:basedOn w:val="1"/>
-    <w:next w:val="1"/>
+    <w:basedOn w:val="Normal"/>
+    <w:next w:val="Normal"/>
     <w:qFormat/>
-    <w:uiPriority w:val="0"/>
     <w:pPr>
       <w:ind w:left="420" w:leftChars="200"/>
     </w:pPr>
   </w:style>
-  <w:style w:type="paragraph" w:styleId="18">
+  <w:style w:type="paragraph" w:styleId="NormalWeb">
     <w:name w:val="Normal (Web)"/>
-    <w:basedOn w:val="1"/>
+    <w:basedOn w:val="Normal"/>
     <w:qFormat/>
-    <w:uiPriority w:val="0"/>
     <w:rPr>
       <w:sz w:val="24"/>
     </w:rPr>
   </w:style>
-  <w:style w:type="paragraph" w:styleId="19">
+  <w:style w:type="paragraph" w:styleId="Title">
     <w:name w:val="Title"/>
-    <w:basedOn w:val="1"/>
+    <w:basedOn w:val="Normal"/>
     <w:qFormat/>
-    <w:uiPriority w:val="0"/>
     <w:pPr>
       <w:spacing w:before="240" w:beforeLines="0" w:beforeAutospacing="0" w:after="60" w:afterLines="0" w:afterAutospacing="0"/>
       <w:jc w:val="center"/>
@@ -7288,73 +7169,68 @@
       <w:sz w:val="32"/>
     </w:rPr>
   </w:style>
-  <w:style w:type="table" w:styleId="21">
+  <w:style w:type="table" w:styleId="TableGrid">
     <w:name w:val="Table Grid"/>
-    <w:basedOn w:val="20"/>
+    <w:basedOn w:val="TableNormal"/>
     <w:qFormat/>
-    <w:uiPriority w:val="0"/>
     <w:pPr>
       <w:widowControl w:val="0"/>
       <w:jc w:val="both"/>
     </w:pPr>
     <w:tblPr>
       <w:tblBorders>
-        <w:top w:val="single" w:color="auto" w:sz="4" w:space="0"/>
-        <w:left w:val="single" w:color="auto" w:sz="4" w:space="0"/>
-        <w:bottom w:val="single" w:color="auto" w:sz="4" w:space="0"/>
-        <w:right w:val="single" w:color="auto" w:sz="4" w:space="0"/>
-        <w:insideH w:val="single" w:color="auto" w:sz="4" w:space="0"/>
-        <w:insideV w:val="single" w:color="auto" w:sz="4" w:space="0"/>
+        <w:top w:val="single" w:sz="4" w:space="0" w:color="auto"/>
+        <w:left w:val="single" w:sz="4" w:space="0" w:color="auto"/>
+        <w:bottom w:val="single" w:sz="4" w:space="0" w:color="auto"/>
+        <w:right w:val="single" w:sz="4" w:space="0" w:color="auto"/>
+        <w:insideH w:val="single" w:sz="4" w:space="0" w:color="auto"/>
+        <w:insideV w:val="single" w:sz="4" w:space="0" w:color="auto"/>
       </w:tblBorders>
     </w:tblPr>
   </w:style>
-  <w:style w:type="character" w:styleId="23">
+  <w:style w:type="character" w:styleId="Strong">
     <w:name w:val="Strong"/>
-    <w:basedOn w:val="22"/>
+    <w:basedOn w:val="DefaultParagraphFont"/>
     <w:qFormat/>
-    <w:uiPriority w:val="0"/>
     <w:rPr>
       <w:b/>
     </w:rPr>
   </w:style>
-  <w:style w:type="paragraph" w:customStyle="1" w:styleId="24">
+  <w:style w:type="paragraph" w:customStyle="1" w:styleId="a">
     <w:name w:val="柴_公司名"/>
-    <w:basedOn w:val="19"/>
+    <w:basedOn w:val="Title"/>
     <w:qFormat/>
-    <w:uiPriority w:val="0"/>
     <w:pPr>
       <w:spacing w:after="600" w:afterLines="600"/>
     </w:pPr>
     <w:rPr>
-      <w:rFonts w:hint="eastAsia" w:ascii="宋体" w:hAnsi="宋体" w:eastAsia="宋体" w:cs="宋体"/>
+      <w:rFonts w:ascii="宋体" w:eastAsia="宋体" w:hAnsi="宋体" w:cs="宋体" w:hint="eastAsia"/>
       <w:bCs/>
       <w:spacing w:val="-6"/>
       <w:sz w:val="52"/>
       <w:szCs w:val="52"/>
     </w:rPr>
   </w:style>
-  <w:style w:type="paragraph" w:customStyle="1" w:styleId="25">
+  <w:style w:type="paragraph" w:customStyle="1" w:styleId="a0">
     <w:name w:val="柴_文档名"/>
-    <w:basedOn w:val="19"/>
+    <w:basedOn w:val="Title"/>
     <w:qFormat/>
-    <w:uiPriority w:val="0"/>
     <w:pPr>
       <w:spacing w:after="900" w:afterLines="900"/>
     </w:pPr>
     <w:rPr>
-      <w:rFonts w:ascii="黑体" w:hAnsi="黑体" w:eastAsia="黑体" w:cs="黑体"/>
+      <w:rFonts w:ascii="黑体" w:eastAsia="黑体" w:hAnsi="黑体" w:cs="黑体"/>
       <w:bCs/>
       <w:spacing w:val="-7"/>
       <w:sz w:val="52"/>
       <w:szCs w:val="52"/>
     </w:rPr>
   </w:style>
-  <w:style w:type="table" w:customStyle="1" w:styleId="26">
+  <w:style w:type="table" w:customStyle="1" w:styleId="TableNormal0">
     <w:name w:val="Table Normal_0"/>
     <w:semiHidden/>
     <w:unhideWhenUsed/>
     <w:qFormat/>
-    <w:uiPriority w:val="0"/>
     <w:tblPr>
       <w:tblCellMar>
         <w:top w:w="0" w:type="dxa"/>
@@ -7364,87 +7240,81 @@
       </w:tblCellMar>
     </w:tblPr>
   </w:style>
-  <w:style w:type="paragraph" w:customStyle="1" w:styleId="27">
+  <w:style w:type="paragraph" w:customStyle="1" w:styleId="TableText">
     <w:name w:val="Table Text"/>
-    <w:basedOn w:val="1"/>
+    <w:basedOn w:val="Normal"/>
     <w:semiHidden/>
     <w:qFormat/>
-    <w:uiPriority w:val="0"/>
     <w:rPr>
-      <w:rFonts w:ascii="宋体" w:hAnsi="宋体" w:eastAsia="宋体" w:cs="宋体"/>
+      <w:rFonts w:ascii="宋体" w:eastAsia="宋体" w:hAnsi="宋体" w:cs="宋体"/>
       <w:sz w:val="21"/>
       <w:szCs w:val="21"/>
       <w:lang w:val="en-US" w:eastAsia="en-US" w:bidi="ar-SA"/>
     </w:rPr>
   </w:style>
-  <w:style w:type="paragraph" w:customStyle="1" w:styleId="28">
+  <w:style w:type="paragraph" w:customStyle="1" w:styleId="1">
     <w:name w:val="柴_标题1"/>
-    <w:basedOn w:val="2"/>
-    <w:next w:val="29"/>
-    <w:link w:val="38"/>
+    <w:basedOn w:val="Heading1"/>
+    <w:next w:val="a1"/>
+    <w:link w:val="1Char"/>
     <w:qFormat/>
-    <w:uiPriority w:val="0"/>
     <w:pPr>
       <w:spacing w:before="100" w:after="90" w:line="360" w:lineRule="auto"/>
     </w:pPr>
     <w:rPr>
-      <w:rFonts w:ascii="Arial" w:hAnsi="Arial" w:eastAsia="宋体"/>
+      <w:rFonts w:ascii="Arial" w:eastAsia="宋体" w:hAnsi="Arial"/>
       <w:sz w:val="32"/>
     </w:rPr>
   </w:style>
-  <w:style w:type="paragraph" w:customStyle="1" w:styleId="29">
+  <w:style w:type="paragraph" w:customStyle="1" w:styleId="a1">
     <w:name w:val="柴_正文"/>
-    <w:basedOn w:val="12"/>
-    <w:link w:val="42"/>
+    <w:basedOn w:val="BodyText"/>
+    <w:link w:val="Char"/>
     <w:qFormat/>
-    <w:uiPriority w:val="0"/>
     <w:pPr>
       <w:spacing w:line="360" w:lineRule="auto"/>
       <w:ind w:firstLine="470" w:firstLineChars="200"/>
     </w:pPr>
     <w:rPr>
-      <w:rFonts w:ascii="Arial" w:hAnsi="Arial" w:eastAsia="宋体"/>
+      <w:rFonts w:ascii="Arial" w:eastAsia="宋体" w:hAnsi="Arial"/>
       <w:sz w:val="24"/>
       <w:lang w:eastAsia="zh-CN"/>
     </w:rPr>
   </w:style>
-  <w:style w:type="paragraph" w:customStyle="1" w:styleId="30">
+  <w:style w:type="paragraph" w:customStyle="1" w:styleId="2">
     <w:name w:val="柴_标题2"/>
-    <w:basedOn w:val="3"/>
-    <w:next w:val="29"/>
+    <w:basedOn w:val="Heading2"/>
+    <w:next w:val="a1"/>
     <w:qFormat/>
-    <w:uiPriority w:val="0"/>
     <w:pPr>
       <w:spacing w:line="360" w:lineRule="auto"/>
     </w:pPr>
     <w:rPr>
-      <w:rFonts w:ascii="Arial" w:hAnsi="Arial" w:eastAsia="宋体"/>
+      <w:rFonts w:ascii="Arial" w:eastAsia="宋体" w:hAnsi="Arial"/>
       <w:sz w:val="28"/>
     </w:rPr>
   </w:style>
-  <w:style w:type="paragraph" w:customStyle="1" w:styleId="31">
+  <w:style w:type="paragraph" w:customStyle="1" w:styleId="3">
     <w:name w:val="柴_标题3"/>
-    <w:basedOn w:val="4"/>
-    <w:next w:val="29"/>
+    <w:basedOn w:val="Heading3"/>
+    <w:next w:val="a1"/>
     <w:qFormat/>
-    <w:uiPriority w:val="0"/>
     <w:pPr>
       <w:spacing w:line="360" w:lineRule="auto"/>
       <w:ind w:left="0" w:firstLine="472" w:firstLineChars="200"/>
     </w:pPr>
     <w:rPr>
-      <w:rFonts w:ascii="宋体" w:hAnsi="宋体" w:eastAsia="宋体" w:cs="宋体"/>
+      <w:rFonts w:ascii="宋体" w:eastAsia="宋体" w:hAnsi="宋体" w:cs="宋体"/>
       <w:spacing w:val="-2"/>
       <w:sz w:val="24"/>
       <w:szCs w:val="24"/>
     </w:rPr>
   </w:style>
-  <w:style w:type="paragraph" w:customStyle="1" w:styleId="32">
+  <w:style w:type="paragraph" w:customStyle="1" w:styleId="a2">
     <w:name w:val="柴_目录"/>
-    <w:basedOn w:val="1"/>
-    <w:next w:val="12"/>
+    <w:basedOn w:val="Normal"/>
+    <w:next w:val="BodyText"/>
     <w:qFormat/>
-    <w:uiPriority w:val="0"/>
     <w:pPr>
       <w:tabs>
         <w:tab w:val="right" w:leader="dot" w:pos="8442"/>
@@ -7452,64 +7322,59 @@
       <w:ind w:left="0" w:leftChars="0"/>
     </w:pPr>
     <w:rPr>
-      <w:rFonts w:ascii="Arial" w:hAnsi="Arial" w:eastAsia="Microsoft JhengHei"/>
+      <w:rFonts w:ascii="Arial" w:eastAsia="Microsoft JhengHei" w:hAnsi="Arial"/>
       <w:sz w:val="24"/>
     </w:rPr>
   </w:style>
-  <w:style w:type="paragraph" w:customStyle="1" w:styleId="33">
+  <w:style w:type="paragraph" w:customStyle="1" w:styleId="WPSOffice1">
     <w:name w:val="WPSOffice手动目录 1"/>
     <w:qFormat/>
-    <w:uiPriority w:val="0"/>
     <w:pPr>
       <w:ind w:leftChars="0"/>
     </w:pPr>
     <w:rPr>
-      <w:rFonts w:ascii="Times New Roman" w:hAnsi="Times New Roman" w:eastAsia="宋体" w:cs="Times New Roman"/>
+      <w:rFonts w:ascii="Times New Roman" w:eastAsia="宋体" w:hAnsi="Times New Roman" w:cs="Times New Roman"/>
       <w:sz w:val="20"/>
       <w:szCs w:val="20"/>
     </w:rPr>
   </w:style>
-  <w:style w:type="paragraph" w:customStyle="1" w:styleId="34">
+  <w:style w:type="paragraph" w:customStyle="1" w:styleId="WPSOffice2">
     <w:name w:val="WPSOffice手动目录 2"/>
     <w:qFormat/>
-    <w:uiPriority w:val="0"/>
     <w:pPr>
       <w:ind w:leftChars="200"/>
     </w:pPr>
     <w:rPr>
-      <w:rFonts w:ascii="Times New Roman" w:hAnsi="Times New Roman" w:eastAsia="宋体" w:cs="Times New Roman"/>
+      <w:rFonts w:ascii="Times New Roman" w:eastAsia="宋体" w:hAnsi="Times New Roman" w:cs="Times New Roman"/>
       <w:sz w:val="20"/>
       <w:szCs w:val="20"/>
     </w:rPr>
   </w:style>
-  <w:style w:type="paragraph" w:customStyle="1" w:styleId="35">
+  <w:style w:type="paragraph" w:customStyle="1" w:styleId="WPSOffice3">
     <w:name w:val="WPSOffice手动目录 3"/>
     <w:qFormat/>
-    <w:uiPriority w:val="0"/>
     <w:pPr>
       <w:ind w:leftChars="400"/>
     </w:pPr>
     <w:rPr>
-      <w:rFonts w:ascii="Times New Roman" w:hAnsi="Times New Roman" w:eastAsia="宋体" w:cs="Times New Roman"/>
+      <w:rFonts w:ascii="Times New Roman" w:eastAsia="宋体" w:hAnsi="Times New Roman" w:cs="Times New Roman"/>
       <w:sz w:val="20"/>
       <w:szCs w:val="20"/>
     </w:rPr>
   </w:style>
-  <w:style w:type="paragraph" w:customStyle="1" w:styleId="36">
+  <w:style w:type="paragraph" w:customStyle="1" w:styleId="Compact">
     <w:name w:val="Compact"/>
-    <w:basedOn w:val="12"/>
+    <w:basedOn w:val="BodyText"/>
     <w:qFormat/>
-    <w:uiPriority w:val="0"/>
     <w:pPr>
       <w:spacing w:before="36" w:after="36"/>
     </w:pPr>
   </w:style>
-  <w:style w:type="table" w:customStyle="1" w:styleId="37">
+  <w:style w:type="table" w:customStyle="1" w:styleId="Table">
     <w:name w:val="Table"/>
     <w:semiHidden/>
     <w:unhideWhenUsed/>
     <w:qFormat/>
-    <w:uiPriority w:val="0"/>
     <w:tblPr>
       <w:tblCellMar>
         <w:top w:w="0" w:type="dxa"/>
@@ -7521,28 +7386,26 @@
     <w:tblStylePr w:type="firstRow">
       <w:tcPr>
         <w:tcBorders>
-          <w:bottom w:val="single" w:color="auto" w:sz="0" w:space="0"/>
+          <w:bottom w:val="single" w:sz="0" w:space="0" w:color="auto"/>
         </w:tcBorders>
         <w:vAlign w:val="bottom"/>
       </w:tcPr>
     </w:tblStylePr>
   </w:style>
-  <w:style w:type="character" w:customStyle="1" w:styleId="38">
+  <w:style w:type="character" w:customStyle="1" w:styleId="1Char">
     <w:name w:val="柴_标题1 Char"/>
-    <w:link w:val="28"/>
+    <w:link w:val="1"/>
     <w:qFormat/>
-    <w:uiPriority w:val="0"/>
     <w:rPr>
-      <w:rFonts w:ascii="Arial" w:hAnsi="Arial" w:eastAsia="宋体"/>
+      <w:rFonts w:ascii="Arial" w:eastAsia="宋体" w:hAnsi="Arial"/>
       <w:sz w:val="32"/>
     </w:rPr>
   </w:style>
-  <w:style w:type="table" w:customStyle="1" w:styleId="39">
+  <w:style w:type="table" w:customStyle="1" w:styleId="TableNormal1">
     <w:name w:val="Table Normal_1"/>
     <w:semiHidden/>
     <w:unhideWhenUsed/>
     <w:qFormat/>
-    <w:uiPriority w:val="0"/>
     <w:tblPr>
       <w:tblCellMar>
         <w:top w:w="0" w:type="dxa"/>
@@ -7552,11 +7415,10 @@
       </w:tblCellMar>
     </w:tblPr>
   </w:style>
-  <w:style w:type="paragraph" w:customStyle="1" w:styleId="40">
+  <w:style w:type="paragraph" w:customStyle="1" w:styleId="a3">
     <w:name w:val="柴_正文_无缩进"/>
-    <w:basedOn w:val="1"/>
+    <w:basedOn w:val="Normal"/>
     <w:qFormat/>
-    <w:uiPriority w:val="0"/>
     <w:pPr>
       <w:ind w:firstLine="0" w:firstLineChars="0"/>
     </w:pPr>
@@ -7566,31 +7428,29 @@
       <w:lang w:eastAsia="zh-CN"/>
     </w:rPr>
   </w:style>
-  <w:style w:type="paragraph" w:customStyle="1" w:styleId="41">
+  <w:style w:type="paragraph" w:customStyle="1" w:styleId="4">
     <w:name w:val="柴_标题4"/>
-    <w:basedOn w:val="5"/>
-    <w:next w:val="1"/>
+    <w:basedOn w:val="Heading4"/>
+    <w:next w:val="Normal"/>
     <w:qFormat/>
-    <w:uiPriority w:val="0"/>
     <w:pPr>
       <w:widowControl w:val="0"/>
       <w:spacing w:before="160" w:line="360" w:lineRule="auto"/>
-      <w:ind w:left="981" w:leftChars="300" w:hanging="862"/>
+      <w:ind w:left="981" w:hanging="862" w:leftChars="300"/>
     </w:pPr>
     <w:rPr>
-      <w:rFonts w:hint="eastAsia" w:ascii="Calibri" w:hAnsi="Calibri" w:eastAsia="宋体" w:cs="宋体"/>
+      <w:rFonts w:ascii="Calibri" w:eastAsia="宋体" w:hAnsi="Calibri" w:cs="宋体" w:hint="eastAsia"/>
       <w:sz w:val="24"/>
       <w:szCs w:val="24"/>
       <w:lang w:eastAsia="zh-CN" w:bidi="zh-CN"/>
     </w:rPr>
   </w:style>
-  <w:style w:type="character" w:customStyle="1" w:styleId="42">
+  <w:style w:type="character" w:customStyle="1" w:styleId="Char">
     <w:name w:val="柴_正文 Char"/>
-    <w:link w:val="29"/>
+    <w:link w:val="a1"/>
     <w:qFormat/>
-    <w:uiPriority w:val="0"/>
     <w:rPr>
-      <w:rFonts w:ascii="Arial" w:hAnsi="Arial" w:eastAsia="宋体"/>
+      <w:rFonts w:ascii="Arial" w:eastAsia="宋体" w:hAnsi="Arial"/>
       <w:sz w:val="24"/>
       <w:lang w:eastAsia="zh-CN"/>
     </w:rPr>
